--- a/deliver/01_SQL.docx
+++ b/deliver/01_SQL.docx
@@ -24,7 +24,7 @@
           <w:sz w:val="18"/>
           <w:szCs w:val="18"/>
         </w:rPr>
-        <w:t xml:space="preserve">대체투자 약정·집행·분배·순증 현황 탭의 원재료 쿼리 4개와 노트북 확인 코드입니다. 2026-09-23 기준.</w:t>
+        <w:t xml:space="preserve">대체투자 약정·집행·분배·순증 현황 탭의 원재료 쿼리 4개와 노트북 확인 코드입니다. 2026-09-23 수정본 (missing keyword 대응).</w:t>
       </w:r>
     </w:p>
     <w:p>
@@ -37,7 +37,7 @@
           <w:sz w:val="20"/>
           <w:szCs w:val="20"/>
         </w:rPr>
-        <w:t xml:space="preserve">Oracle 규칙: 세미콜론 없음, 테이블 별명에 AS 없음, 열 이름은 대문자로 돌아옴. 파일을 그대로 sql/ 폴더에 넣습니다.</w:t>
+        <w:t xml:space="preserve">Oracle 규칙: 세미콜론 없음, 테이블 별명에 AS 없음, ANSI JOIN 대신 (+) 외부조인, 주석은 맨 위 /* */ 한 곳. 파일을 그대로 sql/ 폴더에 넣습니다.</w:t>
       </w:r>
     </w:p>
     <w:p>
@@ -63,7 +63,7 @@
           <w:sz w:val="20"/>
           <w:szCs w:val="20"/>
         </w:rPr>
-        <w:t xml:space="preserve">펀드 마스터. FEIAI0488NTA(펀드코드·빈티지·통화) + MAAMC0101DTM(AVTV_PGM_CD → 자산군) + FEIAI0432NTA(DEAL_NM 펀드명)</w:t>
+        <w:t xml:space="preserve">펀드 마스터. FEIAI0488NTA(펀드코드·펀드명·빈티지·통화) + MAAMC0101DTM(AVTV_PGM_CD → 자산군). Oracle (+) 외부조인</w:t>
       </w:r>
     </w:p>
     <w:p>
@@ -78,187 +78,155 @@
       <w:r>
         <w:rPr>
           <w:rFonts w:ascii="Consolas" w:cs="Consolas" w:eastAsia="Malgun Gothic" w:hAnsi="Consolas"/>
-          <w:color w:val="6B7280"/>
-          <w:sz w:val="17"/>
-          <w:szCs w:val="17"/>
-        </w:rPr>
-        <w:t xml:space="preserve">-- 펀드 마스터. ALT_Manage 탭이 사용</w:t>
-      </w:r>
-    </w:p>
-    <w:p>
-      <w:pPr>
-        <w:shd w:fill="F3F5F8" w:color="auto" w:val="clear"/>
-        <w:spacing w:after="0" w:before="0" w:line="240"/>
-        <w:ind w:left="120" w:right="120"/>
-      </w:pPr>
-      <w:r>
-        <w:rPr>
-          <w:rFonts w:ascii="Consolas" w:cs="Consolas" w:eastAsia="Malgun Gothic" w:hAnsi="Consolas"/>
-          <w:color w:val="6B7280"/>
-          <w:sz w:val="17"/>
-          <w:szCs w:val="17"/>
-        </w:rPr>
-        <w:t xml:space="preserve">-- 돌려주는 열(대문자): FUND_CD, FUND_NM, ASSET_CLS, PGM_CD, CCY, VINTAGE_YR</w:t>
-      </w:r>
-    </w:p>
-    <w:p>
-      <w:pPr>
-        <w:shd w:fill="F3F5F8" w:color="auto" w:val="clear"/>
-        <w:spacing w:after="0" w:before="0" w:line="240"/>
-        <w:ind w:left="120" w:right="120"/>
-      </w:pPr>
-      <w:r>
-        <w:rPr>
-          <w:rFonts w:ascii="Consolas" w:cs="Consolas" w:eastAsia="Malgun Gothic" w:hAnsi="Consolas"/>
-          <w:color w:val="6B7280"/>
-          <w:sz w:val="17"/>
-          <w:szCs w:val="17"/>
-        </w:rPr>
-        <w:t xml:space="preserve">-- 원천</w:t>
-      </w:r>
-    </w:p>
-    <w:p>
-      <w:pPr>
-        <w:shd w:fill="F3F5F8" w:color="auto" w:val="clear"/>
-        <w:spacing w:after="0" w:before="0" w:line="240"/>
-        <w:ind w:left="120" w:right="120"/>
-      </w:pPr>
-      <w:r>
-        <w:rPr>
-          <w:rFonts w:ascii="Consolas" w:cs="Consolas" w:eastAsia="Malgun Gothic" w:hAnsi="Consolas"/>
-          <w:color w:val="6B7280"/>
-          <w:sz w:val="17"/>
-          <w:szCs w:val="17"/>
-        </w:rPr>
-        <w:t xml:space="preserve">--   FEIAI0488NTA — NPS_FUND_CD(펀드코드), VNTG_YR(빈티지), CURR_CD(통화)</w:t>
-      </w:r>
-    </w:p>
-    <w:p>
-      <w:pPr>
-        <w:shd w:fill="F3F5F8" w:color="auto" w:val="clear"/>
-        <w:spacing w:after="0" w:before="0" w:line="240"/>
-        <w:ind w:left="120" w:right="120"/>
-      </w:pPr>
-      <w:r>
-        <w:rPr>
-          <w:rFonts w:ascii="Consolas" w:cs="Consolas" w:eastAsia="Malgun Gothic" w:hAnsi="Consolas"/>
-          <w:color w:val="6B7280"/>
-          <w:sz w:val="17"/>
-          <w:szCs w:val="17"/>
-        </w:rPr>
-        <w:t xml:space="preserve">--   FEIAI0432NTA — NPS_CD(펀드코드), DEAL_NM(펀드명). 펀드당 행이 많으므로 최신 제공일에서 코드당 하나만</w:t>
-      </w:r>
-    </w:p>
-    <w:p>
-      <w:pPr>
-        <w:shd w:fill="F3F5F8" w:color="auto" w:val="clear"/>
-        <w:spacing w:after="0" w:before="0" w:line="240"/>
-        <w:ind w:left="120" w:right="120"/>
-      </w:pPr>
-      <w:r>
-        <w:rPr>
-          <w:rFonts w:ascii="Consolas" w:cs="Consolas" w:eastAsia="Malgun Gothic" w:hAnsi="Consolas"/>
-          <w:color w:val="6B7280"/>
-          <w:sz w:val="17"/>
-          <w:szCs w:val="17"/>
-        </w:rPr>
-        <w:t xml:space="preserve">--   MAAMC0101DTM — FUND_CD(펀드코드), AVTV_PGM_CD(액티브 프로그램 코드). 펀드코드로 조인</w:t>
-      </w:r>
-    </w:p>
-    <w:p>
-      <w:pPr>
-        <w:shd w:fill="F3F5F8" w:color="auto" w:val="clear"/>
-        <w:spacing w:after="0" w:before="0" w:line="240"/>
-        <w:ind w:left="120" w:right="120"/>
-      </w:pPr>
-      <w:r>
-        <w:rPr>
-          <w:rFonts w:ascii="Consolas" w:cs="Consolas" w:eastAsia="Malgun Gothic" w:hAnsi="Consolas"/>
-          <w:color w:val="6B7280"/>
-          <w:sz w:val="17"/>
-          <w:szCs w:val="17"/>
-        </w:rPr>
-        <w:t xml:space="preserve">-- 자산군: AVTV_PGM_CD 앞 3자리 — XPV 사모(→사모벤처), XRE 부동산, XIF 인프라 (형님 엑셀, docs/AVTV_PGM_CD.csv)</w:t>
-      </w:r>
-    </w:p>
-    <w:p>
-      <w:pPr>
-        <w:shd w:fill="F3F5F8" w:color="auto" w:val="clear"/>
-        <w:spacing w:after="0" w:before="0" w:line="240"/>
-        <w:ind w:left="120" w:right="120"/>
-      </w:pPr>
-      <w:r>
-        <w:rPr>
-          <w:rFonts w:ascii="Consolas" w:cs="Consolas" w:eastAsia="Malgun Gothic" w:hAnsi="Consolas"/>
-          <w:color w:val="6B7280"/>
-          <w:sz w:val="17"/>
-          <w:szCs w:val="17"/>
-        </w:rPr>
-        <w:t xml:space="preserve">--         세부 분류명(Buyout, Core RE Equity …)은 processor 의 PGM_NAMES 사전이 붙인다</w:t>
-      </w:r>
-    </w:p>
-    <w:p>
-      <w:pPr>
-        <w:shd w:fill="F3F5F8" w:color="auto" w:val="clear"/>
-        <w:spacing w:after="0" w:before="0" w:line="240"/>
-        <w:ind w:left="120" w:right="120"/>
-      </w:pPr>
-      <w:r>
-        <w:rPr>
-          <w:rFonts w:ascii="Consolas" w:cs="Consolas" w:eastAsia="Malgun Gothic" w:hAnsi="Consolas"/>
-          <w:color w:val="6B7280"/>
-          <w:sz w:val="17"/>
-          <w:szCs w:val="17"/>
-        </w:rPr>
-        <w:t xml:space="preserve">-- 확인 사항: 펀드코드 컬럼을 'funcd_cd' 로 알려 주셔서 FUND_CD 로 적었다. 실제 이름이 다르면 아래 두 곳만 바꾼다</w:t>
-      </w:r>
-    </w:p>
-    <w:p>
-      <w:pPr>
-        <w:shd w:fill="F3F5F8" w:color="auto" w:val="clear"/>
-        <w:spacing w:after="0" w:before="0" w:line="240"/>
-        <w:ind w:left="120" w:right="120"/>
-      </w:pPr>
-      <w:r>
-        <w:rPr>
-          <w:rFonts w:ascii="Consolas" w:cs="Consolas" w:eastAsia="Malgun Gothic" w:hAnsi="Consolas"/>
-          <w:color w:val="6B7280"/>
-          <w:sz w:val="17"/>
-          <w:szCs w:val="17"/>
-        </w:rPr>
-        <w:t xml:space="preserve">--           펀드당 행이 여러 개여도 MAX 로 하나만 쓴다 (코드가 바뀐 이력이 있으면 최신 행 기준으로 바꿔야 함)</w:t>
-      </w:r>
-    </w:p>
-    <w:p>
-      <w:pPr>
-        <w:shd w:fill="F3F5F8" w:color="auto" w:val="clear"/>
-        <w:spacing w:after="0" w:before="0" w:line="240"/>
-        <w:ind w:left="120" w:right="120"/>
-      </w:pPr>
-      <w:r>
-        <w:rPr>
-          <w:rFonts w:ascii="Consolas" w:cs="Consolas" w:eastAsia="Malgun Gothic" w:hAnsi="Consolas"/>
-          <w:color w:val="111827"/>
-          <w:sz w:val="17"/>
-          <w:szCs w:val="17"/>
-        </w:rPr>
-        <w:t xml:space="preserve">SELECT a.NPS_FUND_CD                                                      AS fund_cd</w:t>
-      </w:r>
-    </w:p>
-    <w:p>
-      <w:pPr>
-        <w:shd w:fill="F3F5F8" w:color="auto" w:val="clear"/>
-        <w:spacing w:after="0" w:before="0" w:line="240"/>
-        <w:ind w:left="120" w:right="120"/>
-      </w:pPr>
-      <w:r>
-        <w:rPr>
-          <w:rFonts w:ascii="Consolas" w:cs="Consolas" w:eastAsia="Malgun Gothic" w:hAnsi="Consolas"/>
-          <w:color w:val="111827"/>
-          <w:sz w:val="17"/>
-          <w:szCs w:val="17"/>
-        </w:rPr>
-        <w:t xml:space="preserve">     , NVL(n.DEAL_NM, a.NPS_FUND_CD)                                      AS fund_nm      -- 이름이 없으면 코드</w:t>
+          <w:color w:val="111827"/>
+          <w:sz w:val="17"/>
+          <w:szCs w:val="17"/>
+        </w:rPr>
+        <w:t xml:space="preserve">/* 펀드 마스터. ALT_Manage 탭이 사용</w:t>
+      </w:r>
+    </w:p>
+    <w:p>
+      <w:pPr>
+        <w:shd w:fill="F3F5F8" w:color="auto" w:val="clear"/>
+        <w:spacing w:after="0" w:before="0" w:line="240"/>
+        <w:ind w:left="120" w:right="120"/>
+      </w:pPr>
+      <w:r>
+        <w:rPr>
+          <w:rFonts w:ascii="Consolas" w:cs="Consolas" w:eastAsia="Malgun Gothic" w:hAnsi="Consolas"/>
+          <w:color w:val="111827"/>
+          <w:sz w:val="17"/>
+          <w:szCs w:val="17"/>
+        </w:rPr>
+        <w:t xml:space="preserve">   돌려주는 열(대문자): FUND_CD, FUND_NM, ASSET_CLS, PGM_CD, CCY, VINTAGE_YR</w:t>
+      </w:r>
+    </w:p>
+    <w:p>
+      <w:pPr>
+        <w:shd w:fill="F3F5F8" w:color="auto" w:val="clear"/>
+        <w:spacing w:after="0" w:before="0" w:line="240"/>
+        <w:ind w:left="120" w:right="120"/>
+      </w:pPr>
+      <w:r>
+        <w:rPr>
+          <w:rFonts w:ascii="Consolas" w:cs="Consolas" w:eastAsia="Malgun Gothic" w:hAnsi="Consolas"/>
+          <w:color w:val="111827"/>
+          <w:sz w:val="17"/>
+          <w:szCs w:val="17"/>
+        </w:rPr>
+        <w:t xml:space="preserve">   원천</w:t>
+      </w:r>
+    </w:p>
+    <w:p>
+      <w:pPr>
+        <w:shd w:fill="F3F5F8" w:color="auto" w:val="clear"/>
+        <w:spacing w:after="0" w:before="0" w:line="240"/>
+        <w:ind w:left="120" w:right="120"/>
+      </w:pPr>
+      <w:r>
+        <w:rPr>
+          <w:rFonts w:ascii="Consolas" w:cs="Consolas" w:eastAsia="Malgun Gothic" w:hAnsi="Consolas"/>
+          <w:color w:val="111827"/>
+          <w:sz w:val="17"/>
+          <w:szCs w:val="17"/>
+        </w:rPr>
+        <w:t xml:space="preserve">     FEIAI0488NTA  NPS_FUND_CD(펀드코드), DEAL_NM(펀드명), VNTG_YR(빈티지), CURR_CD(통화). 펀드당 1행</w:t>
+      </w:r>
+    </w:p>
+    <w:p>
+      <w:pPr>
+        <w:shd w:fill="F3F5F8" w:color="auto" w:val="clear"/>
+        <w:spacing w:after="0" w:before="0" w:line="240"/>
+        <w:ind w:left="120" w:right="120"/>
+      </w:pPr>
+      <w:r>
+        <w:rPr>
+          <w:rFonts w:ascii="Consolas" w:cs="Consolas" w:eastAsia="Malgun Gothic" w:hAnsi="Consolas"/>
+          <w:color w:val="111827"/>
+          <w:sz w:val="17"/>
+          <w:szCs w:val="17"/>
+        </w:rPr>
+        <w:t xml:space="preserve">     MAAMC0101DTM  FUND_CD(펀드코드), AVTV_PGM_CD(액티브 프로그램 코드)</w:t>
+      </w:r>
+    </w:p>
+    <w:p>
+      <w:pPr>
+        <w:shd w:fill="F3F5F8" w:color="auto" w:val="clear"/>
+        <w:spacing w:after="0" w:before="0" w:line="240"/>
+        <w:ind w:left="120" w:right="120"/>
+      </w:pPr>
+      <w:r>
+        <w:rPr>
+          <w:rFonts w:ascii="Consolas" w:cs="Consolas" w:eastAsia="Malgun Gothic" w:hAnsi="Consolas"/>
+          <w:color w:val="111827"/>
+          <w:sz w:val="17"/>
+          <w:szCs w:val="17"/>
+        </w:rPr>
+        <w:t xml:space="preserve">   자산군: AVTV_PGM_CD 앞 3자리 XPV 사모벤처, XRE 부동산, XIF 인프라</w:t>
+      </w:r>
+    </w:p>
+    <w:p>
+      <w:pPr>
+        <w:shd w:fill="F3F5F8" w:color="auto" w:val="clear"/>
+        <w:spacing w:after="0" w:before="0" w:line="240"/>
+        <w:ind w:left="120" w:right="120"/>
+      </w:pPr>
+      <w:r>
+        <w:rPr>
+          <w:rFonts w:ascii="Consolas" w:cs="Consolas" w:eastAsia="Malgun Gothic" w:hAnsi="Consolas"/>
+          <w:color w:val="111827"/>
+          <w:sz w:val="17"/>
+          <w:szCs w:val="17"/>
+        </w:rPr>
+        <w:t xml:space="preserve">   펀드명이 없으면 펀드코드, 프로그램 코드가 없으면 자산군은 미분류</w:t>
+      </w:r>
+    </w:p>
+    <w:p>
+      <w:pPr>
+        <w:shd w:fill="F3F5F8" w:color="auto" w:val="clear"/>
+        <w:spacing w:after="0" w:before="0" w:line="240"/>
+        <w:ind w:left="120" w:right="120"/>
+      </w:pPr>
+      <w:r>
+        <w:rPr>
+          <w:rFonts w:ascii="Consolas" w:cs="Consolas" w:eastAsia="Malgun Gothic" w:hAnsi="Consolas"/>
+          <w:color w:val="111827"/>
+          <w:sz w:val="17"/>
+          <w:szCs w:val="17"/>
+        </w:rPr>
+        <w:t xml:space="preserve">   조인은 Oracle (+) 외부조인 */</w:t>
+      </w:r>
+    </w:p>
+    <w:p>
+      <w:pPr>
+        <w:shd w:fill="F3F5F8" w:color="auto" w:val="clear"/>
+        <w:spacing w:after="0" w:before="0" w:line="240"/>
+        <w:ind w:left="120" w:right="120"/>
+      </w:pPr>
+      <w:r>
+        <w:rPr>
+          <w:rFonts w:ascii="Consolas" w:cs="Consolas" w:eastAsia="Malgun Gothic" w:hAnsi="Consolas"/>
+          <w:color w:val="111827"/>
+          <w:sz w:val="17"/>
+          <w:szCs w:val="17"/>
+        </w:rPr>
+        <w:t xml:space="preserve">SELECT a.NPS_FUND_CD                                        AS fund_cd</w:t>
+      </w:r>
+    </w:p>
+    <w:p>
+      <w:pPr>
+        <w:shd w:fill="F3F5F8" w:color="auto" w:val="clear"/>
+        <w:spacing w:after="0" w:before="0" w:line="240"/>
+        <w:ind w:left="120" w:right="120"/>
+      </w:pPr>
+      <w:r>
+        <w:rPr>
+          <w:rFonts w:ascii="Consolas" w:cs="Consolas" w:eastAsia="Malgun Gothic" w:hAnsi="Consolas"/>
+          <w:color w:val="111827"/>
+          <w:sz w:val="17"/>
+          <w:szCs w:val="17"/>
+        </w:rPr>
+        <w:t xml:space="preserve">     , NVL(a.DEAL_NM, a.NPS_FUND_CD)                        AS fund_nm</w:t>
       </w:r>
     </w:p>
     <w:p>
@@ -322,55 +290,55 @@
           <w:sz w:val="17"/>
           <w:szCs w:val="17"/>
         </w:rPr>
-        <w:t xml:space="preserve">                                        , '미분류')                          AS asset_cls</w:t>
-      </w:r>
-    </w:p>
-    <w:p>
-      <w:pPr>
-        <w:shd w:fill="F3F5F8" w:color="auto" w:val="clear"/>
-        <w:spacing w:after="0" w:before="0" w:line="240"/>
-        <w:ind w:left="120" w:right="120"/>
-      </w:pPr>
-      <w:r>
-        <w:rPr>
-          <w:rFonts w:ascii="Consolas" w:cs="Consolas" w:eastAsia="Malgun Gothic" w:hAnsi="Consolas"/>
-          <w:color w:val="111827"/>
-          <w:sz w:val="17"/>
-          <w:szCs w:val="17"/>
-        </w:rPr>
-        <w:t xml:space="preserve">     , m.AVTV_PGM_CD                                                      AS pgm_cd</w:t>
-      </w:r>
-    </w:p>
-    <w:p>
-      <w:pPr>
-        <w:shd w:fill="F3F5F8" w:color="auto" w:val="clear"/>
-        <w:spacing w:after="0" w:before="0" w:line="240"/>
-        <w:ind w:left="120" w:right="120"/>
-      </w:pPr>
-      <w:r>
-        <w:rPr>
-          <w:rFonts w:ascii="Consolas" w:cs="Consolas" w:eastAsia="Malgun Gothic" w:hAnsi="Consolas"/>
-          <w:color w:val="111827"/>
-          <w:sz w:val="17"/>
-          <w:szCs w:val="17"/>
-        </w:rPr>
-        <w:t xml:space="preserve">     , NVL(a.CURR_CD, 'KRW')                                              AS ccy</w:t>
-      </w:r>
-    </w:p>
-    <w:p>
-      <w:pPr>
-        <w:shd w:fill="F3F5F8" w:color="auto" w:val="clear"/>
-        <w:spacing w:after="0" w:before="0" w:line="240"/>
-        <w:ind w:left="120" w:right="120"/>
-      </w:pPr>
-      <w:r>
-        <w:rPr>
-          <w:rFonts w:ascii="Consolas" w:cs="Consolas" w:eastAsia="Malgun Gothic" w:hAnsi="Consolas"/>
-          <w:color w:val="111827"/>
-          <w:sz w:val="17"/>
-          <w:szCs w:val="17"/>
-        </w:rPr>
-        <w:t xml:space="preserve">     , MIN(a.VNTG_YR)                                                     AS vintage_yr</w:t>
+        <w:t xml:space="preserve">                                        , '미분류')          AS asset_cls</w:t>
+      </w:r>
+    </w:p>
+    <w:p>
+      <w:pPr>
+        <w:shd w:fill="F3F5F8" w:color="auto" w:val="clear"/>
+        <w:spacing w:after="0" w:before="0" w:line="240"/>
+        <w:ind w:left="120" w:right="120"/>
+      </w:pPr>
+      <w:r>
+        <w:rPr>
+          <w:rFonts w:ascii="Consolas" w:cs="Consolas" w:eastAsia="Malgun Gothic" w:hAnsi="Consolas"/>
+          <w:color w:val="111827"/>
+          <w:sz w:val="17"/>
+          <w:szCs w:val="17"/>
+        </w:rPr>
+        <w:t xml:space="preserve">     , m.AVTV_PGM_CD                                        AS pgm_cd</w:t>
+      </w:r>
+    </w:p>
+    <w:p>
+      <w:pPr>
+        <w:shd w:fill="F3F5F8" w:color="auto" w:val="clear"/>
+        <w:spacing w:after="0" w:before="0" w:line="240"/>
+        <w:ind w:left="120" w:right="120"/>
+      </w:pPr>
+      <w:r>
+        <w:rPr>
+          <w:rFonts w:ascii="Consolas" w:cs="Consolas" w:eastAsia="Malgun Gothic" w:hAnsi="Consolas"/>
+          <w:color w:val="111827"/>
+          <w:sz w:val="17"/>
+          <w:szCs w:val="17"/>
+        </w:rPr>
+        <w:t xml:space="preserve">     , NVL(UPPER(a.CURR_CD), 'KRW')                         AS ccy</w:t>
+      </w:r>
+    </w:p>
+    <w:p>
+      <w:pPr>
+        <w:shd w:fill="F3F5F8" w:color="auto" w:val="clear"/>
+        <w:spacing w:after="0" w:before="0" w:line="240"/>
+        <w:ind w:left="120" w:right="120"/>
+      </w:pPr>
+      <w:r>
+        <w:rPr>
+          <w:rFonts w:ascii="Consolas" w:cs="Consolas" w:eastAsia="Malgun Gothic" w:hAnsi="Consolas"/>
+          <w:color w:val="111827"/>
+          <w:sz w:val="17"/>
+          <w:szCs w:val="17"/>
+        </w:rPr>
+        <w:t xml:space="preserve">     , a.VNTG_YR                                            AS vintage_yr</w:t>
       </w:r>
     </w:p>
     <w:p>
@@ -402,135 +370,39 @@
           <w:sz w:val="17"/>
           <w:szCs w:val="17"/>
         </w:rPr>
-        <w:t xml:space="preserve">  LEFT JOIN (SELECT p.NPS_CD, MAX(p.DEAL_NM) AS DEAL_NM</w:t>
-      </w:r>
-    </w:p>
-    <w:p>
-      <w:pPr>
-        <w:shd w:fill="F3F5F8" w:color="auto" w:val="clear"/>
-        <w:spacing w:after="0" w:before="0" w:line="240"/>
-        <w:ind w:left="120" w:right="120"/>
-      </w:pPr>
-      <w:r>
-        <w:rPr>
-          <w:rFonts w:ascii="Consolas" w:cs="Consolas" w:eastAsia="Malgun Gothic" w:hAnsi="Consolas"/>
-          <w:color w:val="111827"/>
-          <w:sz w:val="17"/>
-          <w:szCs w:val="17"/>
-        </w:rPr>
-        <w:t xml:space="preserve">               FROM FEIAI0432NTA p</w:t>
-      </w:r>
-    </w:p>
-    <w:p>
-      <w:pPr>
-        <w:shd w:fill="F3F5F8" w:color="auto" w:val="clear"/>
-        <w:spacing w:after="0" w:before="0" w:line="240"/>
-        <w:ind w:left="120" w:right="120"/>
-      </w:pPr>
-      <w:r>
-        <w:rPr>
-          <w:rFonts w:ascii="Consolas" w:cs="Consolas" w:eastAsia="Malgun Gothic" w:hAnsi="Consolas"/>
-          <w:color w:val="111827"/>
-          <w:sz w:val="17"/>
-          <w:szCs w:val="17"/>
-        </w:rPr>
-        <w:t xml:space="preserve">              WHERE p.WRK_DT = (SELECT MAX(b.WRK_DT) FROM FEIAI0432NTA b)</w:t>
-      </w:r>
-    </w:p>
-    <w:p>
-      <w:pPr>
-        <w:shd w:fill="F3F5F8" w:color="auto" w:val="clear"/>
-        <w:spacing w:after="0" w:before="0" w:line="240"/>
-        <w:ind w:left="120" w:right="120"/>
-      </w:pPr>
-      <w:r>
-        <w:rPr>
-          <w:rFonts w:ascii="Consolas" w:cs="Consolas" w:eastAsia="Malgun Gothic" w:hAnsi="Consolas"/>
-          <w:color w:val="111827"/>
-          <w:sz w:val="17"/>
-          <w:szCs w:val="17"/>
-        </w:rPr>
-        <w:t xml:space="preserve">              GROUP BY p.NPS_CD) n</w:t>
-      </w:r>
-    </w:p>
-    <w:p>
-      <w:pPr>
-        <w:shd w:fill="F3F5F8" w:color="auto" w:val="clear"/>
-        <w:spacing w:after="0" w:before="0" w:line="240"/>
-        <w:ind w:left="120" w:right="120"/>
-      </w:pPr>
-      <w:r>
-        <w:rPr>
-          <w:rFonts w:ascii="Consolas" w:cs="Consolas" w:eastAsia="Malgun Gothic" w:hAnsi="Consolas"/>
-          <w:color w:val="111827"/>
-          <w:sz w:val="17"/>
-          <w:szCs w:val="17"/>
-        </w:rPr>
-        <w:t xml:space="preserve">    ON n.NPS_CD = a.NPS_FUND_CD</w:t>
-      </w:r>
-    </w:p>
-    <w:p>
-      <w:pPr>
-        <w:shd w:fill="F3F5F8" w:color="auto" w:val="clear"/>
-        <w:spacing w:after="0" w:before="0" w:line="240"/>
-        <w:ind w:left="120" w:right="120"/>
-      </w:pPr>
-      <w:r>
-        <w:rPr>
-          <w:rFonts w:ascii="Consolas" w:cs="Consolas" w:eastAsia="Malgun Gothic" w:hAnsi="Consolas"/>
-          <w:color w:val="111827"/>
-          <w:sz w:val="17"/>
-          <w:szCs w:val="17"/>
-        </w:rPr>
-        <w:t xml:space="preserve">  LEFT JOIN (SELECT q.FUND_CD, MAX(q.AVTV_PGM_CD) AS AVTV_PGM_CD</w:t>
-      </w:r>
-    </w:p>
-    <w:p>
-      <w:pPr>
-        <w:shd w:fill="F3F5F8" w:color="auto" w:val="clear"/>
-        <w:spacing w:after="0" w:before="0" w:line="240"/>
-        <w:ind w:left="120" w:right="120"/>
-      </w:pPr>
-      <w:r>
-        <w:rPr>
-          <w:rFonts w:ascii="Consolas" w:cs="Consolas" w:eastAsia="Malgun Gothic" w:hAnsi="Consolas"/>
-          <w:color w:val="111827"/>
-          <w:sz w:val="17"/>
-          <w:szCs w:val="17"/>
-        </w:rPr>
-        <w:t xml:space="preserve">               FROM MAAMC0101DTM q</w:t>
-      </w:r>
-    </w:p>
-    <w:p>
-      <w:pPr>
-        <w:shd w:fill="F3F5F8" w:color="auto" w:val="clear"/>
-        <w:spacing w:after="0" w:before="0" w:line="240"/>
-        <w:ind w:left="120" w:right="120"/>
-      </w:pPr>
-      <w:r>
-        <w:rPr>
-          <w:rFonts w:ascii="Consolas" w:cs="Consolas" w:eastAsia="Malgun Gothic" w:hAnsi="Consolas"/>
-          <w:color w:val="111827"/>
-          <w:sz w:val="17"/>
-          <w:szCs w:val="17"/>
-        </w:rPr>
-        <w:t xml:space="preserve">              GROUP BY q.FUND_CD) m</w:t>
-      </w:r>
-    </w:p>
-    <w:p>
-      <w:pPr>
-        <w:shd w:fill="F3F5F8" w:color="auto" w:val="clear"/>
-        <w:spacing w:after="0" w:before="0" w:line="240"/>
-        <w:ind w:left="120" w:right="120"/>
-      </w:pPr>
-      <w:r>
-        <w:rPr>
-          <w:rFonts w:ascii="Consolas" w:cs="Consolas" w:eastAsia="Malgun Gothic" w:hAnsi="Consolas"/>
-          <w:color w:val="111827"/>
-          <w:sz w:val="17"/>
-          <w:szCs w:val="17"/>
-        </w:rPr>
-        <w:t xml:space="preserve">    ON m.FUND_CD = a.NPS_FUND_CD</w:t>
+        <w:t xml:space="preserve">     , (SELECT q.FUND_CD, MAX(q.AVTV_PGM_CD) AS avtv_pgm_cd</w:t>
+      </w:r>
+    </w:p>
+    <w:p>
+      <w:pPr>
+        <w:shd w:fill="F3F5F8" w:color="auto" w:val="clear"/>
+        <w:spacing w:after="0" w:before="0" w:line="240"/>
+        <w:ind w:left="120" w:right="120"/>
+      </w:pPr>
+      <w:r>
+        <w:rPr>
+          <w:rFonts w:ascii="Consolas" w:cs="Consolas" w:eastAsia="Malgun Gothic" w:hAnsi="Consolas"/>
+          <w:color w:val="111827"/>
+          <w:sz w:val="17"/>
+          <w:szCs w:val="17"/>
+        </w:rPr>
+        <w:t xml:space="preserve">          FROM MAAMC0101DTM q</w:t>
+      </w:r>
+    </w:p>
+    <w:p>
+      <w:pPr>
+        <w:shd w:fill="F3F5F8" w:color="auto" w:val="clear"/>
+        <w:spacing w:after="0" w:before="0" w:line="240"/>
+        <w:ind w:left="120" w:right="120"/>
+      </w:pPr>
+      <w:r>
+        <w:rPr>
+          <w:rFonts w:ascii="Consolas" w:cs="Consolas" w:eastAsia="Malgun Gothic" w:hAnsi="Consolas"/>
+          <w:color w:val="111827"/>
+          <w:sz w:val="17"/>
+          <w:szCs w:val="17"/>
+        </w:rPr>
+        <w:t xml:space="preserve">         GROUP BY q.FUND_CD) m</w:t>
       </w:r>
     </w:p>
     <w:p>
@@ -549,7 +421,7 @@
           <w:sz w:val="17"/>
           <w:szCs w:val="17"/>
         </w:rPr>
-        <w:t xml:space="preserve"> GROUP BY a.NPS_FUND_CD, n.DEAL_NM, m.AVTV_PGM_CD, NVL(a.CURR_CD, 'KRW')</w:t>
+        <w:t xml:space="preserve"> WHERE m.FUND_CD(+) = a.NPS_FUND_CD</w:t>
       </w:r>
     </w:p>
     <w:p>
@@ -590,155 +462,155 @@
       <w:r>
         <w:rPr>
           <w:rFonts w:ascii="Consolas" w:cs="Consolas" w:eastAsia="Malgun Gothic" w:hAnsi="Consolas"/>
-          <w:color w:val="6B7280"/>
-          <w:sz w:val="17"/>
-          <w:szCs w:val="17"/>
-        </w:rPr>
-        <w:t xml:space="preserve">-- 약정 내역. ALT_Manage 탭이 사용</w:t>
-      </w:r>
-    </w:p>
-    <w:p>
-      <w:pPr>
-        <w:shd w:fill="F3F5F8" w:color="auto" w:val="clear"/>
-        <w:spacing w:after="0" w:before="0" w:line="240"/>
-        <w:ind w:left="120" w:right="120"/>
-      </w:pPr>
-      <w:r>
-        <w:rPr>
-          <w:rFonts w:ascii="Consolas" w:cs="Consolas" w:eastAsia="Malgun Gothic" w:hAnsi="Consolas"/>
-          <w:color w:val="6B7280"/>
-          <w:sz w:val="17"/>
-          <w:szCs w:val="17"/>
-        </w:rPr>
-        <w:t xml:space="preserve">-- 원천: FEIAI0488NTA — NPS_FUND_CD(펀드코드), VNTG_YR(빈티지), CURR_CD(통화), AGRT_DT(약정일자 YYYYMMDD), AGRT_AMT(약정금액)</w:t>
-      </w:r>
-    </w:p>
-    <w:p>
-      <w:pPr>
-        <w:shd w:fill="F3F5F8" w:color="auto" w:val="clear"/>
-        <w:spacing w:after="0" w:before="0" w:line="240"/>
-        <w:ind w:left="120" w:right="120"/>
-      </w:pPr>
-      <w:r>
-        <w:rPr>
-          <w:rFonts w:ascii="Consolas" w:cs="Consolas" w:eastAsia="Malgun Gothic" w:hAnsi="Consolas"/>
-          <w:color w:val="6B7280"/>
-          <w:sz w:val="17"/>
-          <w:szCs w:val="17"/>
-        </w:rPr>
-        <w:t xml:space="preserve">--   AGRT_AMT 는 CURR_CD 통화 기준, 단위 1 (원, 달러, 유로 그대로). 펀드당 1행</w:t>
-      </w:r>
-    </w:p>
-    <w:p>
-      <w:pPr>
-        <w:shd w:fill="F3F5F8" w:color="auto" w:val="clear"/>
-        <w:spacing w:after="0" w:before="0" w:line="240"/>
-        <w:ind w:left="120" w:right="120"/>
-      </w:pPr>
-      <w:r>
-        <w:rPr>
-          <w:rFonts w:ascii="Consolas" w:cs="Consolas" w:eastAsia="Malgun Gothic" w:hAnsi="Consolas"/>
-          <w:color w:val="6B7280"/>
-          <w:sz w:val="17"/>
-          <w:szCs w:val="17"/>
-        </w:rPr>
-        <w:t xml:space="preserve">-- 돌려주는 열(대문자): WRK_DT, FUND_CD, CCY, AMT_LOCAL, AMT_KRW</w:t>
-      </w:r>
-    </w:p>
-    <w:p>
-      <w:pPr>
-        <w:shd w:fill="F3F5F8" w:color="auto" w:val="clear"/>
-        <w:spacing w:after="0" w:before="0" w:line="240"/>
-        <w:ind w:left="120" w:right="120"/>
-      </w:pPr>
-      <w:r>
-        <w:rPr>
-          <w:rFonts w:ascii="Consolas" w:cs="Consolas" w:eastAsia="Malgun Gothic" w:hAnsi="Consolas"/>
-          <w:color w:val="6B7280"/>
-          <w:sz w:val="17"/>
-          <w:szCs w:val="17"/>
-        </w:rPr>
-        <w:t xml:space="preserve">--   AMT_LOCAL: 펀드 통화 금액 — KRW 는 억원(÷ 1억), 외화는 백만(÷ 100만)</w:t>
-      </w:r>
-    </w:p>
-    <w:p>
-      <w:pPr>
-        <w:shd w:fill="F3F5F8" w:color="auto" w:val="clear"/>
-        <w:spacing w:after="0" w:before="0" w:line="240"/>
-        <w:ind w:left="120" w:right="120"/>
-      </w:pPr>
-      <w:r>
-        <w:rPr>
-          <w:rFonts w:ascii="Consolas" w:cs="Consolas" w:eastAsia="Malgun Gothic" w:hAnsi="Consolas"/>
-          <w:color w:val="6B7280"/>
-          <w:sz w:val="17"/>
-          <w:szCs w:val="17"/>
-        </w:rPr>
-        <w:t xml:space="preserve">--   AMT_KRW  : 원화 억원 — KRW 펀드만 채우고 외화 펀드는 NULL. processor 가 약정일 환율(ALT_FX.sql)로 환산한다</w:t>
-      </w:r>
-    </w:p>
-    <w:p>
-      <w:pPr>
-        <w:shd w:fill="F3F5F8" w:color="auto" w:val="clear"/>
-        <w:spacing w:after="0" w:before="0" w:line="240"/>
-        <w:ind w:left="120" w:right="120"/>
-      </w:pPr>
-      <w:r>
-        <w:rPr>
-          <w:rFonts w:ascii="Consolas" w:cs="Consolas" w:eastAsia="Malgun Gothic" w:hAnsi="Consolas"/>
-          <w:color w:val="111827"/>
-          <w:sz w:val="17"/>
-          <w:szCs w:val="17"/>
-        </w:rPr>
-        <w:t xml:space="preserve">SELECT TO_DATE(a.AGRT_DT, 'YYYYMMDD')                                     AS wrk_dt</w:t>
-      </w:r>
-    </w:p>
-    <w:p>
-      <w:pPr>
-        <w:shd w:fill="F3F5F8" w:color="auto" w:val="clear"/>
-        <w:spacing w:after="0" w:before="0" w:line="240"/>
-        <w:ind w:left="120" w:right="120"/>
-      </w:pPr>
-      <w:r>
-        <w:rPr>
-          <w:rFonts w:ascii="Consolas" w:cs="Consolas" w:eastAsia="Malgun Gothic" w:hAnsi="Consolas"/>
-          <w:color w:val="111827"/>
-          <w:sz w:val="17"/>
-          <w:szCs w:val="17"/>
-        </w:rPr>
-        <w:t xml:space="preserve">     , a.NPS_FUND_CD                                                      AS fund_cd</w:t>
-      </w:r>
-    </w:p>
-    <w:p>
-      <w:pPr>
-        <w:shd w:fill="F3F5F8" w:color="auto" w:val="clear"/>
-        <w:spacing w:after="0" w:before="0" w:line="240"/>
-        <w:ind w:left="120" w:right="120"/>
-      </w:pPr>
-      <w:r>
-        <w:rPr>
-          <w:rFonts w:ascii="Consolas" w:cs="Consolas" w:eastAsia="Malgun Gothic" w:hAnsi="Consolas"/>
-          <w:color w:val="111827"/>
-          <w:sz w:val="17"/>
-          <w:szCs w:val="17"/>
-        </w:rPr>
-        <w:t xml:space="preserve">     , NVL(UPPER(a.CURR_CD), 'KRW')                                       AS ccy</w:t>
-      </w:r>
-    </w:p>
-    <w:p>
-      <w:pPr>
-        <w:shd w:fill="F3F5F8" w:color="auto" w:val="clear"/>
-        <w:spacing w:after="0" w:before="0" w:line="240"/>
-        <w:ind w:left="120" w:right="120"/>
-      </w:pPr>
-      <w:r>
-        <w:rPr>
-          <w:rFonts w:ascii="Consolas" w:cs="Consolas" w:eastAsia="Malgun Gothic" w:hAnsi="Consolas"/>
-          <w:color w:val="111827"/>
-          <w:sz w:val="17"/>
-          <w:szCs w:val="17"/>
-        </w:rPr>
-        <w:t xml:space="preserve">     , a.AGRT_AMT / DECODE(NVL(UPPER(a.CURR_CD), 'KRW'), 'KRW', 100000000, 1000000)  AS amt_local</w:t>
+          <w:color w:val="111827"/>
+          <w:sz w:val="17"/>
+          <w:szCs w:val="17"/>
+        </w:rPr>
+        <w:t xml:space="preserve">/* 약정 내역. ALT_Manage 탭이 사용</w:t>
+      </w:r>
+    </w:p>
+    <w:p>
+      <w:pPr>
+        <w:shd w:fill="F3F5F8" w:color="auto" w:val="clear"/>
+        <w:spacing w:after="0" w:before="0" w:line="240"/>
+        <w:ind w:left="120" w:right="120"/>
+      </w:pPr>
+      <w:r>
+        <w:rPr>
+          <w:rFonts w:ascii="Consolas" w:cs="Consolas" w:eastAsia="Malgun Gothic" w:hAnsi="Consolas"/>
+          <w:color w:val="111827"/>
+          <w:sz w:val="17"/>
+          <w:szCs w:val="17"/>
+        </w:rPr>
+        <w:t xml:space="preserve">   원천: FEIAI0488NTA  NPS_FUND_CD(펀드코드), CURR_CD(통화), AGRT_DT(약정일자 YYYYMMDD), AGRT_AMT(약정금액). 펀드당 1행</w:t>
+      </w:r>
+    </w:p>
+    <w:p>
+      <w:pPr>
+        <w:shd w:fill="F3F5F8" w:color="auto" w:val="clear"/>
+        <w:spacing w:after="0" w:before="0" w:line="240"/>
+        <w:ind w:left="120" w:right="120"/>
+      </w:pPr>
+      <w:r>
+        <w:rPr>
+          <w:rFonts w:ascii="Consolas" w:cs="Consolas" w:eastAsia="Malgun Gothic" w:hAnsi="Consolas"/>
+          <w:color w:val="111827"/>
+          <w:sz w:val="17"/>
+          <w:szCs w:val="17"/>
+        </w:rPr>
+        <w:t xml:space="preserve">   AGRT_AMT 는 CURR_CD 통화 기준, 단위 1</w:t>
+      </w:r>
+    </w:p>
+    <w:p>
+      <w:pPr>
+        <w:shd w:fill="F3F5F8" w:color="auto" w:val="clear"/>
+        <w:spacing w:after="0" w:before="0" w:line="240"/>
+        <w:ind w:left="120" w:right="120"/>
+      </w:pPr>
+      <w:r>
+        <w:rPr>
+          <w:rFonts w:ascii="Consolas" w:cs="Consolas" w:eastAsia="Malgun Gothic" w:hAnsi="Consolas"/>
+          <w:color w:val="111827"/>
+          <w:sz w:val="17"/>
+          <w:szCs w:val="17"/>
+        </w:rPr>
+        <w:t xml:space="preserve">   돌려주는 열(대문자): WRK_DT, FUND_CD, CCY, AMT_LOCAL, AMT_KRW</w:t>
+      </w:r>
+    </w:p>
+    <w:p>
+      <w:pPr>
+        <w:shd w:fill="F3F5F8" w:color="auto" w:val="clear"/>
+        <w:spacing w:after="0" w:before="0" w:line="240"/>
+        <w:ind w:left="120" w:right="120"/>
+      </w:pPr>
+      <w:r>
+        <w:rPr>
+          <w:rFonts w:ascii="Consolas" w:cs="Consolas" w:eastAsia="Malgun Gothic" w:hAnsi="Consolas"/>
+          <w:color w:val="111827"/>
+          <w:sz w:val="17"/>
+          <w:szCs w:val="17"/>
+        </w:rPr>
+        <w:t xml:space="preserve">     AMT_LOCAL  펀드 통화 금액. KRW 는 억원(나누기 1억), 외화는 백만(나누기 100만)</w:t>
+      </w:r>
+    </w:p>
+    <w:p>
+      <w:pPr>
+        <w:shd w:fill="F3F5F8" w:color="auto" w:val="clear"/>
+        <w:spacing w:after="0" w:before="0" w:line="240"/>
+        <w:ind w:left="120" w:right="120"/>
+      </w:pPr>
+      <w:r>
+        <w:rPr>
+          <w:rFonts w:ascii="Consolas" w:cs="Consolas" w:eastAsia="Malgun Gothic" w:hAnsi="Consolas"/>
+          <w:color w:val="111827"/>
+          <w:sz w:val="17"/>
+          <w:szCs w:val="17"/>
+        </w:rPr>
+        <w:t xml:space="preserve">     AMT_KRW    원화 억원. KRW 펀드만 채우고 외화는 NULL. processor 가 약정일 환율로 환산 */</w:t>
+      </w:r>
+    </w:p>
+    <w:p>
+      <w:pPr>
+        <w:shd w:fill="F3F5F8" w:color="auto" w:val="clear"/>
+        <w:spacing w:after="0" w:before="0" w:line="240"/>
+        <w:ind w:left="120" w:right="120"/>
+      </w:pPr>
+      <w:r>
+        <w:rPr>
+          <w:rFonts w:ascii="Consolas" w:cs="Consolas" w:eastAsia="Malgun Gothic" w:hAnsi="Consolas"/>
+          <w:color w:val="111827"/>
+          <w:sz w:val="17"/>
+          <w:szCs w:val="17"/>
+        </w:rPr>
+        <w:t xml:space="preserve">SELECT TO_DATE(a.AGRT_DT, 'YYYYMMDD')                                              AS wrk_dt</w:t>
+      </w:r>
+    </w:p>
+    <w:p>
+      <w:pPr>
+        <w:shd w:fill="F3F5F8" w:color="auto" w:val="clear"/>
+        <w:spacing w:after="0" w:before="0" w:line="240"/>
+        <w:ind w:left="120" w:right="120"/>
+      </w:pPr>
+      <w:r>
+        <w:rPr>
+          <w:rFonts w:ascii="Consolas" w:cs="Consolas" w:eastAsia="Malgun Gothic" w:hAnsi="Consolas"/>
+          <w:color w:val="111827"/>
+          <w:sz w:val="17"/>
+          <w:szCs w:val="17"/>
+        </w:rPr>
+        <w:t xml:space="preserve">     , a.NPS_FUND_CD                                                               AS fund_cd</w:t>
+      </w:r>
+    </w:p>
+    <w:p>
+      <w:pPr>
+        <w:shd w:fill="F3F5F8" w:color="auto" w:val="clear"/>
+        <w:spacing w:after="0" w:before="0" w:line="240"/>
+        <w:ind w:left="120" w:right="120"/>
+      </w:pPr>
+      <w:r>
+        <w:rPr>
+          <w:rFonts w:ascii="Consolas" w:cs="Consolas" w:eastAsia="Malgun Gothic" w:hAnsi="Consolas"/>
+          <w:color w:val="111827"/>
+          <w:sz w:val="17"/>
+          <w:szCs w:val="17"/>
+        </w:rPr>
+        <w:t xml:space="preserve">     , NVL(UPPER(a.CURR_CD), 'KRW')                                                AS ccy</w:t>
+      </w:r>
+    </w:p>
+    <w:p>
+      <w:pPr>
+        <w:shd w:fill="F3F5F8" w:color="auto" w:val="clear"/>
+        <w:spacing w:after="0" w:before="0" w:line="240"/>
+        <w:ind w:left="120" w:right="120"/>
+      </w:pPr>
+      <w:r>
+        <w:rPr>
+          <w:rFonts w:ascii="Consolas" w:cs="Consolas" w:eastAsia="Malgun Gothic" w:hAnsi="Consolas"/>
+          <w:color w:val="111827"/>
+          <w:sz w:val="17"/>
+          <w:szCs w:val="17"/>
+        </w:rPr>
+        <w:t xml:space="preserve">     , a.AGRT_AMT / DECODE(NVL(UPPER(a.CURR_CD), 'KRW'), 'KRW', 100000000, 1000000) AS amt_local</w:t>
       </w:r>
     </w:p>
     <w:p>
@@ -770,7 +642,7 @@
           <w:sz w:val="17"/>
           <w:szCs w:val="17"/>
         </w:rPr>
-        <w:t xml:space="preserve">            THEN a.AGRT_AMT / 100000000 END                                AS amt_krw</w:t>
+        <w:t xml:space="preserve">            THEN a.AGRT_AMT / 100000000 END                                        AS amt_krw</w:t>
       </w:r>
     </w:p>
     <w:p>
@@ -846,347 +718,299 @@
       <w:r>
         <w:rPr>
           <w:rFonts w:ascii="Consolas" w:cs="Consolas" w:eastAsia="Malgun Gothic" w:hAnsi="Consolas"/>
-          <w:color w:val="6B7280"/>
-          <w:sz w:val="17"/>
-          <w:szCs w:val="17"/>
-        </w:rPr>
-        <w:t xml:space="preserve">-- 집행·분배·NAV 분기 스냅샷(PCAP). ALT_Manage 탭이 사용</w:t>
-      </w:r>
-    </w:p>
-    <w:p>
-      <w:pPr>
-        <w:shd w:fill="F3F5F8" w:color="auto" w:val="clear"/>
-        <w:spacing w:after="0" w:before="0" w:line="240"/>
-        <w:ind w:left="120" w:right="120"/>
-      </w:pPr>
-      <w:r>
-        <w:rPr>
-          <w:rFonts w:ascii="Consolas" w:cs="Consolas" w:eastAsia="Malgun Gothic" w:hAnsi="Consolas"/>
-          <w:color w:val="6B7280"/>
-          <w:sz w:val="17"/>
-          <w:szCs w:val="17"/>
-        </w:rPr>
-        <w:t xml:space="preserve">-- 원천: FEIAI0432NTA</w:t>
-      </w:r>
-    </w:p>
-    <w:p>
-      <w:pPr>
-        <w:shd w:fill="F3F5F8" w:color="auto" w:val="clear"/>
-        <w:spacing w:after="0" w:before="0" w:line="240"/>
-        <w:ind w:left="120" w:right="120"/>
-      </w:pPr>
-      <w:r>
-        <w:rPr>
-          <w:rFonts w:ascii="Consolas" w:cs="Consolas" w:eastAsia="Malgun Gothic" w:hAnsi="Consolas"/>
-          <w:color w:val="6B7280"/>
-          <w:sz w:val="17"/>
-          <w:szCs w:val="17"/>
-        </w:rPr>
-        <w:t xml:space="preserve">--   WRK_DT(데이터 제공일, 주 단위, 'YYYY-MM-DD'), PCAP_DATE(기준일, 분기말, 'YYYYMMDD'), NPS_CD(펀드코드), DEAL_NM(펀드명)</w:t>
-      </w:r>
-    </w:p>
-    <w:p>
-      <w:pPr>
-        <w:shd w:fill="F3F5F8" w:color="auto" w:val="clear"/>
-        <w:spacing w:after="0" w:before="0" w:line="240"/>
-        <w:ind w:left="120" w:right="120"/>
-      </w:pPr>
-      <w:r>
-        <w:rPr>
-          <w:rFonts w:ascii="Consolas" w:cs="Consolas" w:eastAsia="Malgun Gothic" w:hAnsi="Consolas"/>
-          <w:color w:val="6B7280"/>
-          <w:sz w:val="17"/>
-          <w:szCs w:val="17"/>
-        </w:rPr>
-        <w:t xml:space="preserve">--   COMMITMENT_AMT(약정), FUNDED_AMT(집행, 음수 부호), DISTRB_AMT(분배), PCAP_AMT(NAV) — 모두 PCAP_DATE 기준 누적</w:t>
-      </w:r>
-    </w:p>
-    <w:p>
-      <w:pPr>
-        <w:shd w:fill="F3F5F8" w:color="auto" w:val="clear"/>
-        <w:spacing w:after="0" w:before="0" w:line="240"/>
-        <w:ind w:left="120" w:right="120"/>
-      </w:pPr>
-      <w:r>
-        <w:rPr>
-          <w:rFonts w:ascii="Consolas" w:cs="Consolas" w:eastAsia="Malgun Gothic" w:hAnsi="Consolas"/>
-          <w:color w:val="6B7280"/>
-          <w:sz w:val="17"/>
-          <w:szCs w:val="17"/>
-        </w:rPr>
-        <w:t xml:space="preserve">--   금액 단위는 1 (원, 달러, 유로 그대로). CD/CP 는 통화만 다르다</w:t>
-      </w:r>
-    </w:p>
-    <w:p>
-      <w:pPr>
-        <w:shd w:fill="F3F5F8" w:color="auto" w:val="clear"/>
-        <w:spacing w:after="0" w:before="0" w:line="240"/>
-        <w:ind w:left="120" w:right="120"/>
-      </w:pPr>
-      <w:r>
-        <w:rPr>
-          <w:rFonts w:ascii="Consolas" w:cs="Consolas" w:eastAsia="Malgun Gothic" w:hAnsi="Consolas"/>
-          <w:color w:val="6B7280"/>
-          <w:sz w:val="17"/>
-          <w:szCs w:val="17"/>
-        </w:rPr>
-        <w:t xml:space="preserve">--   CURR_TYP: CD = 투자 통화(EUR/USD/JPY/KRW…), CP = 보고 통화(CURR_ID 가 USD 또는 KRW)</w:t>
-      </w:r>
-    </w:p>
-    <w:p>
-      <w:pPr>
-        <w:shd w:fill="F3F5F8" w:color="auto" w:val="clear"/>
-        <w:spacing w:after="0" w:before="0" w:line="240"/>
-        <w:ind w:left="120" w:right="120"/>
-      </w:pPr>
-      <w:r>
-        <w:rPr>
-          <w:rFonts w:ascii="Consolas" w:cs="Consolas" w:eastAsia="Malgun Gothic" w:hAnsi="Consolas"/>
-          <w:color w:val="6B7280"/>
-          <w:sz w:val="17"/>
-          <w:szCs w:val="17"/>
-        </w:rPr>
-        <w:t xml:space="preserve">--   RPRT_NM('AS Reported by Fund' / 'AS Reported by GCM'), STATE_DATE(중복 없음, 사용 안 함)</w:t>
-      </w:r>
-    </w:p>
-    <w:p>
-      <w:pPr>
-        <w:shd w:fill="F3F5F8" w:color="auto" w:val="clear"/>
-        <w:spacing w:after="0" w:before="0" w:line="240"/>
-        <w:ind w:left="120" w:right="120"/>
-      </w:pPr>
-      <w:r>
-        <w:rPr>
-          <w:rFonts w:ascii="Consolas" w:cs="Consolas" w:eastAsia="Malgun Gothic" w:hAnsi="Consolas"/>
-          <w:color w:val="6B7280"/>
-          <w:sz w:val="17"/>
-          <w:szCs w:val="17"/>
-        </w:rPr>
-        <w:t xml:space="preserve">-- 규칙</w:t>
-      </w:r>
-    </w:p>
-    <w:p>
-      <w:pPr>
-        <w:shd w:fill="F3F5F8" w:color="auto" w:val="clear"/>
-        <w:spacing w:after="0" w:before="0" w:line="240"/>
-        <w:ind w:left="120" w:right="120"/>
-      </w:pPr>
-      <w:r>
-        <w:rPr>
-          <w:rFonts w:ascii="Consolas" w:cs="Consolas" w:eastAsia="Malgun Gothic" w:hAnsi="Consolas"/>
-          <w:color w:val="6B7280"/>
-          <w:sz w:val="17"/>
-          <w:szCs w:val="17"/>
-        </w:rPr>
-        <w:t xml:space="preserve">--   최신 제공일(WRK_DT 최대) 한 벌, GCM 보고 기준만 쓴다</w:t>
-      </w:r>
-    </w:p>
-    <w:p>
-      <w:pPr>
-        <w:shd w:fill="F3F5F8" w:color="auto" w:val="clear"/>
-        <w:spacing w:after="0" w:before="0" w:line="240"/>
-        <w:ind w:left="120" w:right="120"/>
-      </w:pPr>
-      <w:r>
-        <w:rPr>
-          <w:rFonts w:ascii="Consolas" w:cs="Consolas" w:eastAsia="Malgun Gothic" w:hAnsi="Consolas"/>
-          <w:color w:val="6B7280"/>
-          <w:sz w:val="17"/>
-          <w:szCs w:val="17"/>
-        </w:rPr>
-        <w:t xml:space="preserve">--   통화 유형(CD/CP)은 SQL 에서 고르지 않고 long 으로 모두 돌려주며 processor 가 원화(CP-KRW)·펀드통화(CD)를 고른다</w:t>
-      </w:r>
-    </w:p>
-    <w:p>
-      <w:pPr>
-        <w:shd w:fill="F3F5F8" w:color="auto" w:val="clear"/>
-        <w:spacing w:after="0" w:before="0" w:line="240"/>
-        <w:ind w:left="120" w:right="120"/>
-      </w:pPr>
-      <w:r>
-        <w:rPr>
-          <w:rFonts w:ascii="Consolas" w:cs="Consolas" w:eastAsia="Malgun Gothic" w:hAnsi="Consolas"/>
-          <w:color w:val="6B7280"/>
-          <w:sz w:val="17"/>
-          <w:szCs w:val="17"/>
-        </w:rPr>
-        <w:t xml:space="preserve">--   단위 변환: KRW 는 억원(÷ 1억), 그 외 통화는 백만(÷ 100만)</w:t>
-      </w:r>
-    </w:p>
-    <w:p>
-      <w:pPr>
-        <w:shd w:fill="F3F5F8" w:color="auto" w:val="clear"/>
-        <w:spacing w:after="0" w:before="0" w:line="240"/>
-        <w:ind w:left="120" w:right="120"/>
-      </w:pPr>
-      <w:r>
-        <w:rPr>
-          <w:rFonts w:ascii="Consolas" w:cs="Consolas" w:eastAsia="Malgun Gothic" w:hAnsi="Consolas"/>
-          <w:color w:val="6B7280"/>
-          <w:sz w:val="17"/>
-          <w:szCs w:val="17"/>
-        </w:rPr>
-        <w:t xml:space="preserve">-- 돌려주는 열(대문자): PROV_DT, WRK_DT(=PCAP_DATE), FUND_CD, CURR_ID, CURR_TYP,</w:t>
-      </w:r>
-    </w:p>
-    <w:p>
-      <w:pPr>
-        <w:shd w:fill="F3F5F8" w:color="auto" w:val="clear"/>
-        <w:spacing w:after="0" w:before="0" w:line="240"/>
-        <w:ind w:left="120" w:right="120"/>
-      </w:pPr>
-      <w:r>
-        <w:rPr>
-          <w:rFonts w:ascii="Consolas" w:cs="Consolas" w:eastAsia="Malgun Gothic" w:hAnsi="Consolas"/>
-          <w:color w:val="6B7280"/>
-          <w:sz w:val="17"/>
-          <w:szCs w:val="17"/>
-        </w:rPr>
-        <w:t xml:space="preserve">--                     COMMIT_AMT, FUNDED_AMT(양수로 뒤집음), DISTRB_AMT, NAV_AMT</w:t>
-      </w:r>
-    </w:p>
-    <w:p>
-      <w:pPr>
-        <w:shd w:fill="F3F5F8" w:color="auto" w:val="clear"/>
-        <w:spacing w:after="0" w:before="0" w:line="240"/>
-        <w:ind w:left="120" w:right="120"/>
-      </w:pPr>
-      <w:r>
-        <w:rPr>
-          <w:rFonts w:ascii="Consolas" w:cs="Consolas" w:eastAsia="Malgun Gothic" w:hAnsi="Consolas"/>
-          <w:color w:val="111827"/>
-          <w:sz w:val="17"/>
-          <w:szCs w:val="17"/>
-        </w:rPr>
-        <w:t xml:space="preserve">SELECT TO_DATE(a.WRK_DT, 'YYYY-MM-DD')                                    AS prov_dt      -- 데이터 제공일</w:t>
-      </w:r>
-    </w:p>
-    <w:p>
-      <w:pPr>
-        <w:shd w:fill="F3F5F8" w:color="auto" w:val="clear"/>
-        <w:spacing w:after="0" w:before="0" w:line="240"/>
-        <w:ind w:left="120" w:right="120"/>
-      </w:pPr>
-      <w:r>
-        <w:rPr>
-          <w:rFonts w:ascii="Consolas" w:cs="Consolas" w:eastAsia="Malgun Gothic" w:hAnsi="Consolas"/>
-          <w:color w:val="111827"/>
-          <w:sz w:val="17"/>
-          <w:szCs w:val="17"/>
-        </w:rPr>
-        <w:t xml:space="preserve">     , TO_DATE(a.PCAP_DATE, 'YYYYMMDD')                                   AS wrk_dt       -- 기준일(분기말)</w:t>
-      </w:r>
-    </w:p>
-    <w:p>
-      <w:pPr>
-        <w:shd w:fill="F3F5F8" w:color="auto" w:val="clear"/>
-        <w:spacing w:after="0" w:before="0" w:line="240"/>
-        <w:ind w:left="120" w:right="120"/>
-      </w:pPr>
-      <w:r>
-        <w:rPr>
-          <w:rFonts w:ascii="Consolas" w:cs="Consolas" w:eastAsia="Malgun Gothic" w:hAnsi="Consolas"/>
-          <w:color w:val="111827"/>
-          <w:sz w:val="17"/>
-          <w:szCs w:val="17"/>
-        </w:rPr>
-        <w:t xml:space="preserve">     , a.NPS_CD                                                           AS fund_cd</w:t>
-      </w:r>
-    </w:p>
-    <w:p>
-      <w:pPr>
-        <w:shd w:fill="F3F5F8" w:color="auto" w:val="clear"/>
-        <w:spacing w:after="0" w:before="0" w:line="240"/>
-        <w:ind w:left="120" w:right="120"/>
-      </w:pPr>
-      <w:r>
-        <w:rPr>
-          <w:rFonts w:ascii="Consolas" w:cs="Consolas" w:eastAsia="Malgun Gothic" w:hAnsi="Consolas"/>
-          <w:color w:val="111827"/>
-          <w:sz w:val="17"/>
-          <w:szCs w:val="17"/>
-        </w:rPr>
-        <w:t xml:space="preserve">     , UPPER(a.CURR_ID)                                                   AS curr_id</w:t>
-      </w:r>
-    </w:p>
-    <w:p>
-      <w:pPr>
-        <w:shd w:fill="F3F5F8" w:color="auto" w:val="clear"/>
-        <w:spacing w:after="0" w:before="0" w:line="240"/>
-        <w:ind w:left="120" w:right="120"/>
-      </w:pPr>
-      <w:r>
-        <w:rPr>
-          <w:rFonts w:ascii="Consolas" w:cs="Consolas" w:eastAsia="Malgun Gothic" w:hAnsi="Consolas"/>
-          <w:color w:val="111827"/>
-          <w:sz w:val="17"/>
-          <w:szCs w:val="17"/>
-        </w:rPr>
-        <w:t xml:space="preserve">     , UPPER(a.CURR_TYP)                                                  AS curr_typ</w:t>
-      </w:r>
-    </w:p>
-    <w:p>
-      <w:pPr>
-        <w:shd w:fill="F3F5F8" w:color="auto" w:val="clear"/>
-        <w:spacing w:after="0" w:before="0" w:line="240"/>
-        <w:ind w:left="120" w:right="120"/>
-      </w:pPr>
-      <w:r>
-        <w:rPr>
-          <w:rFonts w:ascii="Consolas" w:cs="Consolas" w:eastAsia="Malgun Gothic" w:hAnsi="Consolas"/>
-          <w:color w:val="111827"/>
-          <w:sz w:val="17"/>
-          <w:szCs w:val="17"/>
-        </w:rPr>
-        <w:t xml:space="preserve">     , a.COMMITMENT_AMT / DECODE(UPPER(a.CURR_ID), 'KRW', 100000000, 1000000)        AS commit_amt</w:t>
-      </w:r>
-    </w:p>
-    <w:p>
-      <w:pPr>
-        <w:shd w:fill="F3F5F8" w:color="auto" w:val="clear"/>
-        <w:spacing w:after="0" w:before="0" w:line="240"/>
-        <w:ind w:left="120" w:right="120"/>
-      </w:pPr>
-      <w:r>
-        <w:rPr>
-          <w:rFonts w:ascii="Consolas" w:cs="Consolas" w:eastAsia="Malgun Gothic" w:hAnsi="Consolas"/>
-          <w:color w:val="111827"/>
-          <w:sz w:val="17"/>
-          <w:szCs w:val="17"/>
-        </w:rPr>
-        <w:t xml:space="preserve">     , -1 * a.FUNDED_AMT / DECODE(UPPER(a.CURR_ID), 'KRW', 100000000, 1000000)       AS funded_amt   -- 원천은 음수 부호</w:t>
-      </w:r>
-    </w:p>
-    <w:p>
-      <w:pPr>
-        <w:shd w:fill="F3F5F8" w:color="auto" w:val="clear"/>
-        <w:spacing w:after="0" w:before="0" w:line="240"/>
-        <w:ind w:left="120" w:right="120"/>
-      </w:pPr>
-      <w:r>
-        <w:rPr>
-          <w:rFonts w:ascii="Consolas" w:cs="Consolas" w:eastAsia="Malgun Gothic" w:hAnsi="Consolas"/>
-          <w:color w:val="111827"/>
-          <w:sz w:val="17"/>
-          <w:szCs w:val="17"/>
-        </w:rPr>
-        <w:t xml:space="preserve">     , a.DISTRB_AMT / DECODE(UPPER(a.CURR_ID), 'KRW', 100000000, 1000000)            AS distrb_amt</w:t>
-      </w:r>
-    </w:p>
-    <w:p>
-      <w:pPr>
-        <w:shd w:fill="F3F5F8" w:color="auto" w:val="clear"/>
-        <w:spacing w:after="0" w:before="0" w:line="240"/>
-        <w:ind w:left="120" w:right="120"/>
-      </w:pPr>
-      <w:r>
-        <w:rPr>
-          <w:rFonts w:ascii="Consolas" w:cs="Consolas" w:eastAsia="Malgun Gothic" w:hAnsi="Consolas"/>
-          <w:color w:val="111827"/>
-          <w:sz w:val="17"/>
-          <w:szCs w:val="17"/>
-        </w:rPr>
-        <w:t xml:space="preserve">     , a.PCAP_AMT / DECODE(UPPER(a.CURR_ID), 'KRW', 100000000, 1000000)              AS nav_amt</w:t>
+          <w:color w:val="111827"/>
+          <w:sz w:val="17"/>
+          <w:szCs w:val="17"/>
+        </w:rPr>
+        <w:t xml:space="preserve">/* 집행·분배·NAV 분기 스냅샷(PCAP). ALT_Manage 탭이 사용</w:t>
+      </w:r>
+    </w:p>
+    <w:p>
+      <w:pPr>
+        <w:shd w:fill="F3F5F8" w:color="auto" w:val="clear"/>
+        <w:spacing w:after="0" w:before="0" w:line="240"/>
+        <w:ind w:left="120" w:right="120"/>
+      </w:pPr>
+      <w:r>
+        <w:rPr>
+          <w:rFonts w:ascii="Consolas" w:cs="Consolas" w:eastAsia="Malgun Gothic" w:hAnsi="Consolas"/>
+          <w:color w:val="111827"/>
+          <w:sz w:val="17"/>
+          <w:szCs w:val="17"/>
+        </w:rPr>
+        <w:t xml:space="preserve">   원천: FEIAI0432NTA</w:t>
+      </w:r>
+    </w:p>
+    <w:p>
+      <w:pPr>
+        <w:shd w:fill="F3F5F8" w:color="auto" w:val="clear"/>
+        <w:spacing w:after="0" w:before="0" w:line="240"/>
+        <w:ind w:left="120" w:right="120"/>
+      </w:pPr>
+      <w:r>
+        <w:rPr>
+          <w:rFonts w:ascii="Consolas" w:cs="Consolas" w:eastAsia="Malgun Gothic" w:hAnsi="Consolas"/>
+          <w:color w:val="111827"/>
+          <w:sz w:val="17"/>
+          <w:szCs w:val="17"/>
+        </w:rPr>
+        <w:t xml:space="preserve">     WRK_DT(데이터 제공일, 주 단위, YYYY-MM-DD 문자), PCAP_DATE(기준일, 분기말, YYYYMMDD), NPS_CD(펀드코드)</w:t>
+      </w:r>
+    </w:p>
+    <w:p>
+      <w:pPr>
+        <w:shd w:fill="F3F5F8" w:color="auto" w:val="clear"/>
+        <w:spacing w:after="0" w:before="0" w:line="240"/>
+        <w:ind w:left="120" w:right="120"/>
+      </w:pPr>
+      <w:r>
+        <w:rPr>
+          <w:rFonts w:ascii="Consolas" w:cs="Consolas" w:eastAsia="Malgun Gothic" w:hAnsi="Consolas"/>
+          <w:color w:val="111827"/>
+          <w:sz w:val="17"/>
+          <w:szCs w:val="17"/>
+        </w:rPr>
+        <w:t xml:space="preserve">     COMMITMENT_AMT, FUNDED_AMT(음수 부호), DISTRB_AMT, PCAP_AMT(NAV). 모두 PCAP_DATE 기준 누적, 단위 1</w:t>
+      </w:r>
+    </w:p>
+    <w:p>
+      <w:pPr>
+        <w:shd w:fill="F3F5F8" w:color="auto" w:val="clear"/>
+        <w:spacing w:after="0" w:before="0" w:line="240"/>
+        <w:ind w:left="120" w:right="120"/>
+      </w:pPr>
+      <w:r>
+        <w:rPr>
+          <w:rFonts w:ascii="Consolas" w:cs="Consolas" w:eastAsia="Malgun Gothic" w:hAnsi="Consolas"/>
+          <w:color w:val="111827"/>
+          <w:sz w:val="17"/>
+          <w:szCs w:val="17"/>
+        </w:rPr>
+        <w:t xml:space="preserve">     CURR_TYP  CD 투자 통화, CP 보고 통화(CURR_ID 가 USD 또는 KRW)</w:t>
+      </w:r>
+    </w:p>
+    <w:p>
+      <w:pPr>
+        <w:shd w:fill="F3F5F8" w:color="auto" w:val="clear"/>
+        <w:spacing w:after="0" w:before="0" w:line="240"/>
+        <w:ind w:left="120" w:right="120"/>
+      </w:pPr>
+      <w:r>
+        <w:rPr>
+          <w:rFonts w:ascii="Consolas" w:cs="Consolas" w:eastAsia="Malgun Gothic" w:hAnsi="Consolas"/>
+          <w:color w:val="111827"/>
+          <w:sz w:val="17"/>
+          <w:szCs w:val="17"/>
+        </w:rPr>
+        <w:t xml:space="preserve">     RPRT_NM   AS Reported by Fund / AS Reported by GCM 중 GCM 만 사용</w:t>
+      </w:r>
+    </w:p>
+    <w:p>
+      <w:pPr>
+        <w:shd w:fill="F3F5F8" w:color="auto" w:val="clear"/>
+        <w:spacing w:after="0" w:before="0" w:line="240"/>
+        <w:ind w:left="120" w:right="120"/>
+      </w:pPr>
+      <w:r>
+        <w:rPr>
+          <w:rFonts w:ascii="Consolas" w:cs="Consolas" w:eastAsia="Malgun Gothic" w:hAnsi="Consolas"/>
+          <w:color w:val="111827"/>
+          <w:sz w:val="17"/>
+          <w:szCs w:val="17"/>
+        </w:rPr>
+        <w:t xml:space="preserve">   최신 제공일(WRK_DT 최대) 한 벌만. CD/CP 는 long 으로 모두 돌려주고 processor 가 고른다</w:t>
+      </w:r>
+    </w:p>
+    <w:p>
+      <w:pPr>
+        <w:shd w:fill="F3F5F8" w:color="auto" w:val="clear"/>
+        <w:spacing w:after="0" w:before="0" w:line="240"/>
+        <w:ind w:left="120" w:right="120"/>
+      </w:pPr>
+      <w:r>
+        <w:rPr>
+          <w:rFonts w:ascii="Consolas" w:cs="Consolas" w:eastAsia="Malgun Gothic" w:hAnsi="Consolas"/>
+          <w:color w:val="111827"/>
+          <w:sz w:val="17"/>
+          <w:szCs w:val="17"/>
+        </w:rPr>
+        <w:t xml:space="preserve">   단위: KRW 는 억원(나누기 1억), 그 외 통화는 백만(나누기 100만). FUNDED 는 양수로 뒤집는다</w:t>
+      </w:r>
+    </w:p>
+    <w:p>
+      <w:pPr>
+        <w:shd w:fill="F3F5F8" w:color="auto" w:val="clear"/>
+        <w:spacing w:after="0" w:before="0" w:line="240"/>
+        <w:ind w:left="120" w:right="120"/>
+      </w:pPr>
+      <w:r>
+        <w:rPr>
+          <w:rFonts w:ascii="Consolas" w:cs="Consolas" w:eastAsia="Malgun Gothic" w:hAnsi="Consolas"/>
+          <w:color w:val="111827"/>
+          <w:sz w:val="17"/>
+          <w:szCs w:val="17"/>
+        </w:rPr>
+        <w:t xml:space="preserve">   돌려주는 열(대문자): PROV_DT, WRK_DT(=PCAP_DATE), FUND_CD, CURR_ID, CURR_TYP,</w:t>
+      </w:r>
+    </w:p>
+    <w:p>
+      <w:pPr>
+        <w:shd w:fill="F3F5F8" w:color="auto" w:val="clear"/>
+        <w:spacing w:after="0" w:before="0" w:line="240"/>
+        <w:ind w:left="120" w:right="120"/>
+      </w:pPr>
+      <w:r>
+        <w:rPr>
+          <w:rFonts w:ascii="Consolas" w:cs="Consolas" w:eastAsia="Malgun Gothic" w:hAnsi="Consolas"/>
+          <w:color w:val="111827"/>
+          <w:sz w:val="17"/>
+          <w:szCs w:val="17"/>
+        </w:rPr>
+        <w:t xml:space="preserve">                       COMMIT_AMT, FUNDED_AMT, DISTRB_AMT, NAV_AMT */</w:t>
+      </w:r>
+    </w:p>
+    <w:p>
+      <w:pPr>
+        <w:shd w:fill="F3F5F8" w:color="auto" w:val="clear"/>
+        <w:spacing w:after="0" w:before="0" w:line="240"/>
+        <w:ind w:left="120" w:right="120"/>
+      </w:pPr>
+      <w:r>
+        <w:rPr>
+          <w:rFonts w:ascii="Consolas" w:cs="Consolas" w:eastAsia="Malgun Gothic" w:hAnsi="Consolas"/>
+          <w:color w:val="111827"/>
+          <w:sz w:val="17"/>
+          <w:szCs w:val="17"/>
+        </w:rPr>
+        <w:t xml:space="preserve">SELECT TO_DATE(a.WRK_DT, 'YYYY-MM-DD')                                             AS prov_dt</w:t>
+      </w:r>
+    </w:p>
+    <w:p>
+      <w:pPr>
+        <w:shd w:fill="F3F5F8" w:color="auto" w:val="clear"/>
+        <w:spacing w:after="0" w:before="0" w:line="240"/>
+        <w:ind w:left="120" w:right="120"/>
+      </w:pPr>
+      <w:r>
+        <w:rPr>
+          <w:rFonts w:ascii="Consolas" w:cs="Consolas" w:eastAsia="Malgun Gothic" w:hAnsi="Consolas"/>
+          <w:color w:val="111827"/>
+          <w:sz w:val="17"/>
+          <w:szCs w:val="17"/>
+        </w:rPr>
+        <w:t xml:space="preserve">     , TO_DATE(a.PCAP_DATE, 'YYYYMMDD')                                            AS wrk_dt</w:t>
+      </w:r>
+    </w:p>
+    <w:p>
+      <w:pPr>
+        <w:shd w:fill="F3F5F8" w:color="auto" w:val="clear"/>
+        <w:spacing w:after="0" w:before="0" w:line="240"/>
+        <w:ind w:left="120" w:right="120"/>
+      </w:pPr>
+      <w:r>
+        <w:rPr>
+          <w:rFonts w:ascii="Consolas" w:cs="Consolas" w:eastAsia="Malgun Gothic" w:hAnsi="Consolas"/>
+          <w:color w:val="111827"/>
+          <w:sz w:val="17"/>
+          <w:szCs w:val="17"/>
+        </w:rPr>
+        <w:t xml:space="preserve">     , a.NPS_CD                                                                    AS fund_cd</w:t>
+      </w:r>
+    </w:p>
+    <w:p>
+      <w:pPr>
+        <w:shd w:fill="F3F5F8" w:color="auto" w:val="clear"/>
+        <w:spacing w:after="0" w:before="0" w:line="240"/>
+        <w:ind w:left="120" w:right="120"/>
+      </w:pPr>
+      <w:r>
+        <w:rPr>
+          <w:rFonts w:ascii="Consolas" w:cs="Consolas" w:eastAsia="Malgun Gothic" w:hAnsi="Consolas"/>
+          <w:color w:val="111827"/>
+          <w:sz w:val="17"/>
+          <w:szCs w:val="17"/>
+        </w:rPr>
+        <w:t xml:space="preserve">     , UPPER(a.CURR_ID)                                                            AS curr_id</w:t>
+      </w:r>
+    </w:p>
+    <w:p>
+      <w:pPr>
+        <w:shd w:fill="F3F5F8" w:color="auto" w:val="clear"/>
+        <w:spacing w:after="0" w:before="0" w:line="240"/>
+        <w:ind w:left="120" w:right="120"/>
+      </w:pPr>
+      <w:r>
+        <w:rPr>
+          <w:rFonts w:ascii="Consolas" w:cs="Consolas" w:eastAsia="Malgun Gothic" w:hAnsi="Consolas"/>
+          <w:color w:val="111827"/>
+          <w:sz w:val="17"/>
+          <w:szCs w:val="17"/>
+        </w:rPr>
+        <w:t xml:space="preserve">     , UPPER(a.CURR_TYP)                                                           AS curr_typ</w:t>
+      </w:r>
+    </w:p>
+    <w:p>
+      <w:pPr>
+        <w:shd w:fill="F3F5F8" w:color="auto" w:val="clear"/>
+        <w:spacing w:after="0" w:before="0" w:line="240"/>
+        <w:ind w:left="120" w:right="120"/>
+      </w:pPr>
+      <w:r>
+        <w:rPr>
+          <w:rFonts w:ascii="Consolas" w:cs="Consolas" w:eastAsia="Malgun Gothic" w:hAnsi="Consolas"/>
+          <w:color w:val="111827"/>
+          <w:sz w:val="17"/>
+          <w:szCs w:val="17"/>
+        </w:rPr>
+        <w:t xml:space="preserve">     , a.COMMITMENT_AMT / DECODE(UPPER(a.CURR_ID), 'KRW', 100000000, 1000000)      AS commit_amt</w:t>
+      </w:r>
+    </w:p>
+    <w:p>
+      <w:pPr>
+        <w:shd w:fill="F3F5F8" w:color="auto" w:val="clear"/>
+        <w:spacing w:after="0" w:before="0" w:line="240"/>
+        <w:ind w:left="120" w:right="120"/>
+      </w:pPr>
+      <w:r>
+        <w:rPr>
+          <w:rFonts w:ascii="Consolas" w:cs="Consolas" w:eastAsia="Malgun Gothic" w:hAnsi="Consolas"/>
+          <w:color w:val="111827"/>
+          <w:sz w:val="17"/>
+          <w:szCs w:val="17"/>
+        </w:rPr>
+        <w:t xml:space="preserve">     , -1 * a.FUNDED_AMT / DECODE(UPPER(a.CURR_ID), 'KRW', 100000000, 1000000)     AS funded_amt</w:t>
+      </w:r>
+    </w:p>
+    <w:p>
+      <w:pPr>
+        <w:shd w:fill="F3F5F8" w:color="auto" w:val="clear"/>
+        <w:spacing w:after="0" w:before="0" w:line="240"/>
+        <w:ind w:left="120" w:right="120"/>
+      </w:pPr>
+      <w:r>
+        <w:rPr>
+          <w:rFonts w:ascii="Consolas" w:cs="Consolas" w:eastAsia="Malgun Gothic" w:hAnsi="Consolas"/>
+          <w:color w:val="111827"/>
+          <w:sz w:val="17"/>
+          <w:szCs w:val="17"/>
+        </w:rPr>
+        <w:t xml:space="preserve">     , a.DISTRB_AMT / DECODE(UPPER(a.CURR_ID), 'KRW', 100000000, 1000000)          AS distrb_amt</w:t>
+      </w:r>
+    </w:p>
+    <w:p>
+      <w:pPr>
+        <w:shd w:fill="F3F5F8" w:color="auto" w:val="clear"/>
+        <w:spacing w:after="0" w:before="0" w:line="240"/>
+        <w:ind w:left="120" w:right="120"/>
+      </w:pPr>
+      <w:r>
+        <w:rPr>
+          <w:rFonts w:ascii="Consolas" w:cs="Consolas" w:eastAsia="Malgun Gothic" w:hAnsi="Consolas"/>
+          <w:color w:val="111827"/>
+          <w:sz w:val="17"/>
+          <w:szCs w:val="17"/>
+        </w:rPr>
+        <w:t xml:space="preserve">     , a.PCAP_AMT / DECODE(UPPER(a.CURR_ID), 'KRW', 100000000, 1000000)            AS nav_amt</w:t>
       </w:r>
     </w:p>
     <w:p>
@@ -1237,7 +1061,7 @@
           <w:sz w:val="17"/>
           <w:szCs w:val="17"/>
         </w:rPr>
-        <w:t xml:space="preserve">   AND UPPER(a.RPRT_NM) LIKE '%GCM%'                                                       -- 'AS Reported by GCM' 만</w:t>
+        <w:t xml:space="preserve">   AND UPPER(a.RPRT_NM) LIKE '%GCM%'</w:t>
       </w:r>
     </w:p>
     <w:p>
@@ -1278,139 +1102,139 @@
       <w:r>
         <w:rPr>
           <w:rFonts w:ascii="Consolas" w:cs="Consolas" w:eastAsia="Malgun Gothic" w:hAnsi="Consolas"/>
-          <w:color w:val="6B7280"/>
-          <w:sz w:val="17"/>
-          <w:szCs w:val="17"/>
-        </w:rPr>
-        <w:t xml:space="preserve">-- 환율 (체크리스트 #6). ALT_Manage 탭이 사용</w:t>
-      </w:r>
-    </w:p>
-    <w:p>
-      <w:pPr>
-        <w:shd w:fill="F3F5F8" w:color="auto" w:val="clear"/>
-        <w:spacing w:after="0" w:before="0" w:line="240"/>
-        <w:ind w:left="120" w:right="120"/>
-      </w:pPr>
-      <w:r>
-        <w:rPr>
-          <w:rFonts w:ascii="Consolas" w:cs="Consolas" w:eastAsia="Malgun Gothic" w:hAnsi="Consolas"/>
-          <w:color w:val="6B7280"/>
-          <w:sz w:val="17"/>
-          <w:szCs w:val="17"/>
-        </w:rPr>
-        <w:t xml:space="preserve">-- 원천: FMCBI0006NTA — WRK_DT(기준일, YYYYMMDD 문자, 일별), CURR_CD(통화), MSCI_EXRT(환율: 1 USD 당 해당 통화 단위. 예 KRW 1350, EUR 0.92)</w:t>
-      </w:r>
-    </w:p>
-    <w:p>
-      <w:pPr>
-        <w:shd w:fill="F3F5F8" w:color="auto" w:val="clear"/>
-        <w:spacing w:after="0" w:before="0" w:line="240"/>
-        <w:ind w:left="120" w:right="120"/>
-      </w:pPr>
-      <w:r>
-        <w:rPr>
-          <w:rFonts w:ascii="Consolas" w:cs="Consolas" w:eastAsia="Malgun Gothic" w:hAnsi="Consolas"/>
-          <w:color w:val="6B7280"/>
-          <w:sz w:val="17"/>
-          <w:szCs w:val="17"/>
-        </w:rPr>
-        <w:t xml:space="preserve">-- 용도: PCAP(FEIAI0432NTA)에 CD(투자 통화) 행이 빠진 펀드의 집행·분배 로컬 금액을 원화 ÷ 환율로 환산 (보조 경로)</w:t>
-      </w:r>
-    </w:p>
-    <w:p>
-      <w:pPr>
-        <w:shd w:fill="F3F5F8" w:color="auto" w:val="clear"/>
-        <w:spacing w:after="0" w:before="0" w:line="240"/>
-        <w:ind w:left="120" w:right="120"/>
-      </w:pPr>
-      <w:r>
-        <w:rPr>
-          <w:rFonts w:ascii="Consolas" w:cs="Consolas" w:eastAsia="Malgun Gothic" w:hAnsi="Consolas"/>
-          <w:color w:val="6B7280"/>
-          <w:sz w:val="17"/>
-          <w:szCs w:val="17"/>
-        </w:rPr>
-        <w:t xml:space="preserve">-- 돌려주는 열(대문자): WRK_DT, CURR_ID, USD_RATE(1 USD 당 통화 단위)</w:t>
-      </w:r>
-    </w:p>
-    <w:p>
-      <w:pPr>
-        <w:shd w:fill="F3F5F8" w:color="auto" w:val="clear"/>
-        <w:spacing w:after="0" w:before="0" w:line="240"/>
-        <w:ind w:left="120" w:right="120"/>
-      </w:pPr>
-      <w:r>
-        <w:rPr>
-          <w:rFonts w:ascii="Consolas" w:cs="Consolas" w:eastAsia="Malgun Gothic" w:hAnsi="Consolas"/>
-          <w:color w:val="6B7280"/>
-          <w:sz w:val="17"/>
-          <w:szCs w:val="17"/>
-        </w:rPr>
-        <w:t xml:space="preserve">--   1단위당 원화(KRW/통화) = USD_RATE(KRW) ÷ USD_RATE(통화) 는 processor 가 계산한다. 그래서 KRW 행을 꼭 포함한다</w:t>
-      </w:r>
-    </w:p>
-    <w:p>
-      <w:pPr>
-        <w:shd w:fill="F3F5F8" w:color="auto" w:val="clear"/>
-        <w:spacing w:after="0" w:before="0" w:line="240"/>
-        <w:ind w:left="120" w:right="120"/>
-      </w:pPr>
-      <w:r>
-        <w:rPr>
-          <w:rFonts w:ascii="Consolas" w:cs="Consolas" w:eastAsia="Malgun Gothic" w:hAnsi="Consolas"/>
-          <w:color w:val="6B7280"/>
-          <w:sz w:val="17"/>
-          <w:szCs w:val="17"/>
-        </w:rPr>
-        <w:t xml:space="preserve">--   통화는 KRW 와 약정 테이블(FEIAI0488NTA)에 있는 펀드 통화만 가져온다 (일별이라 범위를 줄임)</w:t>
-      </w:r>
-    </w:p>
-    <w:p>
-      <w:pPr>
-        <w:shd w:fill="F3F5F8" w:color="auto" w:val="clear"/>
-        <w:spacing w:after="0" w:before="0" w:line="240"/>
-        <w:ind w:left="120" w:right="120"/>
-      </w:pPr>
-      <w:r>
-        <w:rPr>
-          <w:rFonts w:ascii="Consolas" w:cs="Consolas" w:eastAsia="Malgun Gothic" w:hAnsi="Consolas"/>
-          <w:color w:val="111827"/>
-          <w:sz w:val="17"/>
-          <w:szCs w:val="17"/>
-        </w:rPr>
-        <w:t xml:space="preserve">SELECT TO_DATE(a.WRK_DT, 'YYYYMMDD')                                      AS wrk_dt</w:t>
-      </w:r>
-    </w:p>
-    <w:p>
-      <w:pPr>
-        <w:shd w:fill="F3F5F8" w:color="auto" w:val="clear"/>
-        <w:spacing w:after="0" w:before="0" w:line="240"/>
-        <w:ind w:left="120" w:right="120"/>
-      </w:pPr>
-      <w:r>
-        <w:rPr>
-          <w:rFonts w:ascii="Consolas" w:cs="Consolas" w:eastAsia="Malgun Gothic" w:hAnsi="Consolas"/>
-          <w:color w:val="111827"/>
-          <w:sz w:val="17"/>
-          <w:szCs w:val="17"/>
-        </w:rPr>
-        <w:t xml:space="preserve">     , UPPER(a.CURR_CD)                                                   AS curr_id</w:t>
-      </w:r>
-    </w:p>
-    <w:p>
-      <w:pPr>
-        <w:shd w:fill="F3F5F8" w:color="auto" w:val="clear"/>
-        <w:spacing w:after="0" w:before="0" w:line="240"/>
-        <w:ind w:left="120" w:right="120"/>
-      </w:pPr>
-      <w:r>
-        <w:rPr>
-          <w:rFonts w:ascii="Consolas" w:cs="Consolas" w:eastAsia="Malgun Gothic" w:hAnsi="Consolas"/>
-          <w:color w:val="111827"/>
-          <w:sz w:val="17"/>
-          <w:szCs w:val="17"/>
-        </w:rPr>
-        <w:t xml:space="preserve">     , a.MSCI_EXRT                                                        AS usd_rate</w:t>
+          <w:color w:val="111827"/>
+          <w:sz w:val="17"/>
+          <w:szCs w:val="17"/>
+        </w:rPr>
+        <w:t xml:space="preserve">/* 환율. ALT_Manage 탭이 사용</w:t>
+      </w:r>
+    </w:p>
+    <w:p>
+      <w:pPr>
+        <w:shd w:fill="F3F5F8" w:color="auto" w:val="clear"/>
+        <w:spacing w:after="0" w:before="0" w:line="240"/>
+        <w:ind w:left="120" w:right="120"/>
+      </w:pPr>
+      <w:r>
+        <w:rPr>
+          <w:rFonts w:ascii="Consolas" w:cs="Consolas" w:eastAsia="Malgun Gothic" w:hAnsi="Consolas"/>
+          <w:color w:val="111827"/>
+          <w:sz w:val="17"/>
+          <w:szCs w:val="17"/>
+        </w:rPr>
+        <w:t xml:space="preserve">   원천: FMCBI0006NTA  WRK_DT(기준일, YYYYMMDD, 일별), CURR_CD(통화), MSCI_EXRT(1 USD 당 해당 통화 단위)</w:t>
+      </w:r>
+    </w:p>
+    <w:p>
+      <w:pPr>
+        <w:shd w:fill="F3F5F8" w:color="auto" w:val="clear"/>
+        <w:spacing w:after="0" w:before="0" w:line="240"/>
+        <w:ind w:left="120" w:right="120"/>
+      </w:pPr>
+      <w:r>
+        <w:rPr>
+          <w:rFonts w:ascii="Consolas" w:cs="Consolas" w:eastAsia="Malgun Gothic" w:hAnsi="Consolas"/>
+          <w:color w:val="111827"/>
+          <w:sz w:val="17"/>
+          <w:szCs w:val="17"/>
+        </w:rPr>
+        <w:t xml:space="preserve">   용도: 외화 약정의 원화 환산(약정일 환율). PCAP 에 CD 행이 없는 펀드의 로컬 환산(보조)</w:t>
+      </w:r>
+    </w:p>
+    <w:p>
+      <w:pPr>
+        <w:shd w:fill="F3F5F8" w:color="auto" w:val="clear"/>
+        <w:spacing w:after="0" w:before="0" w:line="240"/>
+        <w:ind w:left="120" w:right="120"/>
+      </w:pPr>
+      <w:r>
+        <w:rPr>
+          <w:rFonts w:ascii="Consolas" w:cs="Consolas" w:eastAsia="Malgun Gothic" w:hAnsi="Consolas"/>
+          <w:color w:val="111827"/>
+          <w:sz w:val="17"/>
+          <w:szCs w:val="17"/>
+        </w:rPr>
+        <w:t xml:space="preserve">   돌려주는 열(대문자): WRK_DT, CURR_ID, USD_RATE</w:t>
+      </w:r>
+    </w:p>
+    <w:p>
+      <w:pPr>
+        <w:shd w:fill="F3F5F8" w:color="auto" w:val="clear"/>
+        <w:spacing w:after="0" w:before="0" w:line="240"/>
+        <w:ind w:left="120" w:right="120"/>
+      </w:pPr>
+      <w:r>
+        <w:rPr>
+          <w:rFonts w:ascii="Consolas" w:cs="Consolas" w:eastAsia="Malgun Gothic" w:hAnsi="Consolas"/>
+          <w:color w:val="111827"/>
+          <w:sz w:val="17"/>
+          <w:szCs w:val="17"/>
+        </w:rPr>
+        <w:t xml:space="preserve">   원/1단위 = USD_RATE(KRW) 나누기 USD_RATE(통화) 는 processor 가 계산. 그래서 KRW 행을 꼭 포함</w:t>
+      </w:r>
+    </w:p>
+    <w:p>
+      <w:pPr>
+        <w:shd w:fill="F3F5F8" w:color="auto" w:val="clear"/>
+        <w:spacing w:after="0" w:before="0" w:line="240"/>
+        <w:ind w:left="120" w:right="120"/>
+      </w:pPr>
+      <w:r>
+        <w:rPr>
+          <w:rFonts w:ascii="Consolas" w:cs="Consolas" w:eastAsia="Malgun Gothic" w:hAnsi="Consolas"/>
+          <w:color w:val="111827"/>
+          <w:sz w:val="17"/>
+          <w:szCs w:val="17"/>
+        </w:rPr>
+        <w:t xml:space="preserve">   통화는 KRW 와 약정 테이블에 있는 펀드 통화만 */</w:t>
+      </w:r>
+    </w:p>
+    <w:p>
+      <w:pPr>
+        <w:shd w:fill="F3F5F8" w:color="auto" w:val="clear"/>
+        <w:spacing w:after="0" w:before="0" w:line="240"/>
+        <w:ind w:left="120" w:right="120"/>
+      </w:pPr>
+      <w:r>
+        <w:rPr>
+          <w:rFonts w:ascii="Consolas" w:cs="Consolas" w:eastAsia="Malgun Gothic" w:hAnsi="Consolas"/>
+          <w:color w:val="111827"/>
+          <w:sz w:val="17"/>
+          <w:szCs w:val="17"/>
+        </w:rPr>
+        <w:t xml:space="preserve">SELECT TO_DATE(a.WRK_DT, 'YYYYMMDD')                                               AS wrk_dt</w:t>
+      </w:r>
+    </w:p>
+    <w:p>
+      <w:pPr>
+        <w:shd w:fill="F3F5F8" w:color="auto" w:val="clear"/>
+        <w:spacing w:after="0" w:before="0" w:line="240"/>
+        <w:ind w:left="120" w:right="120"/>
+      </w:pPr>
+      <w:r>
+        <w:rPr>
+          <w:rFonts w:ascii="Consolas" w:cs="Consolas" w:eastAsia="Malgun Gothic" w:hAnsi="Consolas"/>
+          <w:color w:val="111827"/>
+          <w:sz w:val="17"/>
+          <w:szCs w:val="17"/>
+        </w:rPr>
+        <w:t xml:space="preserve">     , UPPER(a.CURR_CD)                                                            AS curr_id</w:t>
+      </w:r>
+    </w:p>
+    <w:p>
+      <w:pPr>
+        <w:shd w:fill="F3F5F8" w:color="auto" w:val="clear"/>
+        <w:spacing w:after="0" w:before="0" w:line="240"/>
+        <w:ind w:left="120" w:right="120"/>
+      </w:pPr>
+      <w:r>
+        <w:rPr>
+          <w:rFonts w:ascii="Consolas" w:cs="Consolas" w:eastAsia="Malgun Gothic" w:hAnsi="Consolas"/>
+          <w:color w:val="111827"/>
+          <w:sz w:val="17"/>
+          <w:szCs w:val="17"/>
+        </w:rPr>
+        <w:t xml:space="preserve">     , a.MSCI_EXRT                                                                 AS usd_rate</w:t>
       </w:r>
     </w:p>
     <w:p>
@@ -1553,6 +1377,22 @@
           <w:sz w:val="17"/>
           <w:szCs w:val="17"/>
         </w:rPr>
+        <w:t xml:space="preserve">import pandas as pd</w:t>
+      </w:r>
+    </w:p>
+    <w:p>
+      <w:pPr>
+        <w:shd w:fill="F3F5F8" w:color="auto" w:val="clear"/>
+        <w:spacing w:after="0" w:before="0" w:line="240"/>
+        <w:ind w:left="120" w:right="120"/>
+      </w:pPr>
+      <w:r>
+        <w:rPr>
+          <w:rFonts w:ascii="Consolas" w:cs="Consolas" w:eastAsia="Malgun Gothic" w:hAnsi="Consolas"/>
+          <w:color w:val="111827"/>
+          <w:sz w:val="17"/>
+          <w:szCs w:val="17"/>
+        </w:rPr>
         <w:t xml:space="preserve">conn = loader.create_connection()</w:t>
       </w:r>
     </w:p>
@@ -1585,7 +1425,327 @@
           <w:sz w:val="17"/>
           <w:szCs w:val="17"/>
         </w:rPr>
-        <w:t xml:space="preserve"># 1) 펀드 마스터 — 펀드 수, 자산군 분포(미분류가 있으면 AVTV_PGM_CD 누락), 이름 없는 펀드 수</w:t>
+        <w:t xml:space="preserve"># 0) 오류가 나면: 오류 코드와 위치를 찍는다 (파일 이름만 바꿔서 실행)</w:t>
+      </w:r>
+    </w:p>
+    <w:p>
+      <w:pPr>
+        <w:shd w:fill="F3F5F8" w:color="auto" w:val="clear"/>
+        <w:spacing w:after="0" w:before="0" w:line="240"/>
+        <w:ind w:left="120" w:right="120"/>
+      </w:pPr>
+      <w:r>
+        <w:rPr>
+          <w:rFonts w:ascii="Consolas" w:cs="Consolas" w:eastAsia="Malgun Gothic" w:hAnsi="Consolas"/>
+          <w:color w:val="111827"/>
+          <w:sz w:val="17"/>
+          <w:szCs w:val="17"/>
+        </w:rPr>
+        <w:t xml:space="preserve">import cx_Oracle</w:t>
+      </w:r>
+    </w:p>
+    <w:p>
+      <w:pPr>
+        <w:shd w:fill="F3F5F8" w:color="auto" w:val="clear"/>
+        <w:spacing w:after="0" w:before="0" w:line="240"/>
+        <w:ind w:left="120" w:right="120"/>
+      </w:pPr>
+      <w:r>
+        <w:rPr>
+          <w:rFonts w:ascii="Consolas" w:cs="Consolas" w:eastAsia="Malgun Gothic" w:hAnsi="Consolas"/>
+          <w:color w:val="111827"/>
+          <w:sz w:val="17"/>
+          <w:szCs w:val="17"/>
+        </w:rPr>
+        <w:t xml:space="preserve">sql = open("sql/ALT_Fund.sql", encoding="utf-8").read()</w:t>
+      </w:r>
+    </w:p>
+    <w:p>
+      <w:pPr>
+        <w:shd w:fill="F3F5F8" w:color="auto" w:val="clear"/>
+        <w:spacing w:after="0" w:before="0" w:line="240"/>
+        <w:ind w:left="120" w:right="120"/>
+      </w:pPr>
+      <w:r>
+        <w:rPr>
+          <w:rFonts w:ascii="Consolas" w:cs="Consolas" w:eastAsia="Malgun Gothic" w:hAnsi="Consolas"/>
+          <w:color w:val="111827"/>
+          <w:sz w:val="17"/>
+          <w:szCs w:val="17"/>
+        </w:rPr>
+        <w:t xml:space="preserve">cur = conn.cursor()</w:t>
+      </w:r>
+    </w:p>
+    <w:p>
+      <w:pPr>
+        <w:shd w:fill="F3F5F8" w:color="auto" w:val="clear"/>
+        <w:spacing w:after="0" w:before="0" w:line="240"/>
+        <w:ind w:left="120" w:right="120"/>
+      </w:pPr>
+      <w:r>
+        <w:rPr>
+          <w:rFonts w:ascii="Consolas" w:cs="Consolas" w:eastAsia="Malgun Gothic" w:hAnsi="Consolas"/>
+          <w:color w:val="111827"/>
+          <w:sz w:val="17"/>
+          <w:szCs w:val="17"/>
+        </w:rPr>
+        <w:t xml:space="preserve">try:</w:t>
+      </w:r>
+    </w:p>
+    <w:p>
+      <w:pPr>
+        <w:shd w:fill="F3F5F8" w:color="auto" w:val="clear"/>
+        <w:spacing w:after="0" w:before="0" w:line="240"/>
+        <w:ind w:left="120" w:right="120"/>
+      </w:pPr>
+      <w:r>
+        <w:rPr>
+          <w:rFonts w:ascii="Consolas" w:cs="Consolas" w:eastAsia="Malgun Gothic" w:hAnsi="Consolas"/>
+          <w:color w:val="111827"/>
+          <w:sz w:val="17"/>
+          <w:szCs w:val="17"/>
+        </w:rPr>
+        <w:t xml:space="preserve">    cur.execute(sql)</w:t>
+      </w:r>
+    </w:p>
+    <w:p>
+      <w:pPr>
+        <w:shd w:fill="F3F5F8" w:color="auto" w:val="clear"/>
+        <w:spacing w:after="0" w:before="0" w:line="240"/>
+        <w:ind w:left="120" w:right="120"/>
+      </w:pPr>
+      <w:r>
+        <w:rPr>
+          <w:rFonts w:ascii="Consolas" w:cs="Consolas" w:eastAsia="Malgun Gothic" w:hAnsi="Consolas"/>
+          <w:color w:val="111827"/>
+          <w:sz w:val="17"/>
+          <w:szCs w:val="17"/>
+        </w:rPr>
+        <w:t xml:space="preserve">    print("실행 OK", len(cur.fetchmany(5)), "행 미리보기")</w:t>
+      </w:r>
+    </w:p>
+    <w:p>
+      <w:pPr>
+        <w:shd w:fill="F3F5F8" w:color="auto" w:val="clear"/>
+        <w:spacing w:after="0" w:before="0" w:line="240"/>
+        <w:ind w:left="120" w:right="120"/>
+      </w:pPr>
+      <w:r>
+        <w:rPr>
+          <w:rFonts w:ascii="Consolas" w:cs="Consolas" w:eastAsia="Malgun Gothic" w:hAnsi="Consolas"/>
+          <w:color w:val="111827"/>
+          <w:sz w:val="17"/>
+          <w:szCs w:val="17"/>
+        </w:rPr>
+        <w:t xml:space="preserve">except cx_Oracle.DatabaseError as e:</w:t>
+      </w:r>
+    </w:p>
+    <w:p>
+      <w:pPr>
+        <w:shd w:fill="F3F5F8" w:color="auto" w:val="clear"/>
+        <w:spacing w:after="0" w:before="0" w:line="240"/>
+        <w:ind w:left="120" w:right="120"/>
+      </w:pPr>
+      <w:r>
+        <w:rPr>
+          <w:rFonts w:ascii="Consolas" w:cs="Consolas" w:eastAsia="Malgun Gothic" w:hAnsi="Consolas"/>
+          <w:color w:val="111827"/>
+          <w:sz w:val="17"/>
+          <w:szCs w:val="17"/>
+        </w:rPr>
+        <w:t xml:space="preserve">    err, = e.args</w:t>
+      </w:r>
+    </w:p>
+    <w:p>
+      <w:pPr>
+        <w:shd w:fill="F3F5F8" w:color="auto" w:val="clear"/>
+        <w:spacing w:after="0" w:before="0" w:line="240"/>
+        <w:ind w:left="120" w:right="120"/>
+      </w:pPr>
+      <w:r>
+        <w:rPr>
+          <w:rFonts w:ascii="Consolas" w:cs="Consolas" w:eastAsia="Malgun Gothic" w:hAnsi="Consolas"/>
+          <w:color w:val="111827"/>
+          <w:sz w:val="17"/>
+          <w:szCs w:val="17"/>
+        </w:rPr>
+        <w:t xml:space="preserve">    print(err.message)</w:t>
+      </w:r>
+    </w:p>
+    <w:p>
+      <w:pPr>
+        <w:shd w:fill="F3F5F8" w:color="auto" w:val="clear"/>
+        <w:spacing w:after="0" w:before="0" w:line="240"/>
+        <w:ind w:left="120" w:right="120"/>
+      </w:pPr>
+      <w:r>
+        <w:rPr>
+          <w:rFonts w:ascii="Consolas" w:cs="Consolas" w:eastAsia="Malgun Gothic" w:hAnsi="Consolas"/>
+          <w:color w:val="111827"/>
+          <w:sz w:val="17"/>
+          <w:szCs w:val="17"/>
+        </w:rPr>
+        <w:t xml:space="preserve">    off = err.offset</w:t>
+      </w:r>
+    </w:p>
+    <w:p>
+      <w:pPr>
+        <w:shd w:fill="F3F5F8" w:color="auto" w:val="clear"/>
+        <w:spacing w:after="0" w:before="0" w:line="240"/>
+        <w:ind w:left="120" w:right="120"/>
+      </w:pPr>
+      <w:r>
+        <w:rPr>
+          <w:rFonts w:ascii="Consolas" w:cs="Consolas" w:eastAsia="Malgun Gothic" w:hAnsi="Consolas"/>
+          <w:color w:val="111827"/>
+          <w:sz w:val="17"/>
+          <w:szCs w:val="17"/>
+        </w:rPr>
+        <w:t xml:space="preserve">    print("offset", off)</w:t>
+      </w:r>
+    </w:p>
+    <w:p>
+      <w:pPr>
+        <w:shd w:fill="F3F5F8" w:color="auto" w:val="clear"/>
+        <w:spacing w:after="0" w:before="0" w:line="240"/>
+        <w:ind w:left="120" w:right="120"/>
+      </w:pPr>
+      <w:r>
+        <w:rPr>
+          <w:rFonts w:ascii="Consolas" w:cs="Consolas" w:eastAsia="Malgun Gothic" w:hAnsi="Consolas"/>
+          <w:color w:val="111827"/>
+          <w:sz w:val="17"/>
+          <w:szCs w:val="17"/>
+        </w:rPr>
+        <w:t xml:space="preserve">    print("[문자 기준]", repr(sql[max(0, off - 60):off + 30]))</w:t>
+      </w:r>
+    </w:p>
+    <w:p>
+      <w:pPr>
+        <w:shd w:fill="F3F5F8" w:color="auto" w:val="clear"/>
+        <w:spacing w:after="0" w:before="0" w:line="240"/>
+        <w:ind w:left="120" w:right="120"/>
+      </w:pPr>
+      <w:r>
+        <w:rPr>
+          <w:rFonts w:ascii="Consolas" w:cs="Consolas" w:eastAsia="Malgun Gothic" w:hAnsi="Consolas"/>
+          <w:color w:val="111827"/>
+          <w:sz w:val="17"/>
+          <w:szCs w:val="17"/>
+        </w:rPr>
+        <w:t xml:space="preserve">    b = sql.encode("utf-8")</w:t>
+      </w:r>
+    </w:p>
+    <w:p>
+      <w:pPr>
+        <w:shd w:fill="F3F5F8" w:color="auto" w:val="clear"/>
+        <w:spacing w:after="0" w:before="0" w:line="240"/>
+        <w:ind w:left="120" w:right="120"/>
+      </w:pPr>
+      <w:r>
+        <w:rPr>
+          <w:rFonts w:ascii="Consolas" w:cs="Consolas" w:eastAsia="Malgun Gothic" w:hAnsi="Consolas"/>
+          <w:color w:val="111827"/>
+          <w:sz w:val="17"/>
+          <w:szCs w:val="17"/>
+        </w:rPr>
+        <w:t xml:space="preserve">    print("[바이트 기준]", repr(b[max(0, off - 60):off + 30].decode("utf-8", "replace")))</w:t>
+      </w:r>
+    </w:p>
+    <w:p>
+      <w:pPr>
+        <w:shd w:fill="F3F5F8" w:color="auto" w:val="clear"/>
+        <w:spacing w:after="0" w:before="0" w:line="240"/>
+        <w:ind w:left="120" w:right="120"/>
+      </w:pPr>
+      <w:r>
+        <w:rPr>
+          <w:rFonts w:ascii="Consolas" w:cs="Consolas" w:eastAsia="Malgun Gothic" w:hAnsi="Consolas"/>
+          <w:color w:val="111827"/>
+          <w:sz w:val="17"/>
+          <w:szCs w:val="17"/>
+        </w:rPr>
+        <w:t xml:space="preserve"> </w:t>
+      </w:r>
+    </w:p>
+    <w:p>
+      <w:pPr>
+        <w:shd w:fill="F3F5F8" w:color="auto" w:val="clear"/>
+        <w:spacing w:after="0" w:before="0" w:line="240"/>
+        <w:ind w:left="120" w:right="120"/>
+      </w:pPr>
+      <w:r>
+        <w:rPr>
+          <w:rFonts w:ascii="Consolas" w:cs="Consolas" w:eastAsia="Malgun Gothic" w:hAnsi="Consolas"/>
+          <w:color w:val="6B7280"/>
+          <w:sz w:val="17"/>
+          <w:szCs w:val="17"/>
+        </w:rPr>
+        <w:t xml:space="preserve"># 0-1) 원천 테이블·컬럼 이름 확인 (둘 다 떠야 정상)</w:t>
+      </w:r>
+    </w:p>
+    <w:p>
+      <w:pPr>
+        <w:shd w:fill="F3F5F8" w:color="auto" w:val="clear"/>
+        <w:spacing w:after="0" w:before="0" w:line="240"/>
+        <w:ind w:left="120" w:right="120"/>
+      </w:pPr>
+      <w:r>
+        <w:rPr>
+          <w:rFonts w:ascii="Consolas" w:cs="Consolas" w:eastAsia="Malgun Gothic" w:hAnsi="Consolas"/>
+          <w:color w:val="111827"/>
+          <w:sz w:val="17"/>
+          <w:szCs w:val="17"/>
+        </w:rPr>
+        <w:t xml:space="preserve">print(pd.read_sql("SELECT NPS_FUND_CD, DEAL_NM, CURR_CD, VNTG_YR FROM FEIAI0488NTA WHERE ROWNUM &lt;= 3", conn))</w:t>
+      </w:r>
+    </w:p>
+    <w:p>
+      <w:pPr>
+        <w:shd w:fill="F3F5F8" w:color="auto" w:val="clear"/>
+        <w:spacing w:after="0" w:before="0" w:line="240"/>
+        <w:ind w:left="120" w:right="120"/>
+      </w:pPr>
+      <w:r>
+        <w:rPr>
+          <w:rFonts w:ascii="Consolas" w:cs="Consolas" w:eastAsia="Malgun Gothic" w:hAnsi="Consolas"/>
+          <w:color w:val="111827"/>
+          <w:sz w:val="17"/>
+          <w:szCs w:val="17"/>
+        </w:rPr>
+        <w:t xml:space="preserve">print(pd.read_sql("SELECT FUND_CD, AVTV_PGM_CD FROM MAAMC0101DTM WHERE ROWNUM &lt;= 3", conn))</w:t>
+      </w:r>
+    </w:p>
+    <w:p>
+      <w:pPr>
+        <w:shd w:fill="F3F5F8" w:color="auto" w:val="clear"/>
+        <w:spacing w:after="0" w:before="0" w:line="240"/>
+        <w:ind w:left="120" w:right="120"/>
+      </w:pPr>
+      <w:r>
+        <w:rPr>
+          <w:rFonts w:ascii="Consolas" w:cs="Consolas" w:eastAsia="Malgun Gothic" w:hAnsi="Consolas"/>
+          <w:color w:val="111827"/>
+          <w:sz w:val="17"/>
+          <w:szCs w:val="17"/>
+        </w:rPr>
+        <w:t xml:space="preserve"> </w:t>
+      </w:r>
+    </w:p>
+    <w:p>
+      <w:pPr>
+        <w:shd w:fill="F3F5F8" w:color="auto" w:val="clear"/>
+        <w:spacing w:after="0" w:before="0" w:line="240"/>
+        <w:ind w:left="120" w:right="120"/>
+      </w:pPr>
+      <w:r>
+        <w:rPr>
+          <w:rFonts w:ascii="Consolas" w:cs="Consolas" w:eastAsia="Malgun Gothic" w:hAnsi="Consolas"/>
+          <w:color w:val="6B7280"/>
+          <w:sz w:val="17"/>
+          <w:szCs w:val="17"/>
+        </w:rPr>
+        <w:t xml:space="preserve"># 1) 펀드 마스터: 펀드 수, 자산군 분포(미분류가 많으면 MAAMC0101DTM 조인 문제), 이름 없는 펀드 수</w:t>
       </w:r>
     </w:p>
     <w:p>
@@ -1697,7 +1857,7 @@
           <w:sz w:val="17"/>
           <w:szCs w:val="17"/>
         </w:rPr>
-        <w:t xml:space="preserve"># 2) 약정 — 건수, 통화별 건수와 로컬 합계, 날짜 범위. AMT_KRW 는 KRW 펀드만 값이 있어야 정상</w:t>
+        <w:t xml:space="preserve"># 2) 약정: 건수, 통화별 건수와 로컬 합계, 날짜 범위. AMT_KRW 는 KRW 펀드만 값이 있어야 정상</w:t>
       </w:r>
     </w:p>
     <w:p>
@@ -1793,7 +1953,7 @@
           <w:sz w:val="17"/>
           <w:szCs w:val="17"/>
         </w:rPr>
-        <w:t xml:space="preserve"># 3) PCAP — 최신 제공일, 기준일 범위, 통화유형×통화 분포. FUNDED_AMT 는 양수여야 정상</w:t>
+        <w:t xml:space="preserve"># 3) PCAP: 최신 제공일, 기준일 범위, 통화유형x통화 분포. FUNDED_AMT 는 양수여야 정상</w:t>
       </w:r>
     </w:p>
     <w:p>
@@ -1905,7 +2065,7 @@
           <w:sz w:val="17"/>
           <w:szCs w:val="17"/>
         </w:rPr>
-        <w:t xml:space="preserve"># 4) 환율 — 통화별 행 수와 최근 값. KRW 가 꼭 있어야 하고, 값은 '1 USD 당 통화 단위'</w:t>
+        <w:t xml:space="preserve"># 4) 환율: 통화별 행 수와 최근 값. KRW 가 꼭 있어야 하고, 값은 1 USD 당 통화 단위</w:t>
       </w:r>
     </w:p>
     <w:p>
@@ -1986,7 +2146,7 @@
           <w:sz w:val="20"/>
           <w:szCs w:val="20"/>
         </w:rPr>
-        <w:t xml:space="preserve">MAAMC0101DTM 의 펀드코드 컬럼을 'funcd_cd' 로 받아 FUND_CD 로 적었습니다. 다르면 ALT_Fund.sql 의 q.FUND_CD 두 곳을 바꿉니다</w:t>
+        <w:t xml:space="preserve">MAAMC0101DTM 의 펀드코드 컬럼을 'funcd_cd' 로 받아 FUND_CD 로 적었습니다. 0-1) 둘째 줄에서 ORA-00904 가 나면 이름이 다른 것이니 알려 주세요</w:t>
       </w:r>
     </w:p>
     <w:p>
@@ -2004,7 +2164,7 @@
           <w:sz w:val="20"/>
           <w:szCs w:val="20"/>
         </w:rPr>
-        <w:t xml:space="preserve">FEIAI0432NTA 의 RPRT_NM 은 UPPER(...) LIKE '%GCM%' 로 골랐습니다. 'AS Reported by GCM' 이외의 GCM 값이 있으면 알려 주세요</w:t>
+        <w:t xml:space="preserve">조인은 LEFT JOIN 대신 Oracle (+) 외부조인, 주석은 -- 대신 맨 위 /* */ 한 곳으로 바꿨습니다 (missing keyword 대응)</w:t>
       </w:r>
     </w:p>
     <w:p>
@@ -2022,7 +2182,7 @@
           <w:sz w:val="20"/>
           <w:szCs w:val="20"/>
         </w:rPr>
-        <w:t xml:space="preserve">ALT_Commit.sql 의 원화(AMT_KRW)는 KRW 펀드만 채워지고, 외화 약정은 processor 가 약정일 환율로 환산합니다 (약정일 환율 기준이 맞는지)</w:t>
+        <w:t xml:space="preserve">펀드명은 FEIAI0488NTA.DEAL_NM 에서 바로 가져옵니다 (FEIAI0432NTA 조인 제거)</w:t>
       </w:r>
     </w:p>
     <w:p>
@@ -2040,7 +2200,7 @@
           <w:sz w:val="20"/>
           <w:szCs w:val="20"/>
         </w:rPr>
-        <w:t xml:space="preserve">ALT_PCAP.sql 의 단위 변환: CURR_ID 가 KRW 면 ÷1억(억원), 그 외는 ÷100만(백만). 금액 단위가 1(원·달러 그대로)이라는 답변 기준입니다</w:t>
+        <w:t xml:space="preserve">FEIAI0432NTA 의 RPRT_NM 은 UPPER(...) LIKE '%GCM%' 로 골랐습니다. GCM 이 들어간 다른 값이 있으면 알려 주세요</w:t>
       </w:r>
     </w:p>
     <w:p>
@@ -2058,7 +2218,7 @@
           <w:sz w:val="20"/>
           <w:szCs w:val="20"/>
         </w:rPr>
-        <w:t xml:space="preserve">ALT_FX.sql 은 KRW 와 약정 테이블에 있는 통화만 가져옵니다. 2018-01-01 이후 일별</w:t>
+        <w:t xml:space="preserve">ALT_Commit.sql 의 원화(AMT_KRW)는 KRW 펀드만 채워지고, 외화 약정은 processor 가 약정일 환율로 환산합니다</w:t>
       </w:r>
     </w:p>
     <w:p>
@@ -2076,7 +2236,43 @@
           <w:sz w:val="20"/>
           <w:szCs w:val="20"/>
         </w:rPr>
-        <w:t xml:space="preserve">오류가 나면 traceback 전체와 어느 파일인지 보내 주세요. 원인 줄을 지목해 드립니다</w:t>
+        <w:t xml:space="preserve">단위 변환: 통화가 KRW 면 1억으로 나눠 억원, 그 외는 100만으로 나눠 백만 (원천 단위 1 기준)</w:t>
+      </w:r>
+    </w:p>
+    <w:p>
+      <w:pPr>
+        <w:pStyle w:val="ListParagraph"/>
+        <w:numPr>
+          <w:ilvl w:val="0"/>
+          <w:numId w:val="2"/>
+        </w:numPr>
+        <w:spacing w:after="60"/>
+      </w:pPr>
+      <w:r>
+        <w:rPr>
+          <w:rFonts w:ascii="Arial" w:cs="Arial" w:eastAsia="Malgun Gothic" w:hAnsi="Arial"/>
+          <w:sz w:val="20"/>
+          <w:szCs w:val="20"/>
+        </w:rPr>
+        <w:t xml:space="preserve">ALT_FX.sql 은 KRW 와 약정 테이블에 있는 통화만, 2018-01-01 이후 일별로 가져옵니다</w:t>
+      </w:r>
+    </w:p>
+    <w:p>
+      <w:pPr>
+        <w:pStyle w:val="ListParagraph"/>
+        <w:numPr>
+          <w:ilvl w:val="0"/>
+          <w:numId w:val="2"/>
+        </w:numPr>
+        <w:spacing w:after="60"/>
+      </w:pPr>
+      <w:r>
+        <w:rPr>
+          <w:rFonts w:ascii="Arial" w:cs="Arial" w:eastAsia="Malgun Gothic" w:hAnsi="Arial"/>
+          <w:sz w:val="20"/>
+          <w:szCs w:val="20"/>
+        </w:rPr>
+        <w:t xml:space="preserve">오류가 나면 0) 셀 출력을 그대로 보내 주세요. 오류 위치 앞뒤 글자가 찍혀서 원인 줄을 바로 짚을 수 있습니다</w:t>
       </w:r>
     </w:p>
     <w:sectPr>

--- a/deliver/01_SQL.docx
+++ b/deliver/01_SQL.docx
@@ -63,7 +63,7 @@
           <w:sz w:val="20"/>
           <w:szCs w:val="20"/>
         </w:rPr>
-        <w:t xml:space="preserve">펀드 마스터. FEIAI0488NTA(펀드코드·펀드명·빈티지·통화) + MAAMC0101DTM(AVTV_PGM_CD → 자산군). Oracle (+) 외부조인</w:t>
+        <w:t xml:space="preserve">펀드 마스터. FEIAI0488NTA(펀드코드·펀드명·빈티지·통화) + MAAMC0101DTM(ATVT_PGM_FUND_CD → 자산군). Oracle (+) 외부조인</w:t>
       </w:r>
     </w:p>
     <w:p>
@@ -146,23 +146,23 @@
           <w:sz w:val="17"/>
           <w:szCs w:val="17"/>
         </w:rPr>
-        <w:t xml:space="preserve">     MAAMC0101DTM  FUND_CD(펀드코드), AVTV_PGM_CD(액티브 프로그램 코드)</w:t>
-      </w:r>
-    </w:p>
-    <w:p>
-      <w:pPr>
-        <w:shd w:fill="F3F5F8" w:color="auto" w:val="clear"/>
-        <w:spacing w:after="0" w:before="0" w:line="240"/>
-        <w:ind w:left="120" w:right="120"/>
-      </w:pPr>
-      <w:r>
-        <w:rPr>
-          <w:rFonts w:ascii="Consolas" w:cs="Consolas" w:eastAsia="Malgun Gothic" w:hAnsi="Consolas"/>
-          <w:color w:val="111827"/>
-          <w:sz w:val="17"/>
-          <w:szCs w:val="17"/>
-        </w:rPr>
-        <w:t xml:space="preserve">   자산군: AVTV_PGM_CD 앞 3자리 XPV 사모벤처, XRE 부동산, XIF 인프라</w:t>
+        <w:t xml:space="preserve">     MAAMC0101DTM  FUND_CD(펀드코드), ATVT_PGM_FUND_CD(액티브 프로그램 코드)</w:t>
+      </w:r>
+    </w:p>
+    <w:p>
+      <w:pPr>
+        <w:shd w:fill="F3F5F8" w:color="auto" w:val="clear"/>
+        <w:spacing w:after="0" w:before="0" w:line="240"/>
+        <w:ind w:left="120" w:right="120"/>
+      </w:pPr>
+      <w:r>
+        <w:rPr>
+          <w:rFonts w:ascii="Consolas" w:cs="Consolas" w:eastAsia="Malgun Gothic" w:hAnsi="Consolas"/>
+          <w:color w:val="111827"/>
+          <w:sz w:val="17"/>
+          <w:szCs w:val="17"/>
+        </w:rPr>
+        <w:t xml:space="preserve">   자산군: ATVT_PGM_FUND_CD 앞 3자리 XPV 사모벤처, XRE 부동산, XIF 인프라</w:t>
       </w:r>
     </w:p>
     <w:p>
@@ -210,135 +210,135 @@
           <w:sz w:val="17"/>
           <w:szCs w:val="17"/>
         </w:rPr>
-        <w:t xml:space="preserve">SELECT a.NPS_FUND_CD                                        AS fund_cd</w:t>
-      </w:r>
-    </w:p>
-    <w:p>
-      <w:pPr>
-        <w:shd w:fill="F3F5F8" w:color="auto" w:val="clear"/>
-        <w:spacing w:after="0" w:before="0" w:line="240"/>
-        <w:ind w:left="120" w:right="120"/>
-      </w:pPr>
-      <w:r>
-        <w:rPr>
-          <w:rFonts w:ascii="Consolas" w:cs="Consolas" w:eastAsia="Malgun Gothic" w:hAnsi="Consolas"/>
-          <w:color w:val="111827"/>
-          <w:sz w:val="17"/>
-          <w:szCs w:val="17"/>
-        </w:rPr>
-        <w:t xml:space="preserve">     , NVL(a.DEAL_NM, a.NPS_FUND_CD)                        AS fund_nm</w:t>
-      </w:r>
-    </w:p>
-    <w:p>
-      <w:pPr>
-        <w:shd w:fill="F3F5F8" w:color="auto" w:val="clear"/>
-        <w:spacing w:after="0" w:before="0" w:line="240"/>
-        <w:ind w:left="120" w:right="120"/>
-      </w:pPr>
-      <w:r>
-        <w:rPr>
-          <w:rFonts w:ascii="Consolas" w:cs="Consolas" w:eastAsia="Malgun Gothic" w:hAnsi="Consolas"/>
-          <w:color w:val="111827"/>
-          <w:sz w:val="17"/>
-          <w:szCs w:val="17"/>
-        </w:rPr>
-        <w:t xml:space="preserve">     , DECODE(SUBSTR(m.AVTV_PGM_CD, 1, 3), 'XPV', '사모벤처'</w:t>
-      </w:r>
-    </w:p>
-    <w:p>
-      <w:pPr>
-        <w:shd w:fill="F3F5F8" w:color="auto" w:val="clear"/>
-        <w:spacing w:after="0" w:before="0" w:line="240"/>
-        <w:ind w:left="120" w:right="120"/>
-      </w:pPr>
-      <w:r>
-        <w:rPr>
-          <w:rFonts w:ascii="Consolas" w:cs="Consolas" w:eastAsia="Malgun Gothic" w:hAnsi="Consolas"/>
-          <w:color w:val="111827"/>
-          <w:sz w:val="17"/>
-          <w:szCs w:val="17"/>
-        </w:rPr>
-        <w:t xml:space="preserve">                                        , 'XRE', '부동산'</w:t>
-      </w:r>
-    </w:p>
-    <w:p>
-      <w:pPr>
-        <w:shd w:fill="F3F5F8" w:color="auto" w:val="clear"/>
-        <w:spacing w:after="0" w:before="0" w:line="240"/>
-        <w:ind w:left="120" w:right="120"/>
-      </w:pPr>
-      <w:r>
-        <w:rPr>
-          <w:rFonts w:ascii="Consolas" w:cs="Consolas" w:eastAsia="Malgun Gothic" w:hAnsi="Consolas"/>
-          <w:color w:val="111827"/>
-          <w:sz w:val="17"/>
-          <w:szCs w:val="17"/>
-        </w:rPr>
-        <w:t xml:space="preserve">                                        , 'XIF', '인프라'</w:t>
-      </w:r>
-    </w:p>
-    <w:p>
-      <w:pPr>
-        <w:shd w:fill="F3F5F8" w:color="auto" w:val="clear"/>
-        <w:spacing w:after="0" w:before="0" w:line="240"/>
-        <w:ind w:left="120" w:right="120"/>
-      </w:pPr>
-      <w:r>
-        <w:rPr>
-          <w:rFonts w:ascii="Consolas" w:cs="Consolas" w:eastAsia="Malgun Gothic" w:hAnsi="Consolas"/>
-          <w:color w:val="111827"/>
-          <w:sz w:val="17"/>
-          <w:szCs w:val="17"/>
-        </w:rPr>
-        <w:t xml:space="preserve">                                        , '미분류')          AS asset_cls</w:t>
-      </w:r>
-    </w:p>
-    <w:p>
-      <w:pPr>
-        <w:shd w:fill="F3F5F8" w:color="auto" w:val="clear"/>
-        <w:spacing w:after="0" w:before="0" w:line="240"/>
-        <w:ind w:left="120" w:right="120"/>
-      </w:pPr>
-      <w:r>
-        <w:rPr>
-          <w:rFonts w:ascii="Consolas" w:cs="Consolas" w:eastAsia="Malgun Gothic" w:hAnsi="Consolas"/>
-          <w:color w:val="111827"/>
-          <w:sz w:val="17"/>
-          <w:szCs w:val="17"/>
-        </w:rPr>
-        <w:t xml:space="preserve">     , m.AVTV_PGM_CD                                        AS pgm_cd</w:t>
-      </w:r>
-    </w:p>
-    <w:p>
-      <w:pPr>
-        <w:shd w:fill="F3F5F8" w:color="auto" w:val="clear"/>
-        <w:spacing w:after="0" w:before="0" w:line="240"/>
-        <w:ind w:left="120" w:right="120"/>
-      </w:pPr>
-      <w:r>
-        <w:rPr>
-          <w:rFonts w:ascii="Consolas" w:cs="Consolas" w:eastAsia="Malgun Gothic" w:hAnsi="Consolas"/>
-          <w:color w:val="111827"/>
-          <w:sz w:val="17"/>
-          <w:szCs w:val="17"/>
-        </w:rPr>
-        <w:t xml:space="preserve">     , NVL(UPPER(a.CURR_CD), 'KRW')                         AS ccy</w:t>
-      </w:r>
-    </w:p>
-    <w:p>
-      <w:pPr>
-        <w:shd w:fill="F3F5F8" w:color="auto" w:val="clear"/>
-        <w:spacing w:after="0" w:before="0" w:line="240"/>
-        <w:ind w:left="120" w:right="120"/>
-      </w:pPr>
-      <w:r>
-        <w:rPr>
-          <w:rFonts w:ascii="Consolas" w:cs="Consolas" w:eastAsia="Malgun Gothic" w:hAnsi="Consolas"/>
-          <w:color w:val="111827"/>
-          <w:sz w:val="17"/>
-          <w:szCs w:val="17"/>
-        </w:rPr>
-        <w:t xml:space="preserve">     , a.VNTG_YR                                            AS vintage_yr</w:t>
+        <w:t xml:space="preserve">SELECT a.NPS_FUND_CD                                             AS fund_cd</w:t>
+      </w:r>
+    </w:p>
+    <w:p>
+      <w:pPr>
+        <w:shd w:fill="F3F5F8" w:color="auto" w:val="clear"/>
+        <w:spacing w:after="0" w:before="0" w:line="240"/>
+        <w:ind w:left="120" w:right="120"/>
+      </w:pPr>
+      <w:r>
+        <w:rPr>
+          <w:rFonts w:ascii="Consolas" w:cs="Consolas" w:eastAsia="Malgun Gothic" w:hAnsi="Consolas"/>
+          <w:color w:val="111827"/>
+          <w:sz w:val="17"/>
+          <w:szCs w:val="17"/>
+        </w:rPr>
+        <w:t xml:space="preserve">     , NVL(a.DEAL_NM, a.NPS_FUND_CD)                             AS fund_nm</w:t>
+      </w:r>
+    </w:p>
+    <w:p>
+      <w:pPr>
+        <w:shd w:fill="F3F5F8" w:color="auto" w:val="clear"/>
+        <w:spacing w:after="0" w:before="0" w:line="240"/>
+        <w:ind w:left="120" w:right="120"/>
+      </w:pPr>
+      <w:r>
+        <w:rPr>
+          <w:rFonts w:ascii="Consolas" w:cs="Consolas" w:eastAsia="Malgun Gothic" w:hAnsi="Consolas"/>
+          <w:color w:val="111827"/>
+          <w:sz w:val="17"/>
+          <w:szCs w:val="17"/>
+        </w:rPr>
+        <w:t xml:space="preserve">     , DECODE(SUBSTR(m.ATVT_PGM_FUND_CD, 1, 3), 'XPV', '사모벤처'</w:t>
+      </w:r>
+    </w:p>
+    <w:p>
+      <w:pPr>
+        <w:shd w:fill="F3F5F8" w:color="auto" w:val="clear"/>
+        <w:spacing w:after="0" w:before="0" w:line="240"/>
+        <w:ind w:left="120" w:right="120"/>
+      </w:pPr>
+      <w:r>
+        <w:rPr>
+          <w:rFonts w:ascii="Consolas" w:cs="Consolas" w:eastAsia="Malgun Gothic" w:hAnsi="Consolas"/>
+          <w:color w:val="111827"/>
+          <w:sz w:val="17"/>
+          <w:szCs w:val="17"/>
+        </w:rPr>
+        <w:t xml:space="preserve">                                             , 'XRE', '부동산'</w:t>
+      </w:r>
+    </w:p>
+    <w:p>
+      <w:pPr>
+        <w:shd w:fill="F3F5F8" w:color="auto" w:val="clear"/>
+        <w:spacing w:after="0" w:before="0" w:line="240"/>
+        <w:ind w:left="120" w:right="120"/>
+      </w:pPr>
+      <w:r>
+        <w:rPr>
+          <w:rFonts w:ascii="Consolas" w:cs="Consolas" w:eastAsia="Malgun Gothic" w:hAnsi="Consolas"/>
+          <w:color w:val="111827"/>
+          <w:sz w:val="17"/>
+          <w:szCs w:val="17"/>
+        </w:rPr>
+        <w:t xml:space="preserve">                                             , 'XIF', '인프라'</w:t>
+      </w:r>
+    </w:p>
+    <w:p>
+      <w:pPr>
+        <w:shd w:fill="F3F5F8" w:color="auto" w:val="clear"/>
+        <w:spacing w:after="0" w:before="0" w:line="240"/>
+        <w:ind w:left="120" w:right="120"/>
+      </w:pPr>
+      <w:r>
+        <w:rPr>
+          <w:rFonts w:ascii="Consolas" w:cs="Consolas" w:eastAsia="Malgun Gothic" w:hAnsi="Consolas"/>
+          <w:color w:val="111827"/>
+          <w:sz w:val="17"/>
+          <w:szCs w:val="17"/>
+        </w:rPr>
+        <w:t xml:space="preserve">                                             , '미분류')          AS asset_cls</w:t>
+      </w:r>
+    </w:p>
+    <w:p>
+      <w:pPr>
+        <w:shd w:fill="F3F5F8" w:color="auto" w:val="clear"/>
+        <w:spacing w:after="0" w:before="0" w:line="240"/>
+        <w:ind w:left="120" w:right="120"/>
+      </w:pPr>
+      <w:r>
+        <w:rPr>
+          <w:rFonts w:ascii="Consolas" w:cs="Consolas" w:eastAsia="Malgun Gothic" w:hAnsi="Consolas"/>
+          <w:color w:val="111827"/>
+          <w:sz w:val="17"/>
+          <w:szCs w:val="17"/>
+        </w:rPr>
+        <w:t xml:space="preserve">     , m.ATVT_PGM_FUND_CD                                        AS pgm_cd</w:t>
+      </w:r>
+    </w:p>
+    <w:p>
+      <w:pPr>
+        <w:shd w:fill="F3F5F8" w:color="auto" w:val="clear"/>
+        <w:spacing w:after="0" w:before="0" w:line="240"/>
+        <w:ind w:left="120" w:right="120"/>
+      </w:pPr>
+      <w:r>
+        <w:rPr>
+          <w:rFonts w:ascii="Consolas" w:cs="Consolas" w:eastAsia="Malgun Gothic" w:hAnsi="Consolas"/>
+          <w:color w:val="111827"/>
+          <w:sz w:val="17"/>
+          <w:szCs w:val="17"/>
+        </w:rPr>
+        <w:t xml:space="preserve">     , NVL(UPPER(a.CURR_CD), 'KRW')                              AS ccy</w:t>
+      </w:r>
+    </w:p>
+    <w:p>
+      <w:pPr>
+        <w:shd w:fill="F3F5F8" w:color="auto" w:val="clear"/>
+        <w:spacing w:after="0" w:before="0" w:line="240"/>
+        <w:ind w:left="120" w:right="120"/>
+      </w:pPr>
+      <w:r>
+        <w:rPr>
+          <w:rFonts w:ascii="Consolas" w:cs="Consolas" w:eastAsia="Malgun Gothic" w:hAnsi="Consolas"/>
+          <w:color w:val="111827"/>
+          <w:sz w:val="17"/>
+          <w:szCs w:val="17"/>
+        </w:rPr>
+        <w:t xml:space="preserve">     , a.VNTG_YR                                                 AS vintage_yr</w:t>
       </w:r>
     </w:p>
     <w:p>
@@ -370,7 +370,7 @@
           <w:sz w:val="17"/>
           <w:szCs w:val="17"/>
         </w:rPr>
-        <w:t xml:space="preserve">     , (SELECT q.FUND_CD, MAX(q.AVTV_PGM_CD) AS avtv_pgm_cd</w:t>
+        <w:t xml:space="preserve">     , (SELECT q.FUND_CD, MAX(q.ATVT_PGM_FUND_CD) AS atvt_pgm_fund_cd</w:t>
       </w:r>
     </w:p>
     <w:p>
@@ -1713,7 +1713,7 @@
           <w:sz w:val="17"/>
           <w:szCs w:val="17"/>
         </w:rPr>
-        <w:t xml:space="preserve">print(pd.read_sql("SELECT FUND_CD, AVTV_PGM_CD FROM MAAMC0101DTM WHERE ROWNUM &lt;= 3", conn))</w:t>
+        <w:t xml:space="preserve">print(pd.read_sql("SELECT FUND_CD, ATVT_PGM_FUND_CD FROM MAAMC0101DTM WHERE ROWNUM &lt;= 3", conn))</w:t>
       </w:r>
     </w:p>
     <w:p>

--- a/deliver/01_SQL.docx
+++ b/deliver/01_SQL.docx
@@ -63,7 +63,7 @@
           <w:sz w:val="20"/>
           <w:szCs w:val="20"/>
         </w:rPr>
-        <w:t xml:space="preserve">펀드 마스터. FEIAI0488NTA(펀드코드·펀드명·빈티지·통화) + MAAMC0101DTM(ATVT_PGM_FUND_CD → 자산군). Oracle (+) 외부조인</w:t>
+        <w:t xml:space="preserve">펀드 마스터. FEIAI0488NTA(펀드코드·펀드명·빈티지·통화) + MAAMC0101DTM_CW01(ATVT_PGM_FUND_CD → 자산군). Oracle (+) 외부조인</w:t>
       </w:r>
     </w:p>
     <w:p>
@@ -146,7 +146,7 @@
           <w:sz w:val="17"/>
           <w:szCs w:val="17"/>
         </w:rPr>
-        <w:t xml:space="preserve">     MAAMC0101DTM  FUND_CD(펀드코드), ATVT_PGM_FUND_CD(액티브 프로그램 코드)</w:t>
+        <w:t xml:space="preserve">     MAAMC0101DTM_CW01  FUND_CD(펀드코드), ATVT_PGM_FUND_CD(액티브 프로그램 코드)</w:t>
       </w:r>
     </w:p>
     <w:p>
@@ -386,7 +386,7 @@
           <w:sz w:val="17"/>
           <w:szCs w:val="17"/>
         </w:rPr>
-        <w:t xml:space="preserve">          FROM MAAMC0101DTM q</w:t>
+        <w:t xml:space="preserve">          FROM MAAMC0101DTM_CW01 q</w:t>
       </w:r>
     </w:p>
     <w:p>
@@ -1713,7 +1713,39 @@
           <w:sz w:val="17"/>
           <w:szCs w:val="17"/>
         </w:rPr>
-        <w:t xml:space="preserve">print(pd.read_sql("SELECT FUND_CD, ATVT_PGM_FUND_CD FROM MAAMC0101DTM WHERE ROWNUM &lt;= 3", conn))</w:t>
+        <w:t xml:space="preserve">print(pd.read_sql("SELECT FUND_CD, ATVT_PGM_FUND_CD FROM MAAMC0101DTM_CW01 WHERE ROWNUM &lt;= 3", conn))</w:t>
+      </w:r>
+    </w:p>
+    <w:p>
+      <w:pPr>
+        <w:shd w:fill="F3F5F8" w:color="auto" w:val="clear"/>
+        <w:spacing w:after="0" w:before="0" w:line="240"/>
+        <w:ind w:left="120" w:right="120"/>
+      </w:pPr>
+      <w:r>
+        <w:rPr>
+          <w:rFonts w:ascii="Consolas" w:cs="Consolas" w:eastAsia="Malgun Gothic" w:hAnsi="Consolas"/>
+          <w:color w:val="6B7280"/>
+          <w:sz w:val="17"/>
+          <w:szCs w:val="17"/>
+        </w:rPr>
+        <w:t xml:space="preserve"># 조인 확인: 약정 테이블 펀드 중 MAAMC0101DTM_CW01 에서 찾아지는 펀드 수 (TOTAL 과 비슷해야 정상)</w:t>
+      </w:r>
+    </w:p>
+    <w:p>
+      <w:pPr>
+        <w:shd w:fill="F3F5F8" w:color="auto" w:val="clear"/>
+        <w:spacing w:after="0" w:before="0" w:line="240"/>
+        <w:ind w:left="120" w:right="120"/>
+      </w:pPr>
+      <w:r>
+        <w:rPr>
+          <w:rFonts w:ascii="Consolas" w:cs="Consolas" w:eastAsia="Malgun Gothic" w:hAnsi="Consolas"/>
+          <w:color w:val="111827"/>
+          <w:sz w:val="17"/>
+          <w:szCs w:val="17"/>
+        </w:rPr>
+        <w:t xml:space="preserve">print(pd.read_sql("SELECT COUNT(*) AS total, SUM(CASE WHEN EXISTS (SELECT 1 FROM MAAMC0101DTM_CW01 q WHERE q.FUND_CD = a.NPS_FUND_CD) THEN 1 ELSE 0 END) AS matched FROM FEIAI0488NTA a", conn))</w:t>
       </w:r>
     </w:p>
     <w:p>
@@ -1745,7 +1777,7 @@
           <w:sz w:val="17"/>
           <w:szCs w:val="17"/>
         </w:rPr>
-        <w:t xml:space="preserve"># 1) 펀드 마스터: 펀드 수, 자산군 분포(미분류가 많으면 MAAMC0101DTM 조인 문제), 이름 없는 펀드 수</w:t>
+        <w:t xml:space="preserve"># 1) 펀드 마스터: 펀드 수, 자산군 분포(미분류가 많으면 MAAMC0101DTM_CW01 조인 문제), 이름 없는 펀드 수</w:t>
       </w:r>
     </w:p>
     <w:p>
@@ -2146,7 +2178,25 @@
           <w:sz w:val="20"/>
           <w:szCs w:val="20"/>
         </w:rPr>
-        <w:t xml:space="preserve">MAAMC0101DTM 의 펀드코드 컬럼을 'funcd_cd' 로 받아 FUND_CD 로 적었습니다. 0-1) 둘째 줄에서 ORA-00904 가 나면 이름이 다른 것이니 알려 주세요</w:t>
+        <w:t xml:space="preserve">MAAMC0101DTM_CW01 의 펀드코드 컬럼을 'funcd_cd' 로 받아 FUND_CD 로 적었습니다. 0-1) 둘째 줄에서 ORA-00904 가 나거나 조인 확인의 MATCHED 가 0 에 가까우면 조인 키가 다른 것이니 알려 주세요</w:t>
+      </w:r>
+    </w:p>
+    <w:p>
+      <w:pPr>
+        <w:pStyle w:val="ListParagraph"/>
+        <w:numPr>
+          <w:ilvl w:val="0"/>
+          <w:numId w:val="2"/>
+        </w:numPr>
+        <w:spacing w:after="60"/>
+      </w:pPr>
+      <w:r>
+        <w:rPr>
+          <w:rFonts w:ascii="Arial" w:cs="Arial" w:eastAsia="Malgun Gothic" w:hAnsi="Arial"/>
+          <w:sz w:val="20"/>
+          <w:szCs w:val="20"/>
+        </w:rPr>
+        <w:t xml:space="preserve">프로그램 코드 컬럼은 ATVT_PGM_FUND_CD, 테이블은 MAAMC0101DTM_CW01 입니다</w:t>
       </w:r>
     </w:p>
     <w:p>

--- a/deliver/01_SQL.docx
+++ b/deliver/01_SQL.docx
@@ -24,7 +24,7 @@
           <w:sz w:val="18"/>
           <w:szCs w:val="18"/>
         </w:rPr>
-        <w:t xml:space="preserve">대체투자 약정·집행·분배·순증 현황 탭의 원재료 쿼리 4개와 노트북 확인 코드입니다. 2026-09-23 수정본 (missing keyword 대응).</w:t>
+        <w:t xml:space="preserve">대체투자 약정·집행·분배·순증 현황 탭의 원재료 쿼리 4개와 노트북 확인 코드입니다. 2026-09-28 수정본 (금액 원본 그대로).</w:t>
       </w:r>
     </w:p>
     <w:p>
@@ -447,7 +447,7 @@
           <w:sz w:val="20"/>
           <w:szCs w:val="20"/>
         </w:rPr>
-        <w:t xml:space="preserve">약정 내역. FEIAI0488NTA. AGRT_AMT 는 CURR_CD 통화·단위 1 → KRW 는 억원, 외화는 백만. 외화 원화는 processor 가 약정일 환율로 환산</w:t>
+        <w:t xml:space="preserve">약정 내역. FEIAI0488NTA. AGRT_AMT 원본 그대로(CURR_CD 통화, 단위 1). 억원 변환과 외화의 원화 환산(약정일 환율)은 processor 가 함</w:t>
       </w:r>
     </w:p>
     <w:p>
@@ -498,7 +498,7 @@
           <w:sz w:val="17"/>
           <w:szCs w:val="17"/>
         </w:rPr>
-        <w:t xml:space="preserve">   AGRT_AMT 는 CURR_CD 통화 기준, 단위 1</w:t>
+        <w:t xml:space="preserve">   금액은 원본 그대로 (CURR_CD 통화 기준, 단위 1). 억원·백만 변환은 processor 가 한다</w:t>
       </w:r>
     </w:p>
     <w:p>
@@ -530,87 +530,87 @@
           <w:sz w:val="17"/>
           <w:szCs w:val="17"/>
         </w:rPr>
-        <w:t xml:space="preserve">     AMT_LOCAL  펀드 통화 금액. KRW 는 억원(나누기 1억), 외화는 백만(나누기 100만)</w:t>
-      </w:r>
-    </w:p>
-    <w:p>
-      <w:pPr>
-        <w:shd w:fill="F3F5F8" w:color="auto" w:val="clear"/>
-        <w:spacing w:after="0" w:before="0" w:line="240"/>
-        <w:ind w:left="120" w:right="120"/>
-      </w:pPr>
-      <w:r>
-        <w:rPr>
-          <w:rFonts w:ascii="Consolas" w:cs="Consolas" w:eastAsia="Malgun Gothic" w:hAnsi="Consolas"/>
-          <w:color w:val="111827"/>
-          <w:sz w:val="17"/>
-          <w:szCs w:val="17"/>
-        </w:rPr>
-        <w:t xml:space="preserve">     AMT_KRW    원화 억원. KRW 펀드만 채우고 외화는 NULL. processor 가 약정일 환율로 환산 */</w:t>
-      </w:r>
-    </w:p>
-    <w:p>
-      <w:pPr>
-        <w:shd w:fill="F3F5F8" w:color="auto" w:val="clear"/>
-        <w:spacing w:after="0" w:before="0" w:line="240"/>
-        <w:ind w:left="120" w:right="120"/>
-      </w:pPr>
-      <w:r>
-        <w:rPr>
-          <w:rFonts w:ascii="Consolas" w:cs="Consolas" w:eastAsia="Malgun Gothic" w:hAnsi="Consolas"/>
-          <w:color w:val="111827"/>
-          <w:sz w:val="17"/>
-          <w:szCs w:val="17"/>
-        </w:rPr>
-        <w:t xml:space="preserve">SELECT TO_DATE(a.AGRT_DT, 'YYYYMMDD')                                              AS wrk_dt</w:t>
-      </w:r>
-    </w:p>
-    <w:p>
-      <w:pPr>
-        <w:shd w:fill="F3F5F8" w:color="auto" w:val="clear"/>
-        <w:spacing w:after="0" w:before="0" w:line="240"/>
-        <w:ind w:left="120" w:right="120"/>
-      </w:pPr>
-      <w:r>
-        <w:rPr>
-          <w:rFonts w:ascii="Consolas" w:cs="Consolas" w:eastAsia="Malgun Gothic" w:hAnsi="Consolas"/>
-          <w:color w:val="111827"/>
-          <w:sz w:val="17"/>
-          <w:szCs w:val="17"/>
-        </w:rPr>
-        <w:t xml:space="preserve">     , a.NPS_FUND_CD                                                               AS fund_cd</w:t>
-      </w:r>
-    </w:p>
-    <w:p>
-      <w:pPr>
-        <w:shd w:fill="F3F5F8" w:color="auto" w:val="clear"/>
-        <w:spacing w:after="0" w:before="0" w:line="240"/>
-        <w:ind w:left="120" w:right="120"/>
-      </w:pPr>
-      <w:r>
-        <w:rPr>
-          <w:rFonts w:ascii="Consolas" w:cs="Consolas" w:eastAsia="Malgun Gothic" w:hAnsi="Consolas"/>
-          <w:color w:val="111827"/>
-          <w:sz w:val="17"/>
-          <w:szCs w:val="17"/>
-        </w:rPr>
-        <w:t xml:space="preserve">     , NVL(UPPER(a.CURR_CD), 'KRW')                                                AS ccy</w:t>
-      </w:r>
-    </w:p>
-    <w:p>
-      <w:pPr>
-        <w:shd w:fill="F3F5F8" w:color="auto" w:val="clear"/>
-        <w:spacing w:after="0" w:before="0" w:line="240"/>
-        <w:ind w:left="120" w:right="120"/>
-      </w:pPr>
-      <w:r>
-        <w:rPr>
-          <w:rFonts w:ascii="Consolas" w:cs="Consolas" w:eastAsia="Malgun Gothic" w:hAnsi="Consolas"/>
-          <w:color w:val="111827"/>
-          <w:sz w:val="17"/>
-          <w:szCs w:val="17"/>
-        </w:rPr>
-        <w:t xml:space="preserve">     , a.AGRT_AMT / DECODE(NVL(UPPER(a.CURR_CD), 'KRW'), 'KRW', 100000000, 1000000) AS amt_local</w:t>
+        <w:t xml:space="preserve">     AMT_LOCAL  펀드 통화 금액 (원본)</w:t>
+      </w:r>
+    </w:p>
+    <w:p>
+      <w:pPr>
+        <w:shd w:fill="F3F5F8" w:color="auto" w:val="clear"/>
+        <w:spacing w:after="0" w:before="0" w:line="240"/>
+        <w:ind w:left="120" w:right="120"/>
+      </w:pPr>
+      <w:r>
+        <w:rPr>
+          <w:rFonts w:ascii="Consolas" w:cs="Consolas" w:eastAsia="Malgun Gothic" w:hAnsi="Consolas"/>
+          <w:color w:val="111827"/>
+          <w:sz w:val="17"/>
+          <w:szCs w:val="17"/>
+        </w:rPr>
+        <w:t xml:space="preserve">     AMT_KRW    원화 금액. KRW 펀드만 채우고 외화는 NULL. processor 가 약정일 환율로 환산 */</w:t>
+      </w:r>
+    </w:p>
+    <w:p>
+      <w:pPr>
+        <w:shd w:fill="F3F5F8" w:color="auto" w:val="clear"/>
+        <w:spacing w:after="0" w:before="0" w:line="240"/>
+        <w:ind w:left="120" w:right="120"/>
+      </w:pPr>
+      <w:r>
+        <w:rPr>
+          <w:rFonts w:ascii="Consolas" w:cs="Consolas" w:eastAsia="Malgun Gothic" w:hAnsi="Consolas"/>
+          <w:color w:val="111827"/>
+          <w:sz w:val="17"/>
+          <w:szCs w:val="17"/>
+        </w:rPr>
+        <w:t xml:space="preserve">SELECT TO_DATE(a.AGRT_DT, 'YYYYMMDD')                         AS wrk_dt</w:t>
+      </w:r>
+    </w:p>
+    <w:p>
+      <w:pPr>
+        <w:shd w:fill="F3F5F8" w:color="auto" w:val="clear"/>
+        <w:spacing w:after="0" w:before="0" w:line="240"/>
+        <w:ind w:left="120" w:right="120"/>
+      </w:pPr>
+      <w:r>
+        <w:rPr>
+          <w:rFonts w:ascii="Consolas" w:cs="Consolas" w:eastAsia="Malgun Gothic" w:hAnsi="Consolas"/>
+          <w:color w:val="111827"/>
+          <w:sz w:val="17"/>
+          <w:szCs w:val="17"/>
+        </w:rPr>
+        <w:t xml:space="preserve">     , a.NPS_FUND_CD                                          AS fund_cd</w:t>
+      </w:r>
+    </w:p>
+    <w:p>
+      <w:pPr>
+        <w:shd w:fill="F3F5F8" w:color="auto" w:val="clear"/>
+        <w:spacing w:after="0" w:before="0" w:line="240"/>
+        <w:ind w:left="120" w:right="120"/>
+      </w:pPr>
+      <w:r>
+        <w:rPr>
+          <w:rFonts w:ascii="Consolas" w:cs="Consolas" w:eastAsia="Malgun Gothic" w:hAnsi="Consolas"/>
+          <w:color w:val="111827"/>
+          <w:sz w:val="17"/>
+          <w:szCs w:val="17"/>
+        </w:rPr>
+        <w:t xml:space="preserve">     , NVL(UPPER(a.CURR_CD), 'KRW')                           AS ccy</w:t>
+      </w:r>
+    </w:p>
+    <w:p>
+      <w:pPr>
+        <w:shd w:fill="F3F5F8" w:color="auto" w:val="clear"/>
+        <w:spacing w:after="0" w:before="0" w:line="240"/>
+        <w:ind w:left="120" w:right="120"/>
+      </w:pPr>
+      <w:r>
+        <w:rPr>
+          <w:rFonts w:ascii="Consolas" w:cs="Consolas" w:eastAsia="Malgun Gothic" w:hAnsi="Consolas"/>
+          <w:color w:val="111827"/>
+          <w:sz w:val="17"/>
+          <w:szCs w:val="17"/>
+        </w:rPr>
+        <w:t xml:space="preserve">     , a.AGRT_AMT                                             AS amt_local</w:t>
       </w:r>
     </w:p>
     <w:p>
@@ -642,7 +642,7 @@
           <w:sz w:val="17"/>
           <w:szCs w:val="17"/>
         </w:rPr>
-        <w:t xml:space="preserve">            THEN a.AGRT_AMT / 100000000 END                                        AS amt_krw</w:t>
+        <w:t xml:space="preserve">            THEN a.AGRT_AMT END                               AS amt_krw</w:t>
       </w:r>
     </w:p>
     <w:p>
@@ -703,7 +703,7 @@
           <w:sz w:val="20"/>
           <w:szCs w:val="20"/>
         </w:rPr>
-        <w:t xml:space="preserve">집행·분배·NAV 분기 스냅샷. FEIAI0432NTA 최신 제공일 한 벌, GCM 보고 기준, 통화 유형(CD/CP)별 long. 누적값은 processor 가 분기 증분으로 변환</w:t>
+        <w:t xml:space="preserve">집행·분배·NAV 분기 스냅샷. FEIAI0432NTA 최신 제공일 한 벌, GCM 보고 기준, 통화 유형(CD/CP)별 long. 금액 원본 그대로(단위 1, 집행 음수). 단위·부호·분기 증분은 processor 가 함</w:t>
       </w:r>
     </w:p>
     <w:p>
@@ -834,7 +834,7 @@
           <w:sz w:val="17"/>
           <w:szCs w:val="17"/>
         </w:rPr>
-        <w:t xml:space="preserve">   단위: KRW 는 억원(나누기 1억), 그 외 통화는 백만(나누기 100만). FUNDED 는 양수로 뒤집는다</w:t>
+        <w:t xml:space="preserve">   금액은 원본 그대로 (단위 1, FUNDED_AMT 음수 부호 그대로). 억원·백만 변환과 부호 처리는 processor 가 한다</w:t>
       </w:r>
     </w:p>
     <w:p>
@@ -882,135 +882,135 @@
           <w:sz w:val="17"/>
           <w:szCs w:val="17"/>
         </w:rPr>
-        <w:t xml:space="preserve">SELECT TO_DATE(a.WRK_DT, 'YYYY-MM-DD')                                             AS prov_dt</w:t>
-      </w:r>
-    </w:p>
-    <w:p>
-      <w:pPr>
-        <w:shd w:fill="F3F5F8" w:color="auto" w:val="clear"/>
-        <w:spacing w:after="0" w:before="0" w:line="240"/>
-        <w:ind w:left="120" w:right="120"/>
-      </w:pPr>
-      <w:r>
-        <w:rPr>
-          <w:rFonts w:ascii="Consolas" w:cs="Consolas" w:eastAsia="Malgun Gothic" w:hAnsi="Consolas"/>
-          <w:color w:val="111827"/>
-          <w:sz w:val="17"/>
-          <w:szCs w:val="17"/>
-        </w:rPr>
-        <w:t xml:space="preserve">     , TO_DATE(a.PCAP_DATE, 'YYYYMMDD')                                            AS wrk_dt</w:t>
-      </w:r>
-    </w:p>
-    <w:p>
-      <w:pPr>
-        <w:shd w:fill="F3F5F8" w:color="auto" w:val="clear"/>
-        <w:spacing w:after="0" w:before="0" w:line="240"/>
-        <w:ind w:left="120" w:right="120"/>
-      </w:pPr>
-      <w:r>
-        <w:rPr>
-          <w:rFonts w:ascii="Consolas" w:cs="Consolas" w:eastAsia="Malgun Gothic" w:hAnsi="Consolas"/>
-          <w:color w:val="111827"/>
-          <w:sz w:val="17"/>
-          <w:szCs w:val="17"/>
-        </w:rPr>
-        <w:t xml:space="preserve">     , a.NPS_CD                                                                    AS fund_cd</w:t>
-      </w:r>
-    </w:p>
-    <w:p>
-      <w:pPr>
-        <w:shd w:fill="F3F5F8" w:color="auto" w:val="clear"/>
-        <w:spacing w:after="0" w:before="0" w:line="240"/>
-        <w:ind w:left="120" w:right="120"/>
-      </w:pPr>
-      <w:r>
-        <w:rPr>
-          <w:rFonts w:ascii="Consolas" w:cs="Consolas" w:eastAsia="Malgun Gothic" w:hAnsi="Consolas"/>
-          <w:color w:val="111827"/>
-          <w:sz w:val="17"/>
-          <w:szCs w:val="17"/>
-        </w:rPr>
-        <w:t xml:space="preserve">     , UPPER(a.CURR_ID)                                                            AS curr_id</w:t>
-      </w:r>
-    </w:p>
-    <w:p>
-      <w:pPr>
-        <w:shd w:fill="F3F5F8" w:color="auto" w:val="clear"/>
-        <w:spacing w:after="0" w:before="0" w:line="240"/>
-        <w:ind w:left="120" w:right="120"/>
-      </w:pPr>
-      <w:r>
-        <w:rPr>
-          <w:rFonts w:ascii="Consolas" w:cs="Consolas" w:eastAsia="Malgun Gothic" w:hAnsi="Consolas"/>
-          <w:color w:val="111827"/>
-          <w:sz w:val="17"/>
-          <w:szCs w:val="17"/>
-        </w:rPr>
-        <w:t xml:space="preserve">     , UPPER(a.CURR_TYP)                                                           AS curr_typ</w:t>
-      </w:r>
-    </w:p>
-    <w:p>
-      <w:pPr>
-        <w:shd w:fill="F3F5F8" w:color="auto" w:val="clear"/>
-        <w:spacing w:after="0" w:before="0" w:line="240"/>
-        <w:ind w:left="120" w:right="120"/>
-      </w:pPr>
-      <w:r>
-        <w:rPr>
-          <w:rFonts w:ascii="Consolas" w:cs="Consolas" w:eastAsia="Malgun Gothic" w:hAnsi="Consolas"/>
-          <w:color w:val="111827"/>
-          <w:sz w:val="17"/>
-          <w:szCs w:val="17"/>
-        </w:rPr>
-        <w:t xml:space="preserve">     , a.COMMITMENT_AMT / DECODE(UPPER(a.CURR_ID), 'KRW', 100000000, 1000000)      AS commit_amt</w:t>
-      </w:r>
-    </w:p>
-    <w:p>
-      <w:pPr>
-        <w:shd w:fill="F3F5F8" w:color="auto" w:val="clear"/>
-        <w:spacing w:after="0" w:before="0" w:line="240"/>
-        <w:ind w:left="120" w:right="120"/>
-      </w:pPr>
-      <w:r>
-        <w:rPr>
-          <w:rFonts w:ascii="Consolas" w:cs="Consolas" w:eastAsia="Malgun Gothic" w:hAnsi="Consolas"/>
-          <w:color w:val="111827"/>
-          <w:sz w:val="17"/>
-          <w:szCs w:val="17"/>
-        </w:rPr>
-        <w:t xml:space="preserve">     , -1 * a.FUNDED_AMT / DECODE(UPPER(a.CURR_ID), 'KRW', 100000000, 1000000)     AS funded_amt</w:t>
-      </w:r>
-    </w:p>
-    <w:p>
-      <w:pPr>
-        <w:shd w:fill="F3F5F8" w:color="auto" w:val="clear"/>
-        <w:spacing w:after="0" w:before="0" w:line="240"/>
-        <w:ind w:left="120" w:right="120"/>
-      </w:pPr>
-      <w:r>
-        <w:rPr>
-          <w:rFonts w:ascii="Consolas" w:cs="Consolas" w:eastAsia="Malgun Gothic" w:hAnsi="Consolas"/>
-          <w:color w:val="111827"/>
-          <w:sz w:val="17"/>
-          <w:szCs w:val="17"/>
-        </w:rPr>
-        <w:t xml:space="preserve">     , a.DISTRB_AMT / DECODE(UPPER(a.CURR_ID), 'KRW', 100000000, 1000000)          AS distrb_amt</w:t>
-      </w:r>
-    </w:p>
-    <w:p>
-      <w:pPr>
-        <w:shd w:fill="F3F5F8" w:color="auto" w:val="clear"/>
-        <w:spacing w:after="0" w:before="0" w:line="240"/>
-        <w:ind w:left="120" w:right="120"/>
-      </w:pPr>
-      <w:r>
-        <w:rPr>
-          <w:rFonts w:ascii="Consolas" w:cs="Consolas" w:eastAsia="Malgun Gothic" w:hAnsi="Consolas"/>
-          <w:color w:val="111827"/>
-          <w:sz w:val="17"/>
-          <w:szCs w:val="17"/>
-        </w:rPr>
-        <w:t xml:space="preserve">     , a.PCAP_AMT / DECODE(UPPER(a.CURR_ID), 'KRW', 100000000, 1000000)            AS nav_amt</w:t>
+        <w:t xml:space="preserve">SELECT TO_DATE(a.WRK_DT, 'YYYY-MM-DD')                        AS prov_dt</w:t>
+      </w:r>
+    </w:p>
+    <w:p>
+      <w:pPr>
+        <w:shd w:fill="F3F5F8" w:color="auto" w:val="clear"/>
+        <w:spacing w:after="0" w:before="0" w:line="240"/>
+        <w:ind w:left="120" w:right="120"/>
+      </w:pPr>
+      <w:r>
+        <w:rPr>
+          <w:rFonts w:ascii="Consolas" w:cs="Consolas" w:eastAsia="Malgun Gothic" w:hAnsi="Consolas"/>
+          <w:color w:val="111827"/>
+          <w:sz w:val="17"/>
+          <w:szCs w:val="17"/>
+        </w:rPr>
+        <w:t xml:space="preserve">     , TO_DATE(a.PCAP_DATE, 'YYYYMMDD')                       AS wrk_dt</w:t>
+      </w:r>
+    </w:p>
+    <w:p>
+      <w:pPr>
+        <w:shd w:fill="F3F5F8" w:color="auto" w:val="clear"/>
+        <w:spacing w:after="0" w:before="0" w:line="240"/>
+        <w:ind w:left="120" w:right="120"/>
+      </w:pPr>
+      <w:r>
+        <w:rPr>
+          <w:rFonts w:ascii="Consolas" w:cs="Consolas" w:eastAsia="Malgun Gothic" w:hAnsi="Consolas"/>
+          <w:color w:val="111827"/>
+          <w:sz w:val="17"/>
+          <w:szCs w:val="17"/>
+        </w:rPr>
+        <w:t xml:space="preserve">     , a.NPS_CD                                               AS fund_cd</w:t>
+      </w:r>
+    </w:p>
+    <w:p>
+      <w:pPr>
+        <w:shd w:fill="F3F5F8" w:color="auto" w:val="clear"/>
+        <w:spacing w:after="0" w:before="0" w:line="240"/>
+        <w:ind w:left="120" w:right="120"/>
+      </w:pPr>
+      <w:r>
+        <w:rPr>
+          <w:rFonts w:ascii="Consolas" w:cs="Consolas" w:eastAsia="Malgun Gothic" w:hAnsi="Consolas"/>
+          <w:color w:val="111827"/>
+          <w:sz w:val="17"/>
+          <w:szCs w:val="17"/>
+        </w:rPr>
+        <w:t xml:space="preserve">     , UPPER(a.CURR_ID)                                       AS curr_id</w:t>
+      </w:r>
+    </w:p>
+    <w:p>
+      <w:pPr>
+        <w:shd w:fill="F3F5F8" w:color="auto" w:val="clear"/>
+        <w:spacing w:after="0" w:before="0" w:line="240"/>
+        <w:ind w:left="120" w:right="120"/>
+      </w:pPr>
+      <w:r>
+        <w:rPr>
+          <w:rFonts w:ascii="Consolas" w:cs="Consolas" w:eastAsia="Malgun Gothic" w:hAnsi="Consolas"/>
+          <w:color w:val="111827"/>
+          <w:sz w:val="17"/>
+          <w:szCs w:val="17"/>
+        </w:rPr>
+        <w:t xml:space="preserve">     , UPPER(a.CURR_TYP)                                      AS curr_typ</w:t>
+      </w:r>
+    </w:p>
+    <w:p>
+      <w:pPr>
+        <w:shd w:fill="F3F5F8" w:color="auto" w:val="clear"/>
+        <w:spacing w:after="0" w:before="0" w:line="240"/>
+        <w:ind w:left="120" w:right="120"/>
+      </w:pPr>
+      <w:r>
+        <w:rPr>
+          <w:rFonts w:ascii="Consolas" w:cs="Consolas" w:eastAsia="Malgun Gothic" w:hAnsi="Consolas"/>
+          <w:color w:val="111827"/>
+          <w:sz w:val="17"/>
+          <w:szCs w:val="17"/>
+        </w:rPr>
+        <w:t xml:space="preserve">     , a.COMMITMENT_AMT                                       AS commit_amt</w:t>
+      </w:r>
+    </w:p>
+    <w:p>
+      <w:pPr>
+        <w:shd w:fill="F3F5F8" w:color="auto" w:val="clear"/>
+        <w:spacing w:after="0" w:before="0" w:line="240"/>
+        <w:ind w:left="120" w:right="120"/>
+      </w:pPr>
+      <w:r>
+        <w:rPr>
+          <w:rFonts w:ascii="Consolas" w:cs="Consolas" w:eastAsia="Malgun Gothic" w:hAnsi="Consolas"/>
+          <w:color w:val="111827"/>
+          <w:sz w:val="17"/>
+          <w:szCs w:val="17"/>
+        </w:rPr>
+        <w:t xml:space="preserve">     , a.FUNDED_AMT                                           AS funded_amt</w:t>
+      </w:r>
+    </w:p>
+    <w:p>
+      <w:pPr>
+        <w:shd w:fill="F3F5F8" w:color="auto" w:val="clear"/>
+        <w:spacing w:after="0" w:before="0" w:line="240"/>
+        <w:ind w:left="120" w:right="120"/>
+      </w:pPr>
+      <w:r>
+        <w:rPr>
+          <w:rFonts w:ascii="Consolas" w:cs="Consolas" w:eastAsia="Malgun Gothic" w:hAnsi="Consolas"/>
+          <w:color w:val="111827"/>
+          <w:sz w:val="17"/>
+          <w:szCs w:val="17"/>
+        </w:rPr>
+        <w:t xml:space="preserve">     , a.DISTRB_AMT                                           AS distrb_amt</w:t>
+      </w:r>
+    </w:p>
+    <w:p>
+      <w:pPr>
+        <w:shd w:fill="F3F5F8" w:color="auto" w:val="clear"/>
+        <w:spacing w:after="0" w:before="0" w:line="240"/>
+        <w:ind w:left="120" w:right="120"/>
+      </w:pPr>
+      <w:r>
+        <w:rPr>
+          <w:rFonts w:ascii="Consolas" w:cs="Consolas" w:eastAsia="Malgun Gothic" w:hAnsi="Consolas"/>
+          <w:color w:val="111827"/>
+          <w:sz w:val="17"/>
+          <w:szCs w:val="17"/>
+        </w:rPr>
+        <w:t xml:space="preserve">     , a.PCAP_AMT                                             AS nav_amt</w:t>
       </w:r>
     </w:p>
     <w:p>
@@ -1889,7 +1889,7 @@
           <w:sz w:val="17"/>
           <w:szCs w:val="17"/>
         </w:rPr>
-        <w:t xml:space="preserve"># 2) 약정: 건수, 통화별 건수와 로컬 합계, 날짜 범위. AMT_KRW 는 KRW 펀드만 값이 있어야 정상</w:t>
+        <w:t xml:space="preserve"># 2) 약정: 건수, 통화별 건수와 로컬 합계, 날짜 범위. 금액은 원본(원, 달러 …). AMT_KRW 는 KRW 펀드만 값이 있어야 정상</w:t>
       </w:r>
     </w:p>
     <w:p>
@@ -1937,7 +1937,7 @@
           <w:sz w:val="17"/>
           <w:szCs w:val="17"/>
         </w:rPr>
-        <w:t xml:space="preserve">print(raw_commit.groupby("CCY")[["AMT_LOCAL", "AMT_KRW"]].agg(["count", "sum"]).round(1))</w:t>
+        <w:t xml:space="preserve">print(raw_commit.groupby("CCY")[["AMT_LOCAL", "AMT_KRW"]].agg(["count", "sum"]).round(0))</w:t>
       </w:r>
     </w:p>
     <w:p>
@@ -1985,7 +1985,7 @@
           <w:sz w:val="17"/>
           <w:szCs w:val="17"/>
         </w:rPr>
-        <w:t xml:space="preserve"># 3) PCAP: 최신 제공일, 기준일 범위, 통화유형x통화 분포. FUNDED_AMT 는 양수여야 정상</w:t>
+        <w:t xml:space="preserve"># 3) PCAP: 최신 제공일, 기준일 범위, 통화유형x통화 분포. 금액은 원본, FUNDED_AMT 는 음수(원본 부호)여야 정상</w:t>
       </w:r>
     </w:p>
     <w:p>
@@ -2049,7 +2049,7 @@
           <w:sz w:val="17"/>
           <w:szCs w:val="17"/>
         </w:rPr>
-        <w:t xml:space="preserve">print(raw_pcap[["FUNDED_AMT", "DISTRB_AMT", "NAV_AMT"]].describe().round(1))</w:t>
+        <w:t xml:space="preserve">print(raw_pcap[["FUNDED_AMT", "DISTRB_AMT", "NAV_AMT"]].describe().round(0))</w:t>
       </w:r>
     </w:p>
     <w:p>
@@ -2268,7 +2268,7 @@
           <w:sz w:val="20"/>
           <w:szCs w:val="20"/>
         </w:rPr>
-        <w:t xml:space="preserve">ALT_Commit.sql 의 원화(AMT_KRW)는 KRW 펀드만 채워지고, 외화 약정은 processor 가 약정일 환율로 환산합니다</w:t>
+        <w:t xml:space="preserve">ALT_Commit.sql 의 원화(AMT_KRW)는 KRW 펀드만 채워지고, 외화 약정은 processor 가 약정일 환율로 원화 환산합니다</w:t>
       </w:r>
     </w:p>
     <w:p>
@@ -2286,7 +2286,7 @@
           <w:sz w:val="20"/>
           <w:szCs w:val="20"/>
         </w:rPr>
-        <w:t xml:space="preserve">단위 변환: 통화가 KRW 면 1억으로 나눠 억원, 그 외는 100만으로 나눠 백만 (원천 단위 1 기준)</w:t>
+        <w:t xml:space="preserve">SQL 은 금액을 나누지 않고 원본 그대로 돌려줍니다 (원, 달러 …, 집행은 음수 부호 그대로). 억원·백만 변환과 부호 처리는 processor 가 합니다</w:t>
       </w:r>
     </w:p>
     <w:p>

--- a/deliver/01_SQL.docx
+++ b/deliver/01_SQL.docx
@@ -24,7 +24,7 @@
           <w:sz w:val="18"/>
           <w:szCs w:val="18"/>
         </w:rPr>
-        <w:t xml:space="preserve">대체투자 약정·집행·분배·순증 현황 탭의 원재료 쿼리 4개와 노트북 확인 코드입니다. 2026-09-28 수정본 (금액 원본 그대로).</w:t>
+        <w:t xml:space="preserve">대체투자 약정·집행·분배·순증 현황 탭의 원재료 쿼리 4개와 노트북 확인 코드입니다. 2026-09-28 수정본 (금액·날짜 원본 그대로).</w:t>
       </w:r>
     </w:p>
     <w:p>
@@ -37,7 +37,7 @@
           <w:sz w:val="20"/>
           <w:szCs w:val="20"/>
         </w:rPr>
-        <w:t xml:space="preserve">Oracle 규칙: 세미콜론 없음, 테이블 별명에 AS 없음, ANSI JOIN 대신 (+) 외부조인, 주석은 맨 위 /* */ 한 곳. 파일을 그대로 sql/ 폴더에 넣습니다.</w:t>
+        <w:t xml:space="preserve">Oracle 규칙: 세미콜론 없음, 테이블 별명에 AS 없음, ANSI JOIN 대신 (+) 외부조인, 주석은 맨 위 /* */ 한 곳, 날짜는 TO_DATE 없이 원본 문자열. 파일을 그대로 sql/ 폴더에 넣습니다.</w:t>
       </w:r>
     </w:p>
     <w:p>
@@ -514,6 +514,22 @@
           <w:sz w:val="17"/>
           <w:szCs w:val="17"/>
         </w:rPr>
+        <w:t xml:space="preserve">   날짜도 원본 문자열 그대로. 형식이 잘못된 값이 섞여 있어 TO_DATE 는 쓰지 않고 processor 가 변환한다</w:t>
+      </w:r>
+    </w:p>
+    <w:p>
+      <w:pPr>
+        <w:shd w:fill="F3F5F8" w:color="auto" w:val="clear"/>
+        <w:spacing w:after="0" w:before="0" w:line="240"/>
+        <w:ind w:left="120" w:right="120"/>
+      </w:pPr>
+      <w:r>
+        <w:rPr>
+          <w:rFonts w:ascii="Consolas" w:cs="Consolas" w:eastAsia="Malgun Gothic" w:hAnsi="Consolas"/>
+          <w:color w:val="111827"/>
+          <w:sz w:val="17"/>
+          <w:szCs w:val="17"/>
+        </w:rPr>
         <w:t xml:space="preserve">   돌려주는 열(대문자): WRK_DT, FUND_CD, CCY, AMT_LOCAL, AMT_KRW</w:t>
       </w:r>
     </w:p>
@@ -562,7 +578,7 @@
           <w:sz w:val="17"/>
           <w:szCs w:val="17"/>
         </w:rPr>
-        <w:t xml:space="preserve">SELECT TO_DATE(a.AGRT_DT, 'YYYYMMDD')                         AS wrk_dt</w:t>
+        <w:t xml:space="preserve">SELECT a.AGRT_DT                                             AS wrk_dt</w:t>
       </w:r>
     </w:p>
     <w:p>
@@ -850,6 +866,22 @@
           <w:sz w:val="17"/>
           <w:szCs w:val="17"/>
         </w:rPr>
+        <w:t xml:space="preserve">   날짜도 원본 문자열 그대로. 형식이 잘못된 값이 섞여 있어 TO_DATE 는 쓰지 않고 processor 가 변환한다</w:t>
+      </w:r>
+    </w:p>
+    <w:p>
+      <w:pPr>
+        <w:shd w:fill="F3F5F8" w:color="auto" w:val="clear"/>
+        <w:spacing w:after="0" w:before="0" w:line="240"/>
+        <w:ind w:left="120" w:right="120"/>
+      </w:pPr>
+      <w:r>
+        <w:rPr>
+          <w:rFonts w:ascii="Consolas" w:cs="Consolas" w:eastAsia="Malgun Gothic" w:hAnsi="Consolas"/>
+          <w:color w:val="111827"/>
+          <w:sz w:val="17"/>
+          <w:szCs w:val="17"/>
+        </w:rPr>
         <w:t xml:space="preserve">   돌려주는 열(대문자): PROV_DT, WRK_DT(=PCAP_DATE), FUND_CD, CURR_ID, CURR_TYP,</w:t>
       </w:r>
     </w:p>
@@ -882,23 +914,23 @@
           <w:sz w:val="17"/>
           <w:szCs w:val="17"/>
         </w:rPr>
-        <w:t xml:space="preserve">SELECT TO_DATE(a.WRK_DT, 'YYYY-MM-DD')                        AS prov_dt</w:t>
-      </w:r>
-    </w:p>
-    <w:p>
-      <w:pPr>
-        <w:shd w:fill="F3F5F8" w:color="auto" w:val="clear"/>
-        <w:spacing w:after="0" w:before="0" w:line="240"/>
-        <w:ind w:left="120" w:right="120"/>
-      </w:pPr>
-      <w:r>
-        <w:rPr>
-          <w:rFonts w:ascii="Consolas" w:cs="Consolas" w:eastAsia="Malgun Gothic" w:hAnsi="Consolas"/>
-          <w:color w:val="111827"/>
-          <w:sz w:val="17"/>
-          <w:szCs w:val="17"/>
-        </w:rPr>
-        <w:t xml:space="preserve">     , TO_DATE(a.PCAP_DATE, 'YYYYMMDD')                       AS wrk_dt</w:t>
+        <w:t xml:space="preserve">SELECT a.WRK_DT                                              AS prov_dt</w:t>
+      </w:r>
+    </w:p>
+    <w:p>
+      <w:pPr>
+        <w:shd w:fill="F3F5F8" w:color="auto" w:val="clear"/>
+        <w:spacing w:after="0" w:before="0" w:line="240"/>
+        <w:ind w:left="120" w:right="120"/>
+      </w:pPr>
+      <w:r>
+        <w:rPr>
+          <w:rFonts w:ascii="Consolas" w:cs="Consolas" w:eastAsia="Malgun Gothic" w:hAnsi="Consolas"/>
+          <w:color w:val="111827"/>
+          <w:sz w:val="17"/>
+          <w:szCs w:val="17"/>
+        </w:rPr>
+        <w:t xml:space="preserve">     , a.PCAP_DATE                                            AS wrk_dt</w:t>
       </w:r>
     </w:p>
     <w:p>
@@ -1186,23 +1218,39 @@
           <w:sz w:val="17"/>
           <w:szCs w:val="17"/>
         </w:rPr>
-        <w:t xml:space="preserve">   통화는 KRW 와 약정 테이블에 있는 펀드 통화만 */</w:t>
-      </w:r>
-    </w:p>
-    <w:p>
-      <w:pPr>
-        <w:shd w:fill="F3F5F8" w:color="auto" w:val="clear"/>
-        <w:spacing w:after="0" w:before="0" w:line="240"/>
-        <w:ind w:left="120" w:right="120"/>
-      </w:pPr>
-      <w:r>
-        <w:rPr>
-          <w:rFonts w:ascii="Consolas" w:cs="Consolas" w:eastAsia="Malgun Gothic" w:hAnsi="Consolas"/>
-          <w:color w:val="111827"/>
-          <w:sz w:val="17"/>
-          <w:szCs w:val="17"/>
-        </w:rPr>
-        <w:t xml:space="preserve">SELECT TO_DATE(a.WRK_DT, 'YYYYMMDD')                                               AS wrk_dt</w:t>
+        <w:t xml:space="preserve">   통화는 KRW 와 약정 테이블에 있는 펀드 통화만</w:t>
+      </w:r>
+    </w:p>
+    <w:p>
+      <w:pPr>
+        <w:shd w:fill="F3F5F8" w:color="auto" w:val="clear"/>
+        <w:spacing w:after="0" w:before="0" w:line="240"/>
+        <w:ind w:left="120" w:right="120"/>
+      </w:pPr>
+      <w:r>
+        <w:rPr>
+          <w:rFonts w:ascii="Consolas" w:cs="Consolas" w:eastAsia="Malgun Gothic" w:hAnsi="Consolas"/>
+          <w:color w:val="111827"/>
+          <w:sz w:val="17"/>
+          <w:szCs w:val="17"/>
+        </w:rPr>
+        <w:t xml:space="preserve">   날짜는 원본 문자열 그대로. 형식이 잘못된 값이 섞여 있어 TO_DATE 는 쓰지 않고 processor 가 변환한다 */</w:t>
+      </w:r>
+    </w:p>
+    <w:p>
+      <w:pPr>
+        <w:shd w:fill="F3F5F8" w:color="auto" w:val="clear"/>
+        <w:spacing w:after="0" w:before="0" w:line="240"/>
+        <w:ind w:left="120" w:right="120"/>
+      </w:pPr>
+      <w:r>
+        <w:rPr>
+          <w:rFonts w:ascii="Consolas" w:cs="Consolas" w:eastAsia="Malgun Gothic" w:hAnsi="Consolas"/>
+          <w:color w:val="111827"/>
+          <w:sz w:val="17"/>
+          <w:szCs w:val="17"/>
+        </w:rPr>
+        <w:t xml:space="preserve">SELECT a.WRK_DT                                                                    AS wrk_dt</w:t>
       </w:r>
     </w:p>
     <w:p>
@@ -1746,6 +1794,86 @@
           <w:szCs w:val="17"/>
         </w:rPr>
         <w:t xml:space="preserve">print(pd.read_sql("SELECT COUNT(*) AS total, SUM(CASE WHEN EXISTS (SELECT 1 FROM MAAMC0101DTM_CW01 q WHERE q.FUND_CD = a.NPS_FUND_CD) THEN 1 ELSE 0 END) AS matched FROM FEIAI0488NTA a", conn))</w:t>
+      </w:r>
+    </w:p>
+    <w:p>
+      <w:pPr>
+        <w:shd w:fill="F3F5F8" w:color="auto" w:val="clear"/>
+        <w:spacing w:after="0" w:before="0" w:line="240"/>
+        <w:ind w:left="120" w:right="120"/>
+      </w:pPr>
+      <w:r>
+        <w:rPr>
+          <w:rFonts w:ascii="Consolas" w:cs="Consolas" w:eastAsia="Malgun Gothic" w:hAnsi="Consolas"/>
+          <w:color w:val="111827"/>
+          <w:sz w:val="17"/>
+          <w:szCs w:val="17"/>
+        </w:rPr>
+        <w:t xml:space="preserve"> </w:t>
+      </w:r>
+    </w:p>
+    <w:p>
+      <w:pPr>
+        <w:shd w:fill="F3F5F8" w:color="auto" w:val="clear"/>
+        <w:spacing w:after="0" w:before="0" w:line="240"/>
+        <w:ind w:left="120" w:right="120"/>
+      </w:pPr>
+      <w:r>
+        <w:rPr>
+          <w:rFonts w:ascii="Consolas" w:cs="Consolas" w:eastAsia="Malgun Gothic" w:hAnsi="Consolas"/>
+          <w:color w:val="6B7280"/>
+          <w:sz w:val="17"/>
+          <w:szCs w:val="17"/>
+        </w:rPr>
+        <w:t xml:space="preserve"># 0-2) 날짜 형식이 잘못된 값 찾기 (ORA-01840 원인). 세 결과 모두 비어 있으면 깨끗한 것</w:t>
+      </w:r>
+    </w:p>
+    <w:p>
+      <w:pPr>
+        <w:shd w:fill="F3F5F8" w:color="auto" w:val="clear"/>
+        <w:spacing w:after="0" w:before="0" w:line="240"/>
+        <w:ind w:left="120" w:right="120"/>
+      </w:pPr>
+      <w:r>
+        <w:rPr>
+          <w:rFonts w:ascii="Consolas" w:cs="Consolas" w:eastAsia="Malgun Gothic" w:hAnsi="Consolas"/>
+          <w:color w:val="111827"/>
+          <w:sz w:val="17"/>
+          <w:szCs w:val="17"/>
+        </w:rPr>
+        <w:t xml:space="preserve">print(pd.read_sql("SELECT AGRT_DT, COUNT(*) AS cnt FROM FEIAI0488NTA WHERE NOT REGEXP_LIKE(NVL(AGRT_DT, 'x'), '^[0-9]{8}$') GROUP BY AGRT_DT", conn))</w:t>
+      </w:r>
+    </w:p>
+    <w:p>
+      <w:pPr>
+        <w:shd w:fill="F3F5F8" w:color="auto" w:val="clear"/>
+        <w:spacing w:after="0" w:before="0" w:line="240"/>
+        <w:ind w:left="120" w:right="120"/>
+      </w:pPr>
+      <w:r>
+        <w:rPr>
+          <w:rFonts w:ascii="Consolas" w:cs="Consolas" w:eastAsia="Malgun Gothic" w:hAnsi="Consolas"/>
+          <w:color w:val="111827"/>
+          <w:sz w:val="17"/>
+          <w:szCs w:val="17"/>
+        </w:rPr>
+        <w:t xml:space="preserve">print(pd.read_sql("SELECT PCAP_DATE, COUNT(*) AS cnt FROM FEIAI0432NTA WHERE NOT REGEXP_LIKE(NVL(PCAP_DATE, 'x'), '^[0-9]{8}$') GROUP BY PCAP_DATE", conn))</w:t>
+      </w:r>
+    </w:p>
+    <w:p>
+      <w:pPr>
+        <w:shd w:fill="F3F5F8" w:color="auto" w:val="clear"/>
+        <w:spacing w:after="0" w:before="0" w:line="240"/>
+        <w:ind w:left="120" w:right="120"/>
+      </w:pPr>
+      <w:r>
+        <w:rPr>
+          <w:rFonts w:ascii="Consolas" w:cs="Consolas" w:eastAsia="Malgun Gothic" w:hAnsi="Consolas"/>
+          <w:color w:val="111827"/>
+          <w:sz w:val="17"/>
+          <w:szCs w:val="17"/>
+        </w:rPr>
+        <w:t xml:space="preserve">print(pd.read_sql("SELECT WRK_DT, COUNT(*) AS cnt FROM FMCBI0006NTA WHERE NOT REGEXP_LIKE(NVL(WRK_DT, 'x'), '^[0-9]{8}$') GROUP BY WRK_DT", conn))</w:t>
       </w:r>
     </w:p>
     <w:p>
@@ -2287,6 +2415,42 @@
           <w:szCs w:val="20"/>
         </w:rPr>
         <w:t xml:space="preserve">SQL 은 금액을 나누지 않고 원본 그대로 돌려줍니다 (원, 달러 …, 집행은 음수 부호 그대로). 억원·백만 변환과 부호 처리는 processor 가 합니다</w:t>
+      </w:r>
+    </w:p>
+    <w:p>
+      <w:pPr>
+        <w:pStyle w:val="ListParagraph"/>
+        <w:numPr>
+          <w:ilvl w:val="0"/>
+          <w:numId w:val="2"/>
+        </w:numPr>
+        <w:spacing w:after="60"/>
+      </w:pPr>
+      <w:r>
+        <w:rPr>
+          <w:rFonts w:ascii="Arial" w:cs="Arial" w:eastAsia="Malgun Gothic" w:hAnsi="Arial"/>
+          <w:sz w:val="20"/>
+          <w:szCs w:val="20"/>
+        </w:rPr>
+        <w:t xml:space="preserve">날짜도 원본 문자열로 돌려줍니다 (TO_DATE 안 씀). 형식이 잘못된 값이 섞여 있어 ORA-01840 이 났기 때문입니다. 변환은 processor 가 하고, 잘못된 행은 빼면서 건수를 화면 경고로 알립니다</w:t>
+      </w:r>
+    </w:p>
+    <w:p>
+      <w:pPr>
+        <w:pStyle w:val="ListParagraph"/>
+        <w:numPr>
+          <w:ilvl w:val="0"/>
+          <w:numId w:val="2"/>
+        </w:numPr>
+        <w:spacing w:after="60"/>
+      </w:pPr>
+      <w:r>
+        <w:rPr>
+          <w:rFonts w:ascii="Arial" w:cs="Arial" w:eastAsia="Malgun Gothic" w:hAnsi="Arial"/>
+          <w:sz w:val="20"/>
+          <w:szCs w:val="20"/>
+        </w:rPr>
+        <w:t xml:space="preserve">SQL 파일에는 ORDER BY 를 넣지 않아도 됩니다. 정렬은 processor 가 하고, 눈으로 볼 때는 df.sort_values("WRK_DT", ascending=False) 로 봅니다</w:t>
       </w:r>
     </w:p>
     <w:p>

--- a/deliver/01_SQL.docx
+++ b/deliver/01_SQL.docx
@@ -1394,6 +1394,150 @@
           <w:szCs w:val="17"/>
         </w:rPr>
         <w:t xml:space="preserve"># 네 파일을 sql/ 에 넣은 뒤 순서대로 실행. 각 셀 결과(출력 그대로)를 보내 주시면 됩니다</w:t>
+      </w:r>
+    </w:p>
+    <w:p>
+      <w:pPr>
+        <w:shd w:fill="F3F5F8" w:color="auto" w:val="clear"/>
+        <w:spacing w:after="0" w:before="0" w:line="240"/>
+        <w:ind w:left="120" w:right="120"/>
+      </w:pPr>
+      <w:r>
+        <w:rPr>
+          <w:rFonts w:ascii="Consolas" w:cs="Consolas" w:eastAsia="Malgun Gothic" w:hAnsi="Consolas"/>
+          <w:color w:val="6B7280"/>
+          <w:sz w:val="17"/>
+          <w:szCs w:val="17"/>
+        </w:rPr>
+        <w:t xml:space="preserve"># 00) 폴더 맞추기: loader.py 가 있는 TPA Dashboard 폴더로 이동 (dash_board.ipynb 안에서 돌리면 필요 없음)</w:t>
+      </w:r>
+    </w:p>
+    <w:p>
+      <w:pPr>
+        <w:shd w:fill="F3F5F8" w:color="auto" w:val="clear"/>
+        <w:spacing w:after="0" w:before="0" w:line="240"/>
+        <w:ind w:left="120" w:right="120"/>
+      </w:pPr>
+      <w:r>
+        <w:rPr>
+          <w:rFonts w:ascii="Consolas" w:cs="Consolas" w:eastAsia="Malgun Gothic" w:hAnsi="Consolas"/>
+          <w:color w:val="111827"/>
+          <w:sz w:val="17"/>
+          <w:szCs w:val="17"/>
+        </w:rPr>
+        <w:t xml:space="preserve">import os, sys</w:t>
+      </w:r>
+    </w:p>
+    <w:p>
+      <w:pPr>
+        <w:shd w:fill="F3F5F8" w:color="auto" w:val="clear"/>
+        <w:spacing w:after="0" w:before="0" w:line="240"/>
+        <w:ind w:left="120" w:right="120"/>
+      </w:pPr>
+      <w:r>
+        <w:rPr>
+          <w:rFonts w:ascii="Consolas" w:cs="Consolas" w:eastAsia="Malgun Gothic" w:hAnsi="Consolas"/>
+          <w:color w:val="111827"/>
+          <w:sz w:val="17"/>
+          <w:szCs w:val="17"/>
+        </w:rPr>
+        <w:t xml:space="preserve">BASE = r"여기에_TPA_Dashboard_폴더_경로"          # 예: r"C:\Users\...\TPA Dashboard"  또는  "/home/.../TPA Dashboard"</w:t>
+      </w:r>
+    </w:p>
+    <w:p>
+      <w:pPr>
+        <w:shd w:fill="F3F5F8" w:color="auto" w:val="clear"/>
+        <w:spacing w:after="0" w:before="0" w:line="240"/>
+        <w:ind w:left="120" w:right="120"/>
+      </w:pPr>
+      <w:r>
+        <w:rPr>
+          <w:rFonts w:ascii="Consolas" w:cs="Consolas" w:eastAsia="Malgun Gothic" w:hAnsi="Consolas"/>
+          <w:color w:val="111827"/>
+          <w:sz w:val="17"/>
+          <w:szCs w:val="17"/>
+        </w:rPr>
+        <w:t xml:space="preserve">if os.path.isdir(BASE):</w:t>
+      </w:r>
+    </w:p>
+    <w:p>
+      <w:pPr>
+        <w:shd w:fill="F3F5F8" w:color="auto" w:val="clear"/>
+        <w:spacing w:after="0" w:before="0" w:line="240"/>
+        <w:ind w:left="120" w:right="120"/>
+      </w:pPr>
+      <w:r>
+        <w:rPr>
+          <w:rFonts w:ascii="Consolas" w:cs="Consolas" w:eastAsia="Malgun Gothic" w:hAnsi="Consolas"/>
+          <w:color w:val="111827"/>
+          <w:sz w:val="17"/>
+          <w:szCs w:val="17"/>
+        </w:rPr>
+        <w:t xml:space="preserve">    os.chdir(BASE)</w:t>
+      </w:r>
+    </w:p>
+    <w:p>
+      <w:pPr>
+        <w:shd w:fill="F3F5F8" w:color="auto" w:val="clear"/>
+        <w:spacing w:after="0" w:before="0" w:line="240"/>
+        <w:ind w:left="120" w:right="120"/>
+      </w:pPr>
+      <w:r>
+        <w:rPr>
+          <w:rFonts w:ascii="Consolas" w:cs="Consolas" w:eastAsia="Malgun Gothic" w:hAnsi="Consolas"/>
+          <w:color w:val="111827"/>
+          <w:sz w:val="17"/>
+          <w:szCs w:val="17"/>
+        </w:rPr>
+        <w:t xml:space="preserve">sys.path.insert(0, os.getcwd())</w:t>
+      </w:r>
+    </w:p>
+    <w:p>
+      <w:pPr>
+        <w:shd w:fill="F3F5F8" w:color="auto" w:val="clear"/>
+        <w:spacing w:after="0" w:before="0" w:line="240"/>
+        <w:ind w:left="120" w:right="120"/>
+      </w:pPr>
+      <w:r>
+        <w:rPr>
+          <w:rFonts w:ascii="Consolas" w:cs="Consolas" w:eastAsia="Malgun Gothic" w:hAnsi="Consolas"/>
+          <w:color w:val="111827"/>
+          <w:sz w:val="17"/>
+          <w:szCs w:val="17"/>
+        </w:rPr>
+        <w:t xml:space="preserve">print("현재 폴더:", os.getcwd())</w:t>
+      </w:r>
+    </w:p>
+    <w:p>
+      <w:pPr>
+        <w:shd w:fill="F3F5F8" w:color="auto" w:val="clear"/>
+        <w:spacing w:after="0" w:before="0" w:line="240"/>
+        <w:ind w:left="120" w:right="120"/>
+      </w:pPr>
+      <w:r>
+        <w:rPr>
+          <w:rFonts w:ascii="Consolas" w:cs="Consolas" w:eastAsia="Malgun Gothic" w:hAnsi="Consolas"/>
+          <w:color w:val="111827"/>
+          <w:sz w:val="17"/>
+          <w:szCs w:val="17"/>
+        </w:rPr>
+        <w:t xml:space="preserve">print("loader.py:", os.path.exists("loader.py"), "| sql 폴더:", os.path.isdir("sql"), "| data/ALT_Target.xlsx:", os.path.exists("data/ALT_Target.xlsx"))</w:t>
+      </w:r>
+    </w:p>
+    <w:p>
+      <w:pPr>
+        <w:shd w:fill="F3F5F8" w:color="auto" w:val="clear"/>
+        <w:spacing w:after="0" w:before="0" w:line="240"/>
+        <w:ind w:left="120" w:right="120"/>
+      </w:pPr>
+      <w:r>
+        <w:rPr>
+          <w:rFonts w:ascii="Consolas" w:cs="Consolas" w:eastAsia="Malgun Gothic" w:hAnsi="Consolas"/>
+          <w:color w:val="111827"/>
+          <w:sz w:val="17"/>
+          <w:szCs w:val="17"/>
+        </w:rPr>
+        <w:t xml:space="preserve"> </w:t>
       </w:r>
     </w:p>
     <w:p>
@@ -2487,6 +2631,24 @@
           <w:szCs w:val="20"/>
         </w:rPr>
         <w:t xml:space="preserve">오류가 나면 0) 셀 출력을 그대로 보내 주세요. 오류 위치 앞뒤 글자가 찍혀서 원인 줄을 바로 짚을 수 있습니다</w:t>
+      </w:r>
+    </w:p>
+    <w:p>
+      <w:pPr>
+        <w:pStyle w:val="ListParagraph"/>
+        <w:numPr>
+          <w:ilvl w:val="0"/>
+          <w:numId w:val="2"/>
+        </w:numPr>
+        <w:spacing w:after="60"/>
+      </w:pPr>
+      <w:r>
+        <w:rPr>
+          <w:rFonts w:ascii="Arial" w:cs="Arial" w:eastAsia="Malgun Gothic" w:hAnsi="Arial"/>
+          <w:sz w:val="20"/>
+          <w:szCs w:val="20"/>
+        </w:rPr>
+        <w:t xml:space="preserve">No module named 'loader' 가 나면 00) 의 BASE 를 loader.py 가 있는 폴더로 바꾸세요. 세 개가 모두 True 로 찍혀야 합니다</w:t>
       </w:r>
     </w:p>
     <w:sectPr>

--- a/deliver/01_SQL.docx
+++ b/deliver/01_SQL.docx
@@ -162,7 +162,7 @@
           <w:sz w:val="17"/>
           <w:szCs w:val="17"/>
         </w:rPr>
-        <w:t xml:space="preserve">   자산군: ATVT_PGM_FUND_CD 앞 3자리 XPV 사모벤처, XRE 부동산, XIF 인프라</w:t>
+        <w:t xml:space="preserve">   자산군: ATVT_PGM_FUND_CD 앞 3자리 XPV 사모벤처, XRE 부동산, XIF 인프라 (대소문자·앞뒤 공백 무시)</w:t>
       </w:r>
     </w:p>
     <w:p>
@@ -242,71 +242,71 @@
           <w:sz w:val="17"/>
           <w:szCs w:val="17"/>
         </w:rPr>
-        <w:t xml:space="preserve">     , DECODE(SUBSTR(m.ATVT_PGM_FUND_CD, 1, 3), 'XPV', '사모벤처'</w:t>
-      </w:r>
-    </w:p>
-    <w:p>
-      <w:pPr>
-        <w:shd w:fill="F3F5F8" w:color="auto" w:val="clear"/>
-        <w:spacing w:after="0" w:before="0" w:line="240"/>
-        <w:ind w:left="120" w:right="120"/>
-      </w:pPr>
-      <w:r>
-        <w:rPr>
-          <w:rFonts w:ascii="Consolas" w:cs="Consolas" w:eastAsia="Malgun Gothic" w:hAnsi="Consolas"/>
-          <w:color w:val="111827"/>
-          <w:sz w:val="17"/>
-          <w:szCs w:val="17"/>
-        </w:rPr>
-        <w:t xml:space="preserve">                                             , 'XRE', '부동산'</w:t>
-      </w:r>
-    </w:p>
-    <w:p>
-      <w:pPr>
-        <w:shd w:fill="F3F5F8" w:color="auto" w:val="clear"/>
-        <w:spacing w:after="0" w:before="0" w:line="240"/>
-        <w:ind w:left="120" w:right="120"/>
-      </w:pPr>
-      <w:r>
-        <w:rPr>
-          <w:rFonts w:ascii="Consolas" w:cs="Consolas" w:eastAsia="Malgun Gothic" w:hAnsi="Consolas"/>
-          <w:color w:val="111827"/>
-          <w:sz w:val="17"/>
-          <w:szCs w:val="17"/>
-        </w:rPr>
-        <w:t xml:space="preserve">                                             , 'XIF', '인프라'</w:t>
-      </w:r>
-    </w:p>
-    <w:p>
-      <w:pPr>
-        <w:shd w:fill="F3F5F8" w:color="auto" w:val="clear"/>
-        <w:spacing w:after="0" w:before="0" w:line="240"/>
-        <w:ind w:left="120" w:right="120"/>
-      </w:pPr>
-      <w:r>
-        <w:rPr>
-          <w:rFonts w:ascii="Consolas" w:cs="Consolas" w:eastAsia="Malgun Gothic" w:hAnsi="Consolas"/>
-          <w:color w:val="111827"/>
-          <w:sz w:val="17"/>
-          <w:szCs w:val="17"/>
-        </w:rPr>
-        <w:t xml:space="preserve">                                             , '미분류')          AS asset_cls</w:t>
-      </w:r>
-    </w:p>
-    <w:p>
-      <w:pPr>
-        <w:shd w:fill="F3F5F8" w:color="auto" w:val="clear"/>
-        <w:spacing w:after="0" w:before="0" w:line="240"/>
-        <w:ind w:left="120" w:right="120"/>
-      </w:pPr>
-      <w:r>
-        <w:rPr>
-          <w:rFonts w:ascii="Consolas" w:cs="Consolas" w:eastAsia="Malgun Gothic" w:hAnsi="Consolas"/>
-          <w:color w:val="111827"/>
-          <w:sz w:val="17"/>
-          <w:szCs w:val="17"/>
-        </w:rPr>
-        <w:t xml:space="preserve">     , m.ATVT_PGM_FUND_CD                                        AS pgm_cd</w:t>
+        <w:t xml:space="preserve">     , DECODE(UPPER(SUBSTR(TRIM(m.ATVT_PGM_FUND_CD), 1, 3)), 'XPV', '사모벤처'</w:t>
+      </w:r>
+    </w:p>
+    <w:p>
+      <w:pPr>
+        <w:shd w:fill="F3F5F8" w:color="auto" w:val="clear"/>
+        <w:spacing w:after="0" w:before="0" w:line="240"/>
+        <w:ind w:left="120" w:right="120"/>
+      </w:pPr>
+      <w:r>
+        <w:rPr>
+          <w:rFonts w:ascii="Consolas" w:cs="Consolas" w:eastAsia="Malgun Gothic" w:hAnsi="Consolas"/>
+          <w:color w:val="111827"/>
+          <w:sz w:val="17"/>
+          <w:szCs w:val="17"/>
+        </w:rPr>
+        <w:t xml:space="preserve">                                                         , 'XRE', '부동산'</w:t>
+      </w:r>
+    </w:p>
+    <w:p>
+      <w:pPr>
+        <w:shd w:fill="F3F5F8" w:color="auto" w:val="clear"/>
+        <w:spacing w:after="0" w:before="0" w:line="240"/>
+        <w:ind w:left="120" w:right="120"/>
+      </w:pPr>
+      <w:r>
+        <w:rPr>
+          <w:rFonts w:ascii="Consolas" w:cs="Consolas" w:eastAsia="Malgun Gothic" w:hAnsi="Consolas"/>
+          <w:color w:val="111827"/>
+          <w:sz w:val="17"/>
+          <w:szCs w:val="17"/>
+        </w:rPr>
+        <w:t xml:space="preserve">                                                         , 'XIF', '인프라'</w:t>
+      </w:r>
+    </w:p>
+    <w:p>
+      <w:pPr>
+        <w:shd w:fill="F3F5F8" w:color="auto" w:val="clear"/>
+        <w:spacing w:after="0" w:before="0" w:line="240"/>
+        <w:ind w:left="120" w:right="120"/>
+      </w:pPr>
+      <w:r>
+        <w:rPr>
+          <w:rFonts w:ascii="Consolas" w:cs="Consolas" w:eastAsia="Malgun Gothic" w:hAnsi="Consolas"/>
+          <w:color w:val="111827"/>
+          <w:sz w:val="17"/>
+          <w:szCs w:val="17"/>
+        </w:rPr>
+        <w:t xml:space="preserve">                                                         , '미분류')  AS asset_cls</w:t>
+      </w:r>
+    </w:p>
+    <w:p>
+      <w:pPr>
+        <w:shd w:fill="F3F5F8" w:color="auto" w:val="clear"/>
+        <w:spacing w:after="0" w:before="0" w:line="240"/>
+        <w:ind w:left="120" w:right="120"/>
+      </w:pPr>
+      <w:r>
+        <w:rPr>
+          <w:rFonts w:ascii="Consolas" w:cs="Consolas" w:eastAsia="Malgun Gothic" w:hAnsi="Consolas"/>
+          <w:color w:val="111827"/>
+          <w:sz w:val="17"/>
+          <w:szCs w:val="17"/>
+        </w:rPr>
+        <w:t xml:space="preserve">     , UPPER(TRIM(m.ATVT_PGM_FUND_CD))                           AS pgm_cd</w:t>
       </w:r>
     </w:p>
     <w:p>
@@ -1906,6 +1906,38 @@
           <w:szCs w:val="17"/>
         </w:rPr>
         <w:t xml:space="preserve">print(pd.read_sql("SELECT FUND_CD, ATVT_PGM_FUND_CD FROM MAAMC0101DTM_CW01 WHERE ROWNUM &lt;= 3", conn))</w:t>
+      </w:r>
+    </w:p>
+    <w:p>
+      <w:pPr>
+        <w:shd w:fill="F3F5F8" w:color="auto" w:val="clear"/>
+        <w:spacing w:after="0" w:before="0" w:line="240"/>
+        <w:ind w:left="120" w:right="120"/>
+      </w:pPr>
+      <w:r>
+        <w:rPr>
+          <w:rFonts w:ascii="Consolas" w:cs="Consolas" w:eastAsia="Malgun Gothic" w:hAnsi="Consolas"/>
+          <w:color w:val="6B7280"/>
+          <w:sz w:val="17"/>
+          <w:szCs w:val="17"/>
+        </w:rPr>
+        <w:t xml:space="preserve"># 프로그램 코드 앞 3자리 분포: XPV(사모벤처)·XRE(부동산)·XIF(인프라) 외의 값이 있으면 알려 주세요</w:t>
+      </w:r>
+    </w:p>
+    <w:p>
+      <w:pPr>
+        <w:shd w:fill="F3F5F8" w:color="auto" w:val="clear"/>
+        <w:spacing w:after="0" w:before="0" w:line="240"/>
+        <w:ind w:left="120" w:right="120"/>
+      </w:pPr>
+      <w:r>
+        <w:rPr>
+          <w:rFonts w:ascii="Consolas" w:cs="Consolas" w:eastAsia="Malgun Gothic" w:hAnsi="Consolas"/>
+          <w:color w:val="111827"/>
+          <w:sz w:val="17"/>
+          <w:szCs w:val="17"/>
+        </w:rPr>
+        <w:t xml:space="preserve">print(pd.read_sql("SELECT UPPER(SUBSTR(TRIM(ATVT_PGM_FUND_CD), 1, 3)) AS prefix, COUNT(*) AS cnt FROM MAAMC0101DTM_CW01 GROUP BY UPPER(SUBSTR(TRIM(ATVT_PGM_FUND_CD), 1, 3)) ORDER BY 2 DESC", conn))</w:t>
       </w:r>
     </w:p>
     <w:p>

--- a/deliver/01_SQL.docx
+++ b/deliver/01_SQL.docx
@@ -24,7 +24,7 @@
           <w:sz w:val="18"/>
           <w:szCs w:val="18"/>
         </w:rPr>
-        <w:t xml:space="preserve">대체투자 약정·집행·분배·순증 현황 탭의 원재료 쿼리 4개와 노트북 확인 코드입니다. 2026-09-28 수정본 (금액·날짜 원본 그대로).</w:t>
+        <w:t xml:space="preserve">대체투자 약정·집행·분배·순증 현황 탭의 원재료 쿼리 4개와 노트북 확인 코드입니다. 2026-09-28 수정본 (TO_DATE 없음, 금액 1 단위 기준).</w:t>
       </w:r>
     </w:p>
     <w:p>
@@ -447,7 +447,7 @@
           <w:sz w:val="20"/>
           <w:szCs w:val="20"/>
         </w:rPr>
-        <w:t xml:space="preserve">약정 내역. FEIAI0488NTA. AGRT_AMT 원본 그대로(CURR_CD 통화, 단위 1). 억원 변환과 외화의 원화 환산(약정일 환율)은 processor 가 함</w:t>
+        <w:t xml:space="preserve">약정 내역. FEIAI0488NTA. AGRT_AMT·AGRT_DT 원본 그대로(CURR_CD 통화, 단위 1). 외화의 원화 환산(약정일 환율)은 processor 가 1 단위로 함</w:t>
       </w:r>
     </w:p>
     <w:p>
@@ -719,7 +719,7 @@
           <w:sz w:val="20"/>
           <w:szCs w:val="20"/>
         </w:rPr>
-        <w:t xml:space="preserve">집행·분배·NAV 분기 스냅샷. FEIAI0432NTA 최신 제공일 한 벌, GCM 보고 기준, 통화 유형(CD/CP)별 long. 금액 원본 그대로(단위 1, 집행 음수). 단위·부호·분기 증분은 processor 가 함</w:t>
+        <w:t xml:space="preserve">집행·분배·NAV 분기 스냅샷. FEIAI0432NTA 최신 제공일 한 벌, GCM 보고 기준, 통화 유형(CD/CP)별 long. 금액·날짜 원본 그대로(단위 1, 집행 음수). 부호·분기 증분은 processor 가 함</w:t>
       </w:r>
     </w:p>
     <w:p>
@@ -2590,7 +2590,7 @@
           <w:sz w:val="20"/>
           <w:szCs w:val="20"/>
         </w:rPr>
-        <w:t xml:space="preserve">SQL 은 금액을 나누지 않고 원본 그대로 돌려줍니다 (원, 달러 …, 집행은 음수 부호 그대로). 억원·백만 변환과 부호 처리는 processor 가 합니다</w:t>
+        <w:t xml:space="preserve">금액은 1 단위 기준입니다. SQL 은 원본(원, 달러 …)을 나누지 않고 돌려주고, processor 도 그대로 계산합니다. 화면에서만 억원·백만으로 보여 줍니다 (tabs 의 DISPLAY_DIV). 집행 음수 부호는 processor 가 뒤집습니다</w:t>
       </w:r>
     </w:p>
     <w:p>

--- a/deliver/01_SQL.docx
+++ b/deliver/01_SQL.docx
@@ -1613,10 +1613,202 @@
       <w:r>
         <w:rPr>
           <w:rFonts w:ascii="Consolas" w:cs="Consolas" w:eastAsia="Malgun Gothic" w:hAnsi="Consolas"/>
+          <w:color w:val="111827"/>
+          <w:sz w:val="17"/>
+          <w:szCs w:val="17"/>
+        </w:rPr>
+        <w:t xml:space="preserve"> </w:t>
+      </w:r>
+    </w:p>
+    <w:p>
+      <w:pPr>
+        <w:shd w:fill="F3F5F8" w:color="auto" w:val="clear"/>
+        <w:spacing w:after="0" w:before="0" w:line="240"/>
+        <w:ind w:left="120" w:right="120"/>
+      </w:pPr>
+      <w:r>
+        <w:rPr>
+          <w:rFonts w:ascii="Consolas" w:cs="Consolas" w:eastAsia="Malgun Gothic" w:hAnsi="Consolas"/>
           <w:color w:val="6B7280"/>
           <w:sz w:val="17"/>
           <w:szCs w:val="17"/>
         </w:rPr>
+        <w:t xml:space="preserve"># 금액은 1 단위라 숫자가 커서 지수 표기(1.07e+12)가 된다 → 100만 이상은 천 단위 쉼표 정수, 그보다 작은 수(환율 등)는 소수 넷째 자리</w:t>
+      </w:r>
+    </w:p>
+    <w:p>
+      <w:pPr>
+        <w:shd w:fill="F3F5F8" w:color="auto" w:val="clear"/>
+        <w:spacing w:after="0" w:before="0" w:line="240"/>
+        <w:ind w:left="120" w:right="120"/>
+      </w:pPr>
+      <w:r>
+        <w:rPr>
+          <w:rFonts w:ascii="Consolas" w:cs="Consolas" w:eastAsia="Malgun Gothic" w:hAnsi="Consolas"/>
+          <w:color w:val="111827"/>
+          <w:sz w:val="17"/>
+          <w:szCs w:val="17"/>
+        </w:rPr>
+        <w:t xml:space="preserve">pd.set_option("display.float_format", lambda x: "{:,.0f}".format(x) if abs(x) &gt;= 1e6 else "{:,.4f}".format(x))</w:t>
+      </w:r>
+    </w:p>
+    <w:p>
+      <w:pPr>
+        <w:shd w:fill="F3F5F8" w:color="auto" w:val="clear"/>
+        <w:spacing w:after="0" w:before="0" w:line="240"/>
+        <w:ind w:left="120" w:right="120"/>
+      </w:pPr>
+      <w:r>
+        <w:rPr>
+          <w:rFonts w:ascii="Consolas" w:cs="Consolas" w:eastAsia="Malgun Gothic" w:hAnsi="Consolas"/>
+          <w:color w:val="111827"/>
+          <w:sz w:val="17"/>
+          <w:szCs w:val="17"/>
+        </w:rPr>
+        <w:t xml:space="preserve"> </w:t>
+      </w:r>
+    </w:p>
+    <w:p>
+      <w:pPr>
+        <w:shd w:fill="F3F5F8" w:color="auto" w:val="clear"/>
+        <w:spacing w:after="0" w:before="0" w:line="240"/>
+        <w:ind w:left="120" w:right="120"/>
+      </w:pPr>
+      <w:r>
+        <w:rPr>
+          <w:rFonts w:ascii="Consolas" w:cs="Consolas" w:eastAsia="Malgun Gothic" w:hAnsi="Consolas"/>
+          <w:color w:val="111827"/>
+          <w:sz w:val="17"/>
+          <w:szCs w:val="17"/>
+        </w:rPr>
+        <w:t xml:space="preserve"> </w:t>
+      </w:r>
+    </w:p>
+    <w:p>
+      <w:pPr>
+        <w:shd w:fill="F3F5F8" w:color="auto" w:val="clear"/>
+        <w:spacing w:after="0" w:before="0" w:line="240"/>
+        <w:ind w:left="120" w:right="120"/>
+      </w:pPr>
+      <w:r>
+        <w:rPr>
+          <w:rFonts w:ascii="Consolas" w:cs="Consolas" w:eastAsia="Malgun Gothic" w:hAnsi="Consolas"/>
+          <w:color w:val="111827"/>
+          <w:sz w:val="17"/>
+          <w:szCs w:val="17"/>
+        </w:rPr>
+        <w:t xml:space="preserve">def to_dt(s):</w:t>
+      </w:r>
+    </w:p>
+    <w:p>
+      <w:pPr>
+        <w:shd w:fill="F3F5F8" w:color="auto" w:val="clear"/>
+        <w:spacing w:after="0" w:before="0" w:line="240"/>
+        <w:ind w:left="120" w:right="120"/>
+      </w:pPr>
+      <w:r>
+        <w:rPr>
+          <w:rFonts w:ascii="Consolas" w:cs="Consolas" w:eastAsia="Malgun Gothic" w:hAnsi="Consolas"/>
+          <w:color w:val="111827"/>
+          <w:sz w:val="17"/>
+          <w:szCs w:val="17"/>
+        </w:rPr>
+        <w:t xml:space="preserve">    """원본 날짜 문자열(YYYYMMDD, YYYY-MM-DD) → 날짜. 빈 값·잘못된 값은 NaT (빈 값이 섞이면 min/max 가 안 돼서)"""</w:t>
+      </w:r>
+    </w:p>
+    <w:p>
+      <w:pPr>
+        <w:shd w:fill="F3F5F8" w:color="auto" w:val="clear"/>
+        <w:spacing w:after="0" w:before="0" w:line="240"/>
+        <w:ind w:left="120" w:right="120"/>
+      </w:pPr>
+      <w:r>
+        <w:rPr>
+          <w:rFonts w:ascii="Consolas" w:cs="Consolas" w:eastAsia="Malgun Gothic" w:hAnsi="Consolas"/>
+          <w:color w:val="111827"/>
+          <w:sz w:val="17"/>
+          <w:szCs w:val="17"/>
+        </w:rPr>
+        <w:t xml:space="preserve">    if pd.api.types.is_datetime64_any_dtype(s):</w:t>
+      </w:r>
+    </w:p>
+    <w:p>
+      <w:pPr>
+        <w:shd w:fill="F3F5F8" w:color="auto" w:val="clear"/>
+        <w:spacing w:after="0" w:before="0" w:line="240"/>
+        <w:ind w:left="120" w:right="120"/>
+      </w:pPr>
+      <w:r>
+        <w:rPr>
+          <w:rFonts w:ascii="Consolas" w:cs="Consolas" w:eastAsia="Malgun Gothic" w:hAnsi="Consolas"/>
+          <w:color w:val="111827"/>
+          <w:sz w:val="17"/>
+          <w:szCs w:val="17"/>
+        </w:rPr>
+        <w:t xml:space="preserve">        return s</w:t>
+      </w:r>
+    </w:p>
+    <w:p>
+      <w:pPr>
+        <w:shd w:fill="F3F5F8" w:color="auto" w:val="clear"/>
+        <w:spacing w:after="0" w:before="0" w:line="240"/>
+        <w:ind w:left="120" w:right="120"/>
+      </w:pPr>
+      <w:r>
+        <w:rPr>
+          <w:rFonts w:ascii="Consolas" w:cs="Consolas" w:eastAsia="Malgun Gothic" w:hAnsi="Consolas"/>
+          <w:color w:val="111827"/>
+          <w:sz w:val="17"/>
+          <w:szCs w:val="17"/>
+        </w:rPr>
+        <w:t xml:space="preserve">    return pd.to_datetime(s.astype(str).str.replace(r"\D", "", regex=True).str[:8], format="%Y%m%d", errors="coerce")</w:t>
+      </w:r>
+    </w:p>
+    <w:p>
+      <w:pPr>
+        <w:shd w:fill="F3F5F8" w:color="auto" w:val="clear"/>
+        <w:spacing w:after="0" w:before="0" w:line="240"/>
+        <w:ind w:left="120" w:right="120"/>
+      </w:pPr>
+      <w:r>
+        <w:rPr>
+          <w:rFonts w:ascii="Consolas" w:cs="Consolas" w:eastAsia="Malgun Gothic" w:hAnsi="Consolas"/>
+          <w:color w:val="111827"/>
+          <w:sz w:val="17"/>
+          <w:szCs w:val="17"/>
+        </w:rPr>
+        <w:t xml:space="preserve"> </w:t>
+      </w:r>
+    </w:p>
+    <w:p>
+      <w:pPr>
+        <w:shd w:fill="F3F5F8" w:color="auto" w:val="clear"/>
+        <w:spacing w:after="0" w:before="0" w:line="240"/>
+        <w:ind w:left="120" w:right="120"/>
+      </w:pPr>
+      <w:r>
+        <w:rPr>
+          <w:rFonts w:ascii="Consolas" w:cs="Consolas" w:eastAsia="Malgun Gothic" w:hAnsi="Consolas"/>
+          <w:color w:val="111827"/>
+          <w:sz w:val="17"/>
+          <w:szCs w:val="17"/>
+        </w:rPr>
+        <w:t xml:space="preserve"> </w:t>
+      </w:r>
+    </w:p>
+    <w:p>
+      <w:pPr>
+        <w:shd w:fill="F3F5F8" w:color="auto" w:val="clear"/>
+        <w:spacing w:after="0" w:before="0" w:line="240"/>
+        <w:ind w:left="120" w:right="120"/>
+      </w:pPr>
+      <w:r>
+        <w:rPr>
+          <w:rFonts w:ascii="Consolas" w:cs="Consolas" w:eastAsia="Malgun Gothic" w:hAnsi="Consolas"/>
+          <w:color w:val="6B7280"/>
+          <w:sz w:val="17"/>
+          <w:szCs w:val="17"/>
+        </w:rPr>
         <w:t xml:space="preserve"># 0) 오류가 나면: 오류 코드와 위치를 찍는다 (파일 이름만 바꿔서 실행)</w:t>
       </w:r>
     </w:p>
@@ -2225,7 +2417,23 @@
           <w:sz w:val="17"/>
           <w:szCs w:val="17"/>
         </w:rPr>
-        <w:t xml:space="preserve">print(len(raw_commit), "건", raw_commit["WRK_DT"].min(), "~", raw_commit["WRK_DT"].max())</w:t>
+        <w:t xml:space="preserve">d = to_dt(raw_commit["WRK_DT"])</w:t>
+      </w:r>
+    </w:p>
+    <w:p>
+      <w:pPr>
+        <w:shd w:fill="F3F5F8" w:color="auto" w:val="clear"/>
+        <w:spacing w:after="0" w:before="0" w:line="240"/>
+        <w:ind w:left="120" w:right="120"/>
+      </w:pPr>
+      <w:r>
+        <w:rPr>
+          <w:rFonts w:ascii="Consolas" w:cs="Consolas" w:eastAsia="Malgun Gothic" w:hAnsi="Consolas"/>
+          <w:color w:val="111827"/>
+          <w:sz w:val="17"/>
+          <w:szCs w:val="17"/>
+        </w:rPr>
+        <w:t xml:space="preserve">print(len(raw_commit), "건 |", d.min(), "~", d.max(), "| 날짜가 비었거나 잘못된 행:", int(d.isna().sum()))</w:t>
       </w:r>
     </w:p>
     <w:p>
@@ -2321,7 +2529,23 @@
           <w:sz w:val="17"/>
           <w:szCs w:val="17"/>
         </w:rPr>
-        <w:t xml:space="preserve">print(len(raw_pcap), "행 | 제공일", raw_pcap["PROV_DT"].max(), "| 기준일", raw_pcap["WRK_DT"].min(), "~", raw_pcap["WRK_DT"].max())</w:t>
+        <w:t xml:space="preserve">d = to_dt(raw_pcap["WRK_DT"])</w:t>
+      </w:r>
+    </w:p>
+    <w:p>
+      <w:pPr>
+        <w:shd w:fill="F3F5F8" w:color="auto" w:val="clear"/>
+        <w:spacing w:after="0" w:before="0" w:line="240"/>
+        <w:ind w:left="120" w:right="120"/>
+      </w:pPr>
+      <w:r>
+        <w:rPr>
+          <w:rFonts w:ascii="Consolas" w:cs="Consolas" w:eastAsia="Malgun Gothic" w:hAnsi="Consolas"/>
+          <w:color w:val="111827"/>
+          <w:sz w:val="17"/>
+          <w:szCs w:val="17"/>
+        </w:rPr>
+        <w:t xml:space="preserve">print(len(raw_pcap), "행 | 제공일", to_dt(raw_pcap["PROV_DT"]).max(), "| 기준일", d.min(), "~", d.max(), "| 날짜가 비었거나 잘못된 행:", int(d.isna().sum()))</w:t>
       </w:r>
     </w:p>
     <w:p>
@@ -2369,7 +2593,7 @@
           <w:sz w:val="17"/>
           <w:szCs w:val="17"/>
         </w:rPr>
-        <w:t xml:space="preserve">print(raw_pcap.sort_values(["FUND_CD", "WRK_DT"]).head(8))</w:t>
+        <w:t xml:space="preserve">print(raw_pcap.assign(기준일=d).sort_values(["FUND_CD", "기준일"]).head(8))</w:t>
       </w:r>
     </w:p>
     <w:p>
@@ -2433,7 +2657,23 @@
           <w:sz w:val="17"/>
           <w:szCs w:val="17"/>
         </w:rPr>
-        <w:t xml:space="preserve">print(len(raw_fx), "행", raw_fx["WRK_DT"].min(), "~", raw_fx["WRK_DT"].max())</w:t>
+        <w:t xml:space="preserve">d = to_dt(raw_fx["WRK_DT"])</w:t>
+      </w:r>
+    </w:p>
+    <w:p>
+      <w:pPr>
+        <w:shd w:fill="F3F5F8" w:color="auto" w:val="clear"/>
+        <w:spacing w:after="0" w:before="0" w:line="240"/>
+        <w:ind w:left="120" w:right="120"/>
+      </w:pPr>
+      <w:r>
+        <w:rPr>
+          <w:rFonts w:ascii="Consolas" w:cs="Consolas" w:eastAsia="Malgun Gothic" w:hAnsi="Consolas"/>
+          <w:color w:val="111827"/>
+          <w:sz w:val="17"/>
+          <w:szCs w:val="17"/>
+        </w:rPr>
+        <w:t xml:space="preserve">print(len(raw_fx), "행 |", d.min(), "~", d.max(), "| 날짜가 비었거나 잘못된 행:", int(d.isna().sum()))</w:t>
       </w:r>
     </w:p>
     <w:p>
@@ -2452,7 +2692,7 @@
           <w:sz w:val="17"/>
           <w:szCs w:val="17"/>
         </w:rPr>
-        <w:t xml:space="preserve">print(raw_fx.sort_values("WRK_DT").groupby("CURR_ID").tail(1))</w:t>
+        <w:t xml:space="preserve">print(raw_fx.assign(일자=d).dropna(subset=["일자"]).sort_values("일자").groupby("CURR_ID").tail(1))</w:t>
       </w:r>
     </w:p>
     <w:p>
@@ -2645,6 +2885,24 @@
           <w:szCs w:val="20"/>
         </w:rPr>
         <w:t xml:space="preserve">ALT_FX.sql 은 KRW 와 약정 테이블에 있는 통화만, 2018-01-01 이후 일별로 가져옵니다</w:t>
+      </w:r>
+    </w:p>
+    <w:p>
+      <w:pPr>
+        <w:pStyle w:val="ListParagraph"/>
+        <w:numPr>
+          <w:ilvl w:val="0"/>
+          <w:numId w:val="2"/>
+        </w:numPr>
+        <w:spacing w:after="60"/>
+      </w:pPr>
+      <w:r>
+        <w:rPr>
+          <w:rFonts w:ascii="Arial" w:cs="Arial" w:eastAsia="Malgun Gothic" w:hAnsi="Arial"/>
+          <w:sz w:val="20"/>
+          <w:szCs w:val="20"/>
+        </w:rPr>
+        <w:t xml:space="preserve">날짜 열은 원본 문자열이라 빈 값이 섞이면 .min() .max() 가 TypeError 를 냅니다. 날짜를 볼 때는 to_dt(열) 로 바꿔서 봅니다</w:t>
       </w:r>
     </w:p>
     <w:p>
